--- a/reports/r0024.docx
+++ b/reports/r0024.docx
@@ -45,7 +45,7 @@
           <w:color w:val="000000"/>
           <w:sz w:val="21"/>
         </w:rPr>
-        <w:t>■ 赤峰经济总量列内蒙古自治区第四位，人均GDP约6.16万元、人均经济实力在省内相对靠后，经济增速维持在4.90%左右、总体平稳；固定资产投资最新增速7.00%，经济运行总体平稳。【待补充：赤峰市的行政与战略定位、支柱产业及龙头企业（数据库未覆盖，需人工补充）】</w:t>
+        <w:t>■ 赤峰作为内蒙古自治区下辖地级市，经济总量列内蒙古自治区第四位，人均GDP约6.16万元、人均经济实力在省内相对靠后，经济增速维持在4.90%左右、总体平稳；固定资产投资最新增速7.00%，经济运行总体平稳。</w:t>
       </w:r>
     </w:p>
     <w:p>
@@ -75,7 +75,7 @@
           <w:color w:val="000000"/>
           <w:sz w:val="21"/>
         </w:rPr>
-        <w:t>产业结构方面，2025年赤峰市三次产业结构为21.1:25.5:53.4。【待补充：支柱产业、主要龙头企业、对外贸易等定性描述（数据库未覆盖）】</w:t>
+        <w:t>产业结构方面，2025年赤峰市三次产业结构为21.1:25.5:53.4，第三产业占主导、服务业是经济主体，农业基础较好。</w:t>
       </w:r>
     </w:p>
     <w:p>

--- a/reports/r0024.docx
+++ b/reports/r0024.docx
@@ -15,7 +15,7 @@
           <w:color w:val="000000"/>
           <w:sz w:val="28"/>
         </w:rPr>
-        <w:t>赤峰市信用评级报告(区域部分)</w:t>
+        <w:t>郑州市信用评级报告(区域部分)</w:t>
       </w:r>
     </w:p>
     <w:p>
@@ -45,7 +45,7 @@
           <w:color w:val="000000"/>
           <w:sz w:val="21"/>
         </w:rPr>
-        <w:t>■ 赤峰作为内蒙古自治区下辖地级市，经济总量列内蒙古自治区第四位，人均GDP约6.16万元、人均经济实力在省内相对靠后，经济增速维持在4.90%左右、总体平稳；固定资产投资最新增速7.00%，经济运行总体平稳。</w:t>
+        <w:t>■ 郑州作为河南省省会，经济总量在河南省稳居第一，人均GDP约11.63万元、人均经济实力居全省前列，省内一城独大、工业基础扎实，但人均GDP与税收占比在中部主要省会中偏低、经济增速逐年回落。</w:t>
       </w:r>
     </w:p>
     <w:p>
@@ -60,7 +60,7 @@
           <w:color w:val="000000"/>
           <w:sz w:val="21"/>
         </w:rPr>
-        <w:t>赤峰市2023、2024、2025年地区生产总值分别为2,221.22亿元、2,328.30亿元、2,407.10亿元，同比增长4.90%、4.50%、4.90%。截至2025年末，全市常住人口388.70万人，人均GDP约6.16万元。</w:t>
+        <w:t>郑州市为河南省省会、国家中心城市、中原城市群核心城市、“一带一路”重要节点城市，定位为国际综合交通枢纽和国际物流中心。2023、2024、2025年，郑州市地区生产总值分别为13,926.81亿元、14,569.60亿元、15,244.60亿元，同比增长7.50%、5.70%、5.40%，由7.50%回落至5.40%、有所放缓。截至2025年末，全市常住人口1313.80万人，人均GDP约11.63万元。</w:t>
       </w:r>
     </w:p>
     <w:p>
@@ -75,7 +75,7 @@
           <w:color w:val="000000"/>
           <w:sz w:val="21"/>
         </w:rPr>
-        <w:t>产业结构方面，2025年赤峰市三次产业结构为21.1:25.5:53.4，第三产业占主导、服务业是经济主体，农业基础较好。</w:t>
+        <w:t>产业结构方面，2025年郑州市三次产业结构为1.2:36.6:62.2，第二产业以电子信息（富士康郑州、超聚变）、汽车（宇通客车、上汽郑州）、装备制造、铝加工、食品工业为支柱；第三产业以商贸物流、金融、航空港经济为依托，郑州航空港与中欧班列（郑州）是全国跨境物流枢纽，对外贸易大幅领先一般二线城市。</w:t>
       </w:r>
     </w:p>
     <w:p>
@@ -90,7 +90,7 @@
           <w:color w:val="000000"/>
           <w:sz w:val="21"/>
         </w:rPr>
-        <w:t>2023、2024、2025年固定资产投资增速分别为9.03%、12.80%、7.00%，2025年社会消费品零售总额668.40亿元，进出口总额47.81亿美元。</w:t>
+        <w:t>经济动能方面，2023、2024年郑州市固定资产投资增速分别为6.80%、5.30%；2025年社会消费品零售总额6,629.40亿元，进出口总额909.53亿美元。</w:t>
       </w:r>
     </w:p>
     <w:p>
@@ -106,7 +106,7 @@
           <w:color w:val="000000"/>
           <w:sz w:val="21"/>
         </w:rPr>
-        <w:t>图表：2025年内蒙古自治区各地级市主要经济指标对比</w:t>
+        <w:t>图表：2025年河南省各地级市主要经济指标对比</w:t>
       </w:r>
     </w:p>
     <w:tbl>
@@ -362,7 +362,7 @@
                 <w:color w:val="000000"/>
                 <w:sz w:val="18"/>
               </w:rPr>
-              <w:t>鄂尔多斯市</w:t>
+              <w:t>郑州市</w:t>
             </w:r>
           </w:p>
         </w:tc>
@@ -391,7 +391,7 @@
                 <w:color w:val="000000"/>
                 <w:sz w:val="18"/>
               </w:rPr>
-              <w:t>6,122.20</w:t>
+              <w:t>15,244.60</w:t>
             </w:r>
           </w:p>
         </w:tc>
@@ -420,7 +420,2057 @@
                 <w:color w:val="000000"/>
                 <w:sz w:val="18"/>
               </w:rPr>
-              <w:t>27.27</w:t>
+              <w:t>11.63</w:t>
+            </w:r>
+          </w:p>
+        </w:tc>
+        <w:tc>
+          <w:tcPr>
+            <w:tcW w:type="dxa" w:w="1344"/>
+            <w:vAlign w:val="center"/>
+            <w:tcBorders>
+              <w:top w:val="single" w:sz="4" w:color="A6A6A6"/>
+              <w:left w:val="single" w:sz="4" w:color="A6A6A6"/>
+              <w:bottom w:val="single" w:sz="4" w:color="A6A6A6"/>
+              <w:right w:val="single" w:sz="4" w:color="A6A6A6"/>
+            </w:tcBorders>
+          </w:tcPr>
+          <w:p>
+            <w:pPr>
+              <w:spacing w:before="0" w:after="0" w:line="276" w:lineRule="auto"/>
+              <w:ind w:firstLine="0"/>
+              <w:jc w:val="center"/>
+            </w:pPr>
+            <w:r/>
+            <w:r>
+              <w:rPr>
+                <w:rFonts w:ascii="Times New Roman" w:hAnsi="Times New Roman" w:eastAsia="楷体"/>
+                <w:b w:val="0"/>
+                <w:color w:val="000000"/>
+                <w:sz w:val="18"/>
+              </w:rPr>
+              <w:t>5.40%</w:t>
+            </w:r>
+          </w:p>
+        </w:tc>
+        <w:tc>
+          <w:tcPr>
+            <w:tcW w:type="dxa" w:w="1344"/>
+            <w:vAlign w:val="center"/>
+            <w:tcBorders>
+              <w:top w:val="single" w:sz="4" w:color="A6A6A6"/>
+              <w:left w:val="single" w:sz="4" w:color="A6A6A6"/>
+              <w:bottom w:val="single" w:sz="4" w:color="A6A6A6"/>
+              <w:right w:val="single" w:sz="4" w:color="A6A6A6"/>
+            </w:tcBorders>
+          </w:tcPr>
+          <w:p>
+            <w:pPr>
+              <w:spacing w:before="0" w:after="0" w:line="276" w:lineRule="auto"/>
+              <w:ind w:firstLine="0"/>
+              <w:jc w:val="center"/>
+            </w:pPr>
+            <w:r/>
+            <w:r>
+              <w:rPr>
+                <w:rFonts w:ascii="Times New Roman" w:hAnsi="Times New Roman" w:eastAsia="楷体"/>
+                <w:b w:val="0"/>
+                <w:color w:val="000000"/>
+                <w:sz w:val="18"/>
+              </w:rPr>
+              <w:t>1.2:36.6:62.2</w:t>
+            </w:r>
+          </w:p>
+        </w:tc>
+        <w:tc>
+          <w:tcPr>
+            <w:tcW w:type="dxa" w:w="1344"/>
+            <w:vAlign w:val="center"/>
+            <w:tcBorders>
+              <w:top w:val="single" w:sz="4" w:color="A6A6A6"/>
+              <w:left w:val="single" w:sz="4" w:color="A6A6A6"/>
+              <w:bottom w:val="single" w:sz="4" w:color="A6A6A6"/>
+              <w:right w:val="single" w:sz="4" w:color="A6A6A6"/>
+            </w:tcBorders>
+          </w:tcPr>
+          <w:p>
+            <w:pPr>
+              <w:spacing w:before="0" w:after="0" w:line="276" w:lineRule="auto"/>
+              <w:ind w:firstLine="0"/>
+              <w:jc w:val="center"/>
+            </w:pPr>
+            <w:r/>
+            <w:r>
+              <w:rPr>
+                <w:rFonts w:ascii="Times New Roman" w:hAnsi="Times New Roman" w:eastAsia="楷体"/>
+                <w:b w:val="0"/>
+                <w:color w:val="000000"/>
+                <w:sz w:val="18"/>
+              </w:rPr>
+              <w:t>1,181.30</w:t>
+            </w:r>
+          </w:p>
+        </w:tc>
+        <w:tc>
+          <w:tcPr>
+            <w:tcW w:type="dxa" w:w="1344"/>
+            <w:vAlign w:val="center"/>
+            <w:tcBorders>
+              <w:top w:val="single" w:sz="4" w:color="A6A6A6"/>
+              <w:left w:val="single" w:sz="4" w:color="A6A6A6"/>
+              <w:bottom w:val="single" w:sz="4" w:color="A6A6A6"/>
+              <w:right w:val="single" w:sz="4" w:color="A6A6A6"/>
+            </w:tcBorders>
+          </w:tcPr>
+          <w:p>
+            <w:pPr>
+              <w:spacing w:before="0" w:after="0" w:line="276" w:lineRule="auto"/>
+              <w:ind w:firstLine="0"/>
+              <w:jc w:val="center"/>
+            </w:pPr>
+            <w:r/>
+            <w:r>
+              <w:rPr>
+                <w:rFonts w:ascii="Times New Roman" w:hAnsi="Times New Roman" w:eastAsia="楷体"/>
+                <w:b w:val="0"/>
+                <w:color w:val="000000"/>
+                <w:sz w:val="18"/>
+              </w:rPr>
+              <w:t>1313.80</w:t>
+            </w:r>
+          </w:p>
+        </w:tc>
+      </w:tr>
+      <w:tr>
+        <w:tc>
+          <w:tcPr>
+            <w:tcW w:type="dxa" w:w="1344"/>
+            <w:vAlign w:val="center"/>
+            <w:tcBorders>
+              <w:top w:val="single" w:sz="4" w:color="A6A6A6"/>
+              <w:left w:val="single" w:sz="4" w:color="A6A6A6"/>
+              <w:bottom w:val="single" w:sz="4" w:color="A6A6A6"/>
+              <w:right w:val="single" w:sz="4" w:color="A6A6A6"/>
+            </w:tcBorders>
+          </w:tcPr>
+          <w:p>
+            <w:pPr>
+              <w:spacing w:before="0" w:after="0" w:line="276" w:lineRule="auto"/>
+              <w:ind w:firstLine="0"/>
+              <w:jc w:val="left"/>
+            </w:pPr>
+            <w:r/>
+            <w:r>
+              <w:rPr>
+                <w:rFonts w:ascii="Times New Roman" w:hAnsi="Times New Roman" w:eastAsia="楷体"/>
+                <w:b w:val="0"/>
+                <w:color w:val="000000"/>
+                <w:sz w:val="18"/>
+              </w:rPr>
+              <w:t>洛阳市</w:t>
+            </w:r>
+          </w:p>
+        </w:tc>
+        <w:tc>
+          <w:tcPr>
+            <w:tcW w:type="dxa" w:w="1344"/>
+            <w:vAlign w:val="center"/>
+            <w:tcBorders>
+              <w:top w:val="single" w:sz="4" w:color="A6A6A6"/>
+              <w:left w:val="single" w:sz="4" w:color="A6A6A6"/>
+              <w:bottom w:val="single" w:sz="4" w:color="A6A6A6"/>
+              <w:right w:val="single" w:sz="4" w:color="A6A6A6"/>
+            </w:tcBorders>
+          </w:tcPr>
+          <w:p>
+            <w:pPr>
+              <w:spacing w:before="0" w:after="0" w:line="276" w:lineRule="auto"/>
+              <w:ind w:firstLine="0"/>
+              <w:jc w:val="center"/>
+            </w:pPr>
+            <w:r/>
+            <w:r>
+              <w:rPr>
+                <w:rFonts w:ascii="Times New Roman" w:hAnsi="Times New Roman" w:eastAsia="楷体"/>
+                <w:b w:val="0"/>
+                <w:color w:val="000000"/>
+                <w:sz w:val="18"/>
+              </w:rPr>
+              <w:t>6,164.52</w:t>
+            </w:r>
+          </w:p>
+        </w:tc>
+        <w:tc>
+          <w:tcPr>
+            <w:tcW w:type="dxa" w:w="1344"/>
+            <w:vAlign w:val="center"/>
+            <w:tcBorders>
+              <w:top w:val="single" w:sz="4" w:color="A6A6A6"/>
+              <w:left w:val="single" w:sz="4" w:color="A6A6A6"/>
+              <w:bottom w:val="single" w:sz="4" w:color="A6A6A6"/>
+              <w:right w:val="single" w:sz="4" w:color="A6A6A6"/>
+            </w:tcBorders>
+          </w:tcPr>
+          <w:p>
+            <w:pPr>
+              <w:spacing w:before="0" w:after="0" w:line="276" w:lineRule="auto"/>
+              <w:ind w:firstLine="0"/>
+              <w:jc w:val="center"/>
+            </w:pPr>
+            <w:r/>
+            <w:r>
+              <w:rPr>
+                <w:rFonts w:ascii="Times New Roman" w:hAnsi="Times New Roman" w:eastAsia="楷体"/>
+                <w:b w:val="0"/>
+                <w:color w:val="000000"/>
+                <w:sz w:val="18"/>
+              </w:rPr>
+              <w:t>8.70</w:t>
+            </w:r>
+          </w:p>
+        </w:tc>
+        <w:tc>
+          <w:tcPr>
+            <w:tcW w:type="dxa" w:w="1344"/>
+            <w:vAlign w:val="center"/>
+            <w:tcBorders>
+              <w:top w:val="single" w:sz="4" w:color="A6A6A6"/>
+              <w:left w:val="single" w:sz="4" w:color="A6A6A6"/>
+              <w:bottom w:val="single" w:sz="4" w:color="A6A6A6"/>
+              <w:right w:val="single" w:sz="4" w:color="A6A6A6"/>
+            </w:tcBorders>
+          </w:tcPr>
+          <w:p>
+            <w:pPr>
+              <w:spacing w:before="0" w:after="0" w:line="276" w:lineRule="auto"/>
+              <w:ind w:firstLine="0"/>
+              <w:jc w:val="center"/>
+            </w:pPr>
+            <w:r/>
+            <w:r>
+              <w:rPr>
+                <w:rFonts w:ascii="Times New Roman" w:hAnsi="Times New Roman" w:eastAsia="楷体"/>
+                <w:b w:val="0"/>
+                <w:color w:val="000000"/>
+                <w:sz w:val="18"/>
+              </w:rPr>
+              <w:t>6.00%</w:t>
+            </w:r>
+          </w:p>
+        </w:tc>
+        <w:tc>
+          <w:tcPr>
+            <w:tcW w:type="dxa" w:w="1344"/>
+            <w:vAlign w:val="center"/>
+            <w:tcBorders>
+              <w:top w:val="single" w:sz="4" w:color="A6A6A6"/>
+              <w:left w:val="single" w:sz="4" w:color="A6A6A6"/>
+              <w:bottom w:val="single" w:sz="4" w:color="A6A6A6"/>
+              <w:right w:val="single" w:sz="4" w:color="A6A6A6"/>
+            </w:tcBorders>
+          </w:tcPr>
+          <w:p>
+            <w:pPr>
+              <w:spacing w:before="0" w:after="0" w:line="276" w:lineRule="auto"/>
+              <w:ind w:firstLine="0"/>
+              <w:jc w:val="center"/>
+            </w:pPr>
+            <w:r/>
+            <w:r>
+              <w:rPr>
+                <w:rFonts w:ascii="Times New Roman" w:hAnsi="Times New Roman" w:eastAsia="楷体"/>
+                <w:b w:val="0"/>
+                <w:color w:val="000000"/>
+                <w:sz w:val="18"/>
+              </w:rPr>
+              <w:t>3.7:40.1:56.2</w:t>
+            </w:r>
+          </w:p>
+        </w:tc>
+        <w:tc>
+          <w:tcPr>
+            <w:tcW w:type="dxa" w:w="1344"/>
+            <w:vAlign w:val="center"/>
+            <w:tcBorders>
+              <w:top w:val="single" w:sz="4" w:color="A6A6A6"/>
+              <w:left w:val="single" w:sz="4" w:color="A6A6A6"/>
+              <w:bottom w:val="single" w:sz="4" w:color="A6A6A6"/>
+              <w:right w:val="single" w:sz="4" w:color="A6A6A6"/>
+            </w:tcBorders>
+          </w:tcPr>
+          <w:p>
+            <w:pPr>
+              <w:spacing w:before="0" w:after="0" w:line="276" w:lineRule="auto"/>
+              <w:ind w:firstLine="0"/>
+              <w:jc w:val="center"/>
+            </w:pPr>
+            <w:r/>
+            <w:r>
+              <w:rPr>
+                <w:rFonts w:ascii="Times New Roman" w:hAnsi="Times New Roman" w:eastAsia="楷体"/>
+                <w:b w:val="0"/>
+                <w:color w:val="000000"/>
+                <w:sz w:val="18"/>
+              </w:rPr>
+              <w:t>421.80</w:t>
+            </w:r>
+          </w:p>
+        </w:tc>
+        <w:tc>
+          <w:tcPr>
+            <w:tcW w:type="dxa" w:w="1344"/>
+            <w:vAlign w:val="center"/>
+            <w:tcBorders>
+              <w:top w:val="single" w:sz="4" w:color="A6A6A6"/>
+              <w:left w:val="single" w:sz="4" w:color="A6A6A6"/>
+              <w:bottom w:val="single" w:sz="4" w:color="A6A6A6"/>
+              <w:right w:val="single" w:sz="4" w:color="A6A6A6"/>
+            </w:tcBorders>
+          </w:tcPr>
+          <w:p>
+            <w:pPr>
+              <w:spacing w:before="0" w:after="0" w:line="276" w:lineRule="auto"/>
+              <w:ind w:firstLine="0"/>
+              <w:jc w:val="center"/>
+            </w:pPr>
+            <w:r/>
+            <w:r>
+              <w:rPr>
+                <w:rFonts w:ascii="Times New Roman" w:hAnsi="Times New Roman" w:eastAsia="楷体"/>
+                <w:b w:val="0"/>
+                <w:color w:val="000000"/>
+                <w:sz w:val="18"/>
+              </w:rPr>
+              <w:t>708.30</w:t>
+            </w:r>
+          </w:p>
+        </w:tc>
+      </w:tr>
+      <w:tr>
+        <w:tc>
+          <w:tcPr>
+            <w:tcW w:type="dxa" w:w="1344"/>
+            <w:vAlign w:val="center"/>
+            <w:tcBorders>
+              <w:top w:val="single" w:sz="4" w:color="A6A6A6"/>
+              <w:left w:val="single" w:sz="4" w:color="A6A6A6"/>
+              <w:bottom w:val="single" w:sz="4" w:color="A6A6A6"/>
+              <w:right w:val="single" w:sz="4" w:color="A6A6A6"/>
+            </w:tcBorders>
+          </w:tcPr>
+          <w:p>
+            <w:pPr>
+              <w:spacing w:before="0" w:after="0" w:line="276" w:lineRule="auto"/>
+              <w:ind w:firstLine="0"/>
+              <w:jc w:val="left"/>
+            </w:pPr>
+            <w:r/>
+            <w:r>
+              <w:rPr>
+                <w:rFonts w:ascii="Times New Roman" w:hAnsi="Times New Roman" w:eastAsia="楷体"/>
+                <w:b w:val="0"/>
+                <w:color w:val="000000"/>
+                <w:sz w:val="18"/>
+              </w:rPr>
+              <w:t>南阳市</w:t>
+            </w:r>
+          </w:p>
+        </w:tc>
+        <w:tc>
+          <w:tcPr>
+            <w:tcW w:type="dxa" w:w="1344"/>
+            <w:vAlign w:val="center"/>
+            <w:tcBorders>
+              <w:top w:val="single" w:sz="4" w:color="A6A6A6"/>
+              <w:left w:val="single" w:sz="4" w:color="A6A6A6"/>
+              <w:bottom w:val="single" w:sz="4" w:color="A6A6A6"/>
+              <w:right w:val="single" w:sz="4" w:color="A6A6A6"/>
+            </w:tcBorders>
+          </w:tcPr>
+          <w:p>
+            <w:pPr>
+              <w:spacing w:before="0" w:after="0" w:line="276" w:lineRule="auto"/>
+              <w:ind w:firstLine="0"/>
+              <w:jc w:val="center"/>
+            </w:pPr>
+            <w:r/>
+            <w:r>
+              <w:rPr>
+                <w:rFonts w:ascii="Times New Roman" w:hAnsi="Times New Roman" w:eastAsia="楷体"/>
+                <w:b w:val="0"/>
+                <w:color w:val="000000"/>
+                <w:sz w:val="18"/>
+              </w:rPr>
+              <w:t>5,167.86</w:t>
+            </w:r>
+          </w:p>
+        </w:tc>
+        <w:tc>
+          <w:tcPr>
+            <w:tcW w:type="dxa" w:w="1344"/>
+            <w:vAlign w:val="center"/>
+            <w:tcBorders>
+              <w:top w:val="single" w:sz="4" w:color="A6A6A6"/>
+              <w:left w:val="single" w:sz="4" w:color="A6A6A6"/>
+              <w:bottom w:val="single" w:sz="4" w:color="A6A6A6"/>
+              <w:right w:val="single" w:sz="4" w:color="A6A6A6"/>
+            </w:tcBorders>
+          </w:tcPr>
+          <w:p>
+            <w:pPr>
+              <w:spacing w:before="0" w:after="0" w:line="276" w:lineRule="auto"/>
+              <w:ind w:firstLine="0"/>
+              <w:jc w:val="center"/>
+            </w:pPr>
+            <w:r/>
+            <w:r>
+              <w:rPr>
+                <w:rFonts w:ascii="Times New Roman" w:hAnsi="Times New Roman" w:eastAsia="楷体"/>
+                <w:b w:val="0"/>
+                <w:color w:val="000000"/>
+                <w:sz w:val="18"/>
+              </w:rPr>
+              <w:t>5.50</w:t>
+            </w:r>
+          </w:p>
+        </w:tc>
+        <w:tc>
+          <w:tcPr>
+            <w:tcW w:type="dxa" w:w="1344"/>
+            <w:vAlign w:val="center"/>
+            <w:tcBorders>
+              <w:top w:val="single" w:sz="4" w:color="A6A6A6"/>
+              <w:left w:val="single" w:sz="4" w:color="A6A6A6"/>
+              <w:bottom w:val="single" w:sz="4" w:color="A6A6A6"/>
+              <w:right w:val="single" w:sz="4" w:color="A6A6A6"/>
+            </w:tcBorders>
+          </w:tcPr>
+          <w:p>
+            <w:pPr>
+              <w:spacing w:before="0" w:after="0" w:line="276" w:lineRule="auto"/>
+              <w:ind w:firstLine="0"/>
+              <w:jc w:val="center"/>
+            </w:pPr>
+            <w:r/>
+            <w:r>
+              <w:rPr>
+                <w:rFonts w:ascii="Times New Roman" w:hAnsi="Times New Roman" w:eastAsia="楷体"/>
+                <w:b w:val="0"/>
+                <w:color w:val="000000"/>
+                <w:sz w:val="18"/>
+              </w:rPr>
+              <w:t>6.50%</w:t>
+            </w:r>
+          </w:p>
+        </w:tc>
+        <w:tc>
+          <w:tcPr>
+            <w:tcW w:type="dxa" w:w="1344"/>
+            <w:vAlign w:val="center"/>
+            <w:tcBorders>
+              <w:top w:val="single" w:sz="4" w:color="A6A6A6"/>
+              <w:left w:val="single" w:sz="4" w:color="A6A6A6"/>
+              <w:bottom w:val="single" w:sz="4" w:color="A6A6A6"/>
+              <w:right w:val="single" w:sz="4" w:color="A6A6A6"/>
+            </w:tcBorders>
+          </w:tcPr>
+          <w:p>
+            <w:pPr>
+              <w:spacing w:before="0" w:after="0" w:line="276" w:lineRule="auto"/>
+              <w:ind w:firstLine="0"/>
+              <w:jc w:val="center"/>
+            </w:pPr>
+            <w:r/>
+            <w:r>
+              <w:rPr>
+                <w:rFonts w:ascii="Times New Roman" w:hAnsi="Times New Roman" w:eastAsia="楷体"/>
+                <w:b w:val="0"/>
+                <w:color w:val="000000"/>
+                <w:sz w:val="18"/>
+              </w:rPr>
+              <w:t>15.3:31.9:52.8</w:t>
+            </w:r>
+          </w:p>
+        </w:tc>
+        <w:tc>
+          <w:tcPr>
+            <w:tcW w:type="dxa" w:w="1344"/>
+            <w:vAlign w:val="center"/>
+            <w:tcBorders>
+              <w:top w:val="single" w:sz="4" w:color="A6A6A6"/>
+              <w:left w:val="single" w:sz="4" w:color="A6A6A6"/>
+              <w:bottom w:val="single" w:sz="4" w:color="A6A6A6"/>
+              <w:right w:val="single" w:sz="4" w:color="A6A6A6"/>
+            </w:tcBorders>
+          </w:tcPr>
+          <w:p>
+            <w:pPr>
+              <w:spacing w:before="0" w:after="0" w:line="276" w:lineRule="auto"/>
+              <w:ind w:firstLine="0"/>
+              <w:jc w:val="center"/>
+            </w:pPr>
+            <w:r/>
+            <w:r>
+              <w:rPr>
+                <w:rFonts w:ascii="Times New Roman" w:hAnsi="Times New Roman" w:eastAsia="楷体"/>
+                <w:b w:val="0"/>
+                <w:color w:val="000000"/>
+                <w:sz w:val="18"/>
+              </w:rPr>
+              <w:t>228.30</w:t>
+            </w:r>
+          </w:p>
+        </w:tc>
+        <w:tc>
+          <w:tcPr>
+            <w:tcW w:type="dxa" w:w="1344"/>
+            <w:vAlign w:val="center"/>
+            <w:tcBorders>
+              <w:top w:val="single" w:sz="4" w:color="A6A6A6"/>
+              <w:left w:val="single" w:sz="4" w:color="A6A6A6"/>
+              <w:bottom w:val="single" w:sz="4" w:color="A6A6A6"/>
+              <w:right w:val="single" w:sz="4" w:color="A6A6A6"/>
+            </w:tcBorders>
+          </w:tcPr>
+          <w:p>
+            <w:pPr>
+              <w:spacing w:before="0" w:after="0" w:line="276" w:lineRule="auto"/>
+              <w:ind w:firstLine="0"/>
+              <w:jc w:val="center"/>
+            </w:pPr>
+            <w:r/>
+            <w:r>
+              <w:rPr>
+                <w:rFonts w:ascii="Times New Roman" w:hAnsi="Times New Roman" w:eastAsia="楷体"/>
+                <w:b w:val="0"/>
+                <w:color w:val="000000"/>
+                <w:sz w:val="18"/>
+              </w:rPr>
+              <w:t>939.50</w:t>
+            </w:r>
+          </w:p>
+        </w:tc>
+      </w:tr>
+      <w:tr>
+        <w:tc>
+          <w:tcPr>
+            <w:tcW w:type="dxa" w:w="1344"/>
+            <w:vAlign w:val="center"/>
+            <w:tcBorders>
+              <w:top w:val="single" w:sz="4" w:color="A6A6A6"/>
+              <w:left w:val="single" w:sz="4" w:color="A6A6A6"/>
+              <w:bottom w:val="single" w:sz="4" w:color="A6A6A6"/>
+              <w:right w:val="single" w:sz="4" w:color="A6A6A6"/>
+            </w:tcBorders>
+          </w:tcPr>
+          <w:p>
+            <w:pPr>
+              <w:spacing w:before="0" w:after="0" w:line="276" w:lineRule="auto"/>
+              <w:ind w:firstLine="0"/>
+              <w:jc w:val="left"/>
+            </w:pPr>
+            <w:r/>
+            <w:r>
+              <w:rPr>
+                <w:rFonts w:ascii="Times New Roman" w:hAnsi="Times New Roman" w:eastAsia="楷体"/>
+                <w:b w:val="0"/>
+                <w:color w:val="000000"/>
+                <w:sz w:val="18"/>
+              </w:rPr>
+              <w:t>周口市</w:t>
+            </w:r>
+          </w:p>
+        </w:tc>
+        <w:tc>
+          <w:tcPr>
+            <w:tcW w:type="dxa" w:w="1344"/>
+            <w:vAlign w:val="center"/>
+            <w:tcBorders>
+              <w:top w:val="single" w:sz="4" w:color="A6A6A6"/>
+              <w:left w:val="single" w:sz="4" w:color="A6A6A6"/>
+              <w:bottom w:val="single" w:sz="4" w:color="A6A6A6"/>
+              <w:right w:val="single" w:sz="4" w:color="A6A6A6"/>
+            </w:tcBorders>
+          </w:tcPr>
+          <w:p>
+            <w:pPr>
+              <w:spacing w:before="0" w:after="0" w:line="276" w:lineRule="auto"/>
+              <w:ind w:firstLine="0"/>
+              <w:jc w:val="center"/>
+            </w:pPr>
+            <w:r/>
+            <w:r>
+              <w:rPr>
+                <w:rFonts w:ascii="Times New Roman" w:hAnsi="Times New Roman" w:eastAsia="楷体"/>
+                <w:b w:val="0"/>
+                <w:color w:val="000000"/>
+                <w:sz w:val="18"/>
+              </w:rPr>
+              <w:t>3,810.83</w:t>
+            </w:r>
+          </w:p>
+        </w:tc>
+        <w:tc>
+          <w:tcPr>
+            <w:tcW w:type="dxa" w:w="1344"/>
+            <w:vAlign w:val="center"/>
+            <w:tcBorders>
+              <w:top w:val="single" w:sz="4" w:color="A6A6A6"/>
+              <w:left w:val="single" w:sz="4" w:color="A6A6A6"/>
+              <w:bottom w:val="single" w:sz="4" w:color="A6A6A6"/>
+              <w:right w:val="single" w:sz="4" w:color="A6A6A6"/>
+            </w:tcBorders>
+          </w:tcPr>
+          <w:p>
+            <w:pPr>
+              <w:spacing w:before="0" w:after="0" w:line="276" w:lineRule="auto"/>
+              <w:ind w:firstLine="0"/>
+              <w:jc w:val="center"/>
+            </w:pPr>
+            <w:r/>
+            <w:r>
+              <w:rPr>
+                <w:rFonts w:ascii="Times New Roman" w:hAnsi="Times New Roman" w:eastAsia="楷体"/>
+                <w:b w:val="0"/>
+                <w:color w:val="000000"/>
+                <w:sz w:val="18"/>
+              </w:rPr>
+              <w:t>4.42</w:t>
+            </w:r>
+          </w:p>
+        </w:tc>
+        <w:tc>
+          <w:tcPr>
+            <w:tcW w:type="dxa" w:w="1344"/>
+            <w:vAlign w:val="center"/>
+            <w:tcBorders>
+              <w:top w:val="single" w:sz="4" w:color="A6A6A6"/>
+              <w:left w:val="single" w:sz="4" w:color="A6A6A6"/>
+              <w:bottom w:val="single" w:sz="4" w:color="A6A6A6"/>
+              <w:right w:val="single" w:sz="4" w:color="A6A6A6"/>
+            </w:tcBorders>
+          </w:tcPr>
+          <w:p>
+            <w:pPr>
+              <w:spacing w:before="0" w:after="0" w:line="276" w:lineRule="auto"/>
+              <w:ind w:firstLine="0"/>
+              <w:jc w:val="center"/>
+            </w:pPr>
+            <w:r/>
+            <w:r>
+              <w:rPr>
+                <w:rFonts w:ascii="Times New Roman" w:hAnsi="Times New Roman" w:eastAsia="楷体"/>
+                <w:b w:val="0"/>
+                <w:color w:val="000000"/>
+                <w:sz w:val="18"/>
+              </w:rPr>
+              <w:t>6.10%</w:t>
+            </w:r>
+          </w:p>
+        </w:tc>
+        <w:tc>
+          <w:tcPr>
+            <w:tcW w:type="dxa" w:w="1344"/>
+            <w:vAlign w:val="center"/>
+            <w:tcBorders>
+              <w:top w:val="single" w:sz="4" w:color="A6A6A6"/>
+              <w:left w:val="single" w:sz="4" w:color="A6A6A6"/>
+              <w:bottom w:val="single" w:sz="4" w:color="A6A6A6"/>
+              <w:right w:val="single" w:sz="4" w:color="A6A6A6"/>
+            </w:tcBorders>
+          </w:tcPr>
+          <w:p>
+            <w:pPr>
+              <w:spacing w:before="0" w:after="0" w:line="276" w:lineRule="auto"/>
+              <w:ind w:firstLine="0"/>
+              <w:jc w:val="center"/>
+            </w:pPr>
+            <w:r/>
+            <w:r>
+              <w:rPr>
+                <w:rFonts w:ascii="Times New Roman" w:hAnsi="Times New Roman" w:eastAsia="楷体"/>
+                <w:b w:val="0"/>
+                <w:color w:val="000000"/>
+                <w:sz w:val="18"/>
+              </w:rPr>
+              <w:t>15.5:32.5:52</w:t>
+            </w:r>
+          </w:p>
+        </w:tc>
+        <w:tc>
+          <w:tcPr>
+            <w:tcW w:type="dxa" w:w="1344"/>
+            <w:vAlign w:val="center"/>
+            <w:tcBorders>
+              <w:top w:val="single" w:sz="4" w:color="A6A6A6"/>
+              <w:left w:val="single" w:sz="4" w:color="A6A6A6"/>
+              <w:bottom w:val="single" w:sz="4" w:color="A6A6A6"/>
+              <w:right w:val="single" w:sz="4" w:color="A6A6A6"/>
+            </w:tcBorders>
+          </w:tcPr>
+          <w:p>
+            <w:pPr>
+              <w:spacing w:before="0" w:after="0" w:line="276" w:lineRule="auto"/>
+              <w:ind w:firstLine="0"/>
+              <w:jc w:val="center"/>
+            </w:pPr>
+            <w:r/>
+            <w:r>
+              <w:rPr>
+                <w:rFonts w:ascii="Times New Roman" w:hAnsi="Times New Roman" w:eastAsia="楷体"/>
+                <w:b w:val="0"/>
+                <w:color w:val="000000"/>
+                <w:sz w:val="18"/>
+              </w:rPr>
+              <w:t>220.64</w:t>
+            </w:r>
+          </w:p>
+        </w:tc>
+        <w:tc>
+          <w:tcPr>
+            <w:tcW w:type="dxa" w:w="1344"/>
+            <w:vAlign w:val="center"/>
+            <w:tcBorders>
+              <w:top w:val="single" w:sz="4" w:color="A6A6A6"/>
+              <w:left w:val="single" w:sz="4" w:color="A6A6A6"/>
+              <w:bottom w:val="single" w:sz="4" w:color="A6A6A6"/>
+              <w:right w:val="single" w:sz="4" w:color="A6A6A6"/>
+            </w:tcBorders>
+          </w:tcPr>
+          <w:p>
+            <w:pPr>
+              <w:spacing w:before="0" w:after="0" w:line="276" w:lineRule="auto"/>
+              <w:ind w:firstLine="0"/>
+              <w:jc w:val="center"/>
+            </w:pPr>
+            <w:r/>
+            <w:r>
+              <w:rPr>
+                <w:rFonts w:ascii="Times New Roman" w:hAnsi="Times New Roman" w:eastAsia="楷体"/>
+                <w:b w:val="0"/>
+                <w:color w:val="000000"/>
+                <w:sz w:val="18"/>
+              </w:rPr>
+              <w:t>859.90</w:t>
+            </w:r>
+          </w:p>
+        </w:tc>
+      </w:tr>
+      <w:tr>
+        <w:tc>
+          <w:tcPr>
+            <w:tcW w:type="dxa" w:w="1344"/>
+            <w:vAlign w:val="center"/>
+            <w:tcBorders>
+              <w:top w:val="single" w:sz="4" w:color="A6A6A6"/>
+              <w:left w:val="single" w:sz="4" w:color="A6A6A6"/>
+              <w:bottom w:val="single" w:sz="4" w:color="A6A6A6"/>
+              <w:right w:val="single" w:sz="4" w:color="A6A6A6"/>
+            </w:tcBorders>
+          </w:tcPr>
+          <w:p>
+            <w:pPr>
+              <w:spacing w:before="0" w:after="0" w:line="276" w:lineRule="auto"/>
+              <w:ind w:firstLine="0"/>
+              <w:jc w:val="left"/>
+            </w:pPr>
+            <w:r/>
+            <w:r>
+              <w:rPr>
+                <w:rFonts w:ascii="Times New Roman" w:hAnsi="Times New Roman" w:eastAsia="楷体"/>
+                <w:b w:val="0"/>
+                <w:color w:val="000000"/>
+                <w:sz w:val="18"/>
+              </w:rPr>
+              <w:t>新乡市</w:t>
+            </w:r>
+          </w:p>
+        </w:tc>
+        <w:tc>
+          <w:tcPr>
+            <w:tcW w:type="dxa" w:w="1344"/>
+            <w:vAlign w:val="center"/>
+            <w:tcBorders>
+              <w:top w:val="single" w:sz="4" w:color="A6A6A6"/>
+              <w:left w:val="single" w:sz="4" w:color="A6A6A6"/>
+              <w:bottom w:val="single" w:sz="4" w:color="A6A6A6"/>
+              <w:right w:val="single" w:sz="4" w:color="A6A6A6"/>
+            </w:tcBorders>
+          </w:tcPr>
+          <w:p>
+            <w:pPr>
+              <w:spacing w:before="0" w:after="0" w:line="276" w:lineRule="auto"/>
+              <w:ind w:firstLine="0"/>
+              <w:jc w:val="center"/>
+            </w:pPr>
+            <w:r/>
+            <w:r>
+              <w:rPr>
+                <w:rFonts w:ascii="Times New Roman" w:hAnsi="Times New Roman" w:eastAsia="楷体"/>
+                <w:b w:val="0"/>
+                <w:color w:val="000000"/>
+                <w:sz w:val="18"/>
+              </w:rPr>
+              <w:t>3,687.07</w:t>
+            </w:r>
+          </w:p>
+        </w:tc>
+        <w:tc>
+          <w:tcPr>
+            <w:tcW w:type="dxa" w:w="1344"/>
+            <w:vAlign w:val="center"/>
+            <w:tcBorders>
+              <w:top w:val="single" w:sz="4" w:color="A6A6A6"/>
+              <w:left w:val="single" w:sz="4" w:color="A6A6A6"/>
+              <w:bottom w:val="single" w:sz="4" w:color="A6A6A6"/>
+              <w:right w:val="single" w:sz="4" w:color="A6A6A6"/>
+            </w:tcBorders>
+          </w:tcPr>
+          <w:p>
+            <w:pPr>
+              <w:spacing w:before="0" w:after="0" w:line="276" w:lineRule="auto"/>
+              <w:ind w:firstLine="0"/>
+              <w:jc w:val="center"/>
+            </w:pPr>
+            <w:r/>
+            <w:r>
+              <w:rPr>
+                <w:rFonts w:ascii="Times New Roman" w:hAnsi="Times New Roman" w:eastAsia="楷体"/>
+                <w:b w:val="0"/>
+                <w:color w:val="000000"/>
+                <w:sz w:val="18"/>
+              </w:rPr>
+              <w:t>—</w:t>
+            </w:r>
+          </w:p>
+        </w:tc>
+        <w:tc>
+          <w:tcPr>
+            <w:tcW w:type="dxa" w:w="1344"/>
+            <w:vAlign w:val="center"/>
+            <w:tcBorders>
+              <w:top w:val="single" w:sz="4" w:color="A6A6A6"/>
+              <w:left w:val="single" w:sz="4" w:color="A6A6A6"/>
+              <w:bottom w:val="single" w:sz="4" w:color="A6A6A6"/>
+              <w:right w:val="single" w:sz="4" w:color="A6A6A6"/>
+            </w:tcBorders>
+          </w:tcPr>
+          <w:p>
+            <w:pPr>
+              <w:spacing w:before="0" w:after="0" w:line="276" w:lineRule="auto"/>
+              <w:ind w:firstLine="0"/>
+              <w:jc w:val="center"/>
+            </w:pPr>
+            <w:r/>
+            <w:r>
+              <w:rPr>
+                <w:rFonts w:ascii="Times New Roman" w:hAnsi="Times New Roman" w:eastAsia="楷体"/>
+                <w:b w:val="0"/>
+                <w:color w:val="000000"/>
+                <w:sz w:val="18"/>
+              </w:rPr>
+              <w:t>5.00%</w:t>
+            </w:r>
+          </w:p>
+        </w:tc>
+        <w:tc>
+          <w:tcPr>
+            <w:tcW w:type="dxa" w:w="1344"/>
+            <w:vAlign w:val="center"/>
+            <w:tcBorders>
+              <w:top w:val="single" w:sz="4" w:color="A6A6A6"/>
+              <w:left w:val="single" w:sz="4" w:color="A6A6A6"/>
+              <w:bottom w:val="single" w:sz="4" w:color="A6A6A6"/>
+              <w:right w:val="single" w:sz="4" w:color="A6A6A6"/>
+            </w:tcBorders>
+          </w:tcPr>
+          <w:p>
+            <w:pPr>
+              <w:spacing w:before="0" w:after="0" w:line="276" w:lineRule="auto"/>
+              <w:ind w:firstLine="0"/>
+              <w:jc w:val="center"/>
+            </w:pPr>
+            <w:r/>
+            <w:r>
+              <w:rPr>
+                <w:rFonts w:ascii="Times New Roman" w:hAnsi="Times New Roman" w:eastAsia="楷体"/>
+                <w:b w:val="0"/>
+                <w:color w:val="000000"/>
+                <w:sz w:val="18"/>
+              </w:rPr>
+              <w:t xml:space="preserve"> </w:t>
+            </w:r>
+          </w:p>
+        </w:tc>
+        <w:tc>
+          <w:tcPr>
+            <w:tcW w:type="dxa" w:w="1344"/>
+            <w:vAlign w:val="center"/>
+            <w:tcBorders>
+              <w:top w:val="single" w:sz="4" w:color="A6A6A6"/>
+              <w:left w:val="single" w:sz="4" w:color="A6A6A6"/>
+              <w:bottom w:val="single" w:sz="4" w:color="A6A6A6"/>
+              <w:right w:val="single" w:sz="4" w:color="A6A6A6"/>
+            </w:tcBorders>
+          </w:tcPr>
+          <w:p>
+            <w:pPr>
+              <w:spacing w:before="0" w:after="0" w:line="276" w:lineRule="auto"/>
+              <w:ind w:firstLine="0"/>
+              <w:jc w:val="center"/>
+            </w:pPr>
+            <w:r/>
+            <w:r>
+              <w:rPr>
+                <w:rFonts w:ascii="Times New Roman" w:hAnsi="Times New Roman" w:eastAsia="楷体"/>
+                <w:b w:val="0"/>
+                <w:color w:val="000000"/>
+                <w:sz w:val="18"/>
+              </w:rPr>
+              <w:t>234.72</w:t>
+            </w:r>
+          </w:p>
+        </w:tc>
+        <w:tc>
+          <w:tcPr>
+            <w:tcW w:type="dxa" w:w="1344"/>
+            <w:vAlign w:val="center"/>
+            <w:tcBorders>
+              <w:top w:val="single" w:sz="4" w:color="A6A6A6"/>
+              <w:left w:val="single" w:sz="4" w:color="A6A6A6"/>
+              <w:bottom w:val="single" w:sz="4" w:color="A6A6A6"/>
+              <w:right w:val="single" w:sz="4" w:color="A6A6A6"/>
+            </w:tcBorders>
+          </w:tcPr>
+          <w:p>
+            <w:pPr>
+              <w:spacing w:before="0" w:after="0" w:line="276" w:lineRule="auto"/>
+              <w:ind w:firstLine="0"/>
+              <w:jc w:val="center"/>
+            </w:pPr>
+            <w:r/>
+            <w:r>
+              <w:rPr>
+                <w:rFonts w:ascii="Times New Roman" w:hAnsi="Times New Roman" w:eastAsia="楷体"/>
+                <w:b w:val="0"/>
+                <w:color w:val="000000"/>
+                <w:sz w:val="18"/>
+              </w:rPr>
+              <w:t>—</w:t>
+            </w:r>
+          </w:p>
+        </w:tc>
+      </w:tr>
+      <w:tr>
+        <w:tc>
+          <w:tcPr>
+            <w:tcW w:type="dxa" w:w="1344"/>
+            <w:vAlign w:val="center"/>
+            <w:tcBorders>
+              <w:top w:val="single" w:sz="4" w:color="A6A6A6"/>
+              <w:left w:val="single" w:sz="4" w:color="A6A6A6"/>
+              <w:bottom w:val="single" w:sz="4" w:color="A6A6A6"/>
+              <w:right w:val="single" w:sz="4" w:color="A6A6A6"/>
+            </w:tcBorders>
+          </w:tcPr>
+          <w:p>
+            <w:pPr>
+              <w:spacing w:before="0" w:after="0" w:line="276" w:lineRule="auto"/>
+              <w:ind w:firstLine="0"/>
+              <w:jc w:val="left"/>
+            </w:pPr>
+            <w:r/>
+            <w:r>
+              <w:rPr>
+                <w:rFonts w:ascii="Times New Roman" w:hAnsi="Times New Roman" w:eastAsia="楷体"/>
+                <w:b w:val="0"/>
+                <w:color w:val="000000"/>
+                <w:sz w:val="18"/>
+              </w:rPr>
+              <w:t>许昌市</w:t>
+            </w:r>
+          </w:p>
+        </w:tc>
+        <w:tc>
+          <w:tcPr>
+            <w:tcW w:type="dxa" w:w="1344"/>
+            <w:vAlign w:val="center"/>
+            <w:tcBorders>
+              <w:top w:val="single" w:sz="4" w:color="A6A6A6"/>
+              <w:left w:val="single" w:sz="4" w:color="A6A6A6"/>
+              <w:bottom w:val="single" w:sz="4" w:color="A6A6A6"/>
+              <w:right w:val="single" w:sz="4" w:color="A6A6A6"/>
+            </w:tcBorders>
+          </w:tcPr>
+          <w:p>
+            <w:pPr>
+              <w:spacing w:before="0" w:after="0" w:line="276" w:lineRule="auto"/>
+              <w:ind w:firstLine="0"/>
+              <w:jc w:val="center"/>
+            </w:pPr>
+            <w:r/>
+            <w:r>
+              <w:rPr>
+                <w:rFonts w:ascii="Times New Roman" w:hAnsi="Times New Roman" w:eastAsia="楷体"/>
+                <w:b w:val="0"/>
+                <w:color w:val="000000"/>
+                <w:sz w:val="18"/>
+              </w:rPr>
+              <w:t>3,583.40</w:t>
+            </w:r>
+          </w:p>
+        </w:tc>
+        <w:tc>
+          <w:tcPr>
+            <w:tcW w:type="dxa" w:w="1344"/>
+            <w:vAlign w:val="center"/>
+            <w:tcBorders>
+              <w:top w:val="single" w:sz="4" w:color="A6A6A6"/>
+              <w:left w:val="single" w:sz="4" w:color="A6A6A6"/>
+              <w:bottom w:val="single" w:sz="4" w:color="A6A6A6"/>
+              <w:right w:val="single" w:sz="4" w:color="A6A6A6"/>
+            </w:tcBorders>
+          </w:tcPr>
+          <w:p>
+            <w:pPr>
+              <w:spacing w:before="0" w:after="0" w:line="276" w:lineRule="auto"/>
+              <w:ind w:firstLine="0"/>
+              <w:jc w:val="center"/>
+            </w:pPr>
+            <w:r/>
+            <w:r>
+              <w:rPr>
+                <w:rFonts w:ascii="Times New Roman" w:hAnsi="Times New Roman" w:eastAsia="楷体"/>
+                <w:b w:val="0"/>
+                <w:color w:val="000000"/>
+                <w:sz w:val="18"/>
+              </w:rPr>
+              <w:t>8.23</w:t>
+            </w:r>
+          </w:p>
+        </w:tc>
+        <w:tc>
+          <w:tcPr>
+            <w:tcW w:type="dxa" w:w="1344"/>
+            <w:vAlign w:val="center"/>
+            <w:tcBorders>
+              <w:top w:val="single" w:sz="4" w:color="A6A6A6"/>
+              <w:left w:val="single" w:sz="4" w:color="A6A6A6"/>
+              <w:bottom w:val="single" w:sz="4" w:color="A6A6A6"/>
+              <w:right w:val="single" w:sz="4" w:color="A6A6A6"/>
+            </w:tcBorders>
+          </w:tcPr>
+          <w:p>
+            <w:pPr>
+              <w:spacing w:before="0" w:after="0" w:line="276" w:lineRule="auto"/>
+              <w:ind w:firstLine="0"/>
+              <w:jc w:val="center"/>
+            </w:pPr>
+            <w:r/>
+            <w:r>
+              <w:rPr>
+                <w:rFonts w:ascii="Times New Roman" w:hAnsi="Times New Roman" w:eastAsia="楷体"/>
+                <w:b w:val="0"/>
+                <w:color w:val="000000"/>
+                <w:sz w:val="18"/>
+              </w:rPr>
+              <w:t>6.30%</w:t>
+            </w:r>
+          </w:p>
+        </w:tc>
+        <w:tc>
+          <w:tcPr>
+            <w:tcW w:type="dxa" w:w="1344"/>
+            <w:vAlign w:val="center"/>
+            <w:tcBorders>
+              <w:top w:val="single" w:sz="4" w:color="A6A6A6"/>
+              <w:left w:val="single" w:sz="4" w:color="A6A6A6"/>
+              <w:bottom w:val="single" w:sz="4" w:color="A6A6A6"/>
+              <w:right w:val="single" w:sz="4" w:color="A6A6A6"/>
+            </w:tcBorders>
+          </w:tcPr>
+          <w:p>
+            <w:pPr>
+              <w:spacing w:before="0" w:after="0" w:line="276" w:lineRule="auto"/>
+              <w:ind w:firstLine="0"/>
+              <w:jc w:val="center"/>
+            </w:pPr>
+            <w:r/>
+            <w:r>
+              <w:rPr>
+                <w:rFonts w:ascii="Times New Roman" w:hAnsi="Times New Roman" w:eastAsia="楷体"/>
+                <w:b w:val="0"/>
+                <w:color w:val="000000"/>
+                <w:sz w:val="18"/>
+              </w:rPr>
+              <w:t>5.8:42.6:51.6</w:t>
+            </w:r>
+          </w:p>
+        </w:tc>
+        <w:tc>
+          <w:tcPr>
+            <w:tcW w:type="dxa" w:w="1344"/>
+            <w:vAlign w:val="center"/>
+            <w:tcBorders>
+              <w:top w:val="single" w:sz="4" w:color="A6A6A6"/>
+              <w:left w:val="single" w:sz="4" w:color="A6A6A6"/>
+              <w:bottom w:val="single" w:sz="4" w:color="A6A6A6"/>
+              <w:right w:val="single" w:sz="4" w:color="A6A6A6"/>
+            </w:tcBorders>
+          </w:tcPr>
+          <w:p>
+            <w:pPr>
+              <w:spacing w:before="0" w:after="0" w:line="276" w:lineRule="auto"/>
+              <w:ind w:firstLine="0"/>
+              <w:jc w:val="center"/>
+            </w:pPr>
+            <w:r/>
+            <w:r>
+              <w:rPr>
+                <w:rFonts w:ascii="Times New Roman" w:hAnsi="Times New Roman" w:eastAsia="楷体"/>
+                <w:b w:val="0"/>
+                <w:color w:val="000000"/>
+                <w:sz w:val="18"/>
+              </w:rPr>
+              <w:t>192.13</w:t>
+            </w:r>
+          </w:p>
+        </w:tc>
+        <w:tc>
+          <w:tcPr>
+            <w:tcW w:type="dxa" w:w="1344"/>
+            <w:vAlign w:val="center"/>
+            <w:tcBorders>
+              <w:top w:val="single" w:sz="4" w:color="A6A6A6"/>
+              <w:left w:val="single" w:sz="4" w:color="A6A6A6"/>
+              <w:bottom w:val="single" w:sz="4" w:color="A6A6A6"/>
+              <w:right w:val="single" w:sz="4" w:color="A6A6A6"/>
+            </w:tcBorders>
+          </w:tcPr>
+          <w:p>
+            <w:pPr>
+              <w:spacing w:before="0" w:after="0" w:line="276" w:lineRule="auto"/>
+              <w:ind w:firstLine="0"/>
+              <w:jc w:val="center"/>
+            </w:pPr>
+            <w:r/>
+            <w:r>
+              <w:rPr>
+                <w:rFonts w:ascii="Times New Roman" w:hAnsi="Times New Roman" w:eastAsia="楷体"/>
+                <w:b w:val="0"/>
+                <w:color w:val="000000"/>
+                <w:sz w:val="18"/>
+              </w:rPr>
+              <w:t>434.60</w:t>
+            </w:r>
+          </w:p>
+        </w:tc>
+      </w:tr>
+      <w:tr>
+        <w:tc>
+          <w:tcPr>
+            <w:tcW w:type="dxa" w:w="1344"/>
+            <w:vAlign w:val="center"/>
+            <w:tcBorders>
+              <w:top w:val="single" w:sz="4" w:color="A6A6A6"/>
+              <w:left w:val="single" w:sz="4" w:color="A6A6A6"/>
+              <w:bottom w:val="single" w:sz="4" w:color="A6A6A6"/>
+              <w:right w:val="single" w:sz="4" w:color="A6A6A6"/>
+            </w:tcBorders>
+          </w:tcPr>
+          <w:p>
+            <w:pPr>
+              <w:spacing w:before="0" w:after="0" w:line="276" w:lineRule="auto"/>
+              <w:ind w:firstLine="0"/>
+              <w:jc w:val="left"/>
+            </w:pPr>
+            <w:r/>
+            <w:r>
+              <w:rPr>
+                <w:rFonts w:ascii="Times New Roman" w:hAnsi="Times New Roman" w:eastAsia="楷体"/>
+                <w:b w:val="0"/>
+                <w:color w:val="000000"/>
+                <w:sz w:val="18"/>
+              </w:rPr>
+              <w:t>驻马店市</w:t>
+            </w:r>
+          </w:p>
+        </w:tc>
+        <w:tc>
+          <w:tcPr>
+            <w:tcW w:type="dxa" w:w="1344"/>
+            <w:vAlign w:val="center"/>
+            <w:tcBorders>
+              <w:top w:val="single" w:sz="4" w:color="A6A6A6"/>
+              <w:left w:val="single" w:sz="4" w:color="A6A6A6"/>
+              <w:bottom w:val="single" w:sz="4" w:color="A6A6A6"/>
+              <w:right w:val="single" w:sz="4" w:color="A6A6A6"/>
+            </w:tcBorders>
+          </w:tcPr>
+          <w:p>
+            <w:pPr>
+              <w:spacing w:before="0" w:after="0" w:line="276" w:lineRule="auto"/>
+              <w:ind w:firstLine="0"/>
+              <w:jc w:val="center"/>
+            </w:pPr>
+            <w:r/>
+            <w:r>
+              <w:rPr>
+                <w:rFonts w:ascii="Times New Roman" w:hAnsi="Times New Roman" w:eastAsia="楷体"/>
+                <w:b w:val="0"/>
+                <w:color w:val="000000"/>
+                <w:sz w:val="18"/>
+              </w:rPr>
+              <w:t>3,501.64</w:t>
+            </w:r>
+          </w:p>
+        </w:tc>
+        <w:tc>
+          <w:tcPr>
+            <w:tcW w:type="dxa" w:w="1344"/>
+            <w:vAlign w:val="center"/>
+            <w:tcBorders>
+              <w:top w:val="single" w:sz="4" w:color="A6A6A6"/>
+              <w:left w:val="single" w:sz="4" w:color="A6A6A6"/>
+              <w:bottom w:val="single" w:sz="4" w:color="A6A6A6"/>
+              <w:right w:val="single" w:sz="4" w:color="A6A6A6"/>
+            </w:tcBorders>
+          </w:tcPr>
+          <w:p>
+            <w:pPr>
+              <w:spacing w:before="0" w:after="0" w:line="276" w:lineRule="auto"/>
+              <w:ind w:firstLine="0"/>
+              <w:jc w:val="center"/>
+            </w:pPr>
+            <w:r/>
+            <w:r>
+              <w:rPr>
+                <w:rFonts w:ascii="Times New Roman" w:hAnsi="Times New Roman" w:eastAsia="楷体"/>
+                <w:b w:val="0"/>
+                <w:color w:val="000000"/>
+                <w:sz w:val="18"/>
+              </w:rPr>
+              <w:t>—</w:t>
+            </w:r>
+          </w:p>
+        </w:tc>
+        <w:tc>
+          <w:tcPr>
+            <w:tcW w:type="dxa" w:w="1344"/>
+            <w:vAlign w:val="center"/>
+            <w:tcBorders>
+              <w:top w:val="single" w:sz="4" w:color="A6A6A6"/>
+              <w:left w:val="single" w:sz="4" w:color="A6A6A6"/>
+              <w:bottom w:val="single" w:sz="4" w:color="A6A6A6"/>
+              <w:right w:val="single" w:sz="4" w:color="A6A6A6"/>
+            </w:tcBorders>
+          </w:tcPr>
+          <w:p>
+            <w:pPr>
+              <w:spacing w:before="0" w:after="0" w:line="276" w:lineRule="auto"/>
+              <w:ind w:firstLine="0"/>
+              <w:jc w:val="center"/>
+            </w:pPr>
+            <w:r/>
+            <w:r>
+              <w:rPr>
+                <w:rFonts w:ascii="Times New Roman" w:hAnsi="Times New Roman" w:eastAsia="楷体"/>
+                <w:b w:val="0"/>
+                <w:color w:val="000000"/>
+                <w:sz w:val="18"/>
+              </w:rPr>
+              <w:t>6.00%</w:t>
+            </w:r>
+          </w:p>
+        </w:tc>
+        <w:tc>
+          <w:tcPr>
+            <w:tcW w:type="dxa" w:w="1344"/>
+            <w:vAlign w:val="center"/>
+            <w:tcBorders>
+              <w:top w:val="single" w:sz="4" w:color="A6A6A6"/>
+              <w:left w:val="single" w:sz="4" w:color="A6A6A6"/>
+              <w:bottom w:val="single" w:sz="4" w:color="A6A6A6"/>
+              <w:right w:val="single" w:sz="4" w:color="A6A6A6"/>
+            </w:tcBorders>
+          </w:tcPr>
+          <w:p>
+            <w:pPr>
+              <w:spacing w:before="0" w:after="0" w:line="276" w:lineRule="auto"/>
+              <w:ind w:firstLine="0"/>
+              <w:jc w:val="center"/>
+            </w:pPr>
+            <w:r/>
+            <w:r>
+              <w:rPr>
+                <w:rFonts w:ascii="Times New Roman" w:hAnsi="Times New Roman" w:eastAsia="楷体"/>
+                <w:b w:val="0"/>
+                <w:color w:val="000000"/>
+                <w:sz w:val="18"/>
+              </w:rPr>
+              <w:t>15.5:32.1:52.4</w:t>
+            </w:r>
+          </w:p>
+        </w:tc>
+        <w:tc>
+          <w:tcPr>
+            <w:tcW w:type="dxa" w:w="1344"/>
+            <w:vAlign w:val="center"/>
+            <w:tcBorders>
+              <w:top w:val="single" w:sz="4" w:color="A6A6A6"/>
+              <w:left w:val="single" w:sz="4" w:color="A6A6A6"/>
+              <w:bottom w:val="single" w:sz="4" w:color="A6A6A6"/>
+              <w:right w:val="single" w:sz="4" w:color="A6A6A6"/>
+            </w:tcBorders>
+          </w:tcPr>
+          <w:p>
+            <w:pPr>
+              <w:spacing w:before="0" w:after="0" w:line="276" w:lineRule="auto"/>
+              <w:ind w:firstLine="0"/>
+              <w:jc w:val="center"/>
+            </w:pPr>
+            <w:r/>
+            <w:r>
+              <w:rPr>
+                <w:rFonts w:ascii="Times New Roman" w:hAnsi="Times New Roman" w:eastAsia="楷体"/>
+                <w:b w:val="0"/>
+                <w:color w:val="000000"/>
+                <w:sz w:val="18"/>
+              </w:rPr>
+              <w:t>214.04</w:t>
+            </w:r>
+          </w:p>
+        </w:tc>
+        <w:tc>
+          <w:tcPr>
+            <w:tcW w:type="dxa" w:w="1344"/>
+            <w:vAlign w:val="center"/>
+            <w:tcBorders>
+              <w:top w:val="single" w:sz="4" w:color="A6A6A6"/>
+              <w:left w:val="single" w:sz="4" w:color="A6A6A6"/>
+              <w:bottom w:val="single" w:sz="4" w:color="A6A6A6"/>
+              <w:right w:val="single" w:sz="4" w:color="A6A6A6"/>
+            </w:tcBorders>
+          </w:tcPr>
+          <w:p>
+            <w:pPr>
+              <w:spacing w:before="0" w:after="0" w:line="276" w:lineRule="auto"/>
+              <w:ind w:firstLine="0"/>
+              <w:jc w:val="center"/>
+            </w:pPr>
+            <w:r/>
+            <w:r>
+              <w:rPr>
+                <w:rFonts w:ascii="Times New Roman" w:hAnsi="Times New Roman" w:eastAsia="楷体"/>
+                <w:b w:val="0"/>
+                <w:color w:val="000000"/>
+                <w:sz w:val="18"/>
+              </w:rPr>
+              <w:t>—</w:t>
+            </w:r>
+          </w:p>
+        </w:tc>
+      </w:tr>
+      <w:tr>
+        <w:tc>
+          <w:tcPr>
+            <w:tcW w:type="dxa" w:w="1344"/>
+            <w:vAlign w:val="center"/>
+            <w:tcBorders>
+              <w:top w:val="single" w:sz="4" w:color="A6A6A6"/>
+              <w:left w:val="single" w:sz="4" w:color="A6A6A6"/>
+              <w:bottom w:val="single" w:sz="4" w:color="A6A6A6"/>
+              <w:right w:val="single" w:sz="4" w:color="A6A6A6"/>
+            </w:tcBorders>
+          </w:tcPr>
+          <w:p>
+            <w:pPr>
+              <w:spacing w:before="0" w:after="0" w:line="276" w:lineRule="auto"/>
+              <w:ind w:firstLine="0"/>
+              <w:jc w:val="left"/>
+            </w:pPr>
+            <w:r/>
+            <w:r>
+              <w:rPr>
+                <w:rFonts w:ascii="Times New Roman" w:hAnsi="Times New Roman" w:eastAsia="楷体"/>
+                <w:b w:val="0"/>
+                <w:color w:val="000000"/>
+                <w:sz w:val="18"/>
+              </w:rPr>
+              <w:t>商丘市</w:t>
+            </w:r>
+          </w:p>
+        </w:tc>
+        <w:tc>
+          <w:tcPr>
+            <w:tcW w:type="dxa" w:w="1344"/>
+            <w:vAlign w:val="center"/>
+            <w:tcBorders>
+              <w:top w:val="single" w:sz="4" w:color="A6A6A6"/>
+              <w:left w:val="single" w:sz="4" w:color="A6A6A6"/>
+              <w:bottom w:val="single" w:sz="4" w:color="A6A6A6"/>
+              <w:right w:val="single" w:sz="4" w:color="A6A6A6"/>
+            </w:tcBorders>
+          </w:tcPr>
+          <w:p>
+            <w:pPr>
+              <w:spacing w:before="0" w:after="0" w:line="276" w:lineRule="auto"/>
+              <w:ind w:firstLine="0"/>
+              <w:jc w:val="center"/>
+            </w:pPr>
+            <w:r/>
+            <w:r>
+              <w:rPr>
+                <w:rFonts w:ascii="Times New Roman" w:hAnsi="Times New Roman" w:eastAsia="楷体"/>
+                <w:b w:val="0"/>
+                <w:color w:val="000000"/>
+                <w:sz w:val="18"/>
+              </w:rPr>
+              <w:t>3,475.38</w:t>
+            </w:r>
+          </w:p>
+        </w:tc>
+        <w:tc>
+          <w:tcPr>
+            <w:tcW w:type="dxa" w:w="1344"/>
+            <w:vAlign w:val="center"/>
+            <w:tcBorders>
+              <w:top w:val="single" w:sz="4" w:color="A6A6A6"/>
+              <w:left w:val="single" w:sz="4" w:color="A6A6A6"/>
+              <w:bottom w:val="single" w:sz="4" w:color="A6A6A6"/>
+              <w:right w:val="single" w:sz="4" w:color="A6A6A6"/>
+            </w:tcBorders>
+          </w:tcPr>
+          <w:p>
+            <w:pPr>
+              <w:spacing w:before="0" w:after="0" w:line="276" w:lineRule="auto"/>
+              <w:ind w:firstLine="0"/>
+              <w:jc w:val="center"/>
+            </w:pPr>
+            <w:r/>
+            <w:r>
+              <w:rPr>
+                <w:rFonts w:ascii="Times New Roman" w:hAnsi="Times New Roman" w:eastAsia="楷体"/>
+                <w:b w:val="0"/>
+                <w:color w:val="000000"/>
+                <w:sz w:val="18"/>
+              </w:rPr>
+              <w:t>4.58</w:t>
+            </w:r>
+          </w:p>
+        </w:tc>
+        <w:tc>
+          <w:tcPr>
+            <w:tcW w:type="dxa" w:w="1344"/>
+            <w:vAlign w:val="center"/>
+            <w:tcBorders>
+              <w:top w:val="single" w:sz="4" w:color="A6A6A6"/>
+              <w:left w:val="single" w:sz="4" w:color="A6A6A6"/>
+              <w:bottom w:val="single" w:sz="4" w:color="A6A6A6"/>
+              <w:right w:val="single" w:sz="4" w:color="A6A6A6"/>
+            </w:tcBorders>
+          </w:tcPr>
+          <w:p>
+            <w:pPr>
+              <w:spacing w:before="0" w:after="0" w:line="276" w:lineRule="auto"/>
+              <w:ind w:firstLine="0"/>
+              <w:jc w:val="center"/>
+            </w:pPr>
+            <w:r/>
+            <w:r>
+              <w:rPr>
+                <w:rFonts w:ascii="Times New Roman" w:hAnsi="Times New Roman" w:eastAsia="楷体"/>
+                <w:b w:val="0"/>
+                <w:color w:val="000000"/>
+                <w:sz w:val="18"/>
+              </w:rPr>
+              <w:t>6.20%</w:t>
+            </w:r>
+          </w:p>
+        </w:tc>
+        <w:tc>
+          <w:tcPr>
+            <w:tcW w:type="dxa" w:w="1344"/>
+            <w:vAlign w:val="center"/>
+            <w:tcBorders>
+              <w:top w:val="single" w:sz="4" w:color="A6A6A6"/>
+              <w:left w:val="single" w:sz="4" w:color="A6A6A6"/>
+              <w:bottom w:val="single" w:sz="4" w:color="A6A6A6"/>
+              <w:right w:val="single" w:sz="4" w:color="A6A6A6"/>
+            </w:tcBorders>
+          </w:tcPr>
+          <w:p>
+            <w:pPr>
+              <w:spacing w:before="0" w:after="0" w:line="276" w:lineRule="auto"/>
+              <w:ind w:firstLine="0"/>
+              <w:jc w:val="center"/>
+            </w:pPr>
+            <w:r/>
+            <w:r>
+              <w:rPr>
+                <w:rFonts w:ascii="Times New Roman" w:hAnsi="Times New Roman" w:eastAsia="楷体"/>
+                <w:b w:val="0"/>
+                <w:color w:val="000000"/>
+                <w:sz w:val="18"/>
+              </w:rPr>
+              <w:t>17.3:32.2:50.5</w:t>
+            </w:r>
+          </w:p>
+        </w:tc>
+        <w:tc>
+          <w:tcPr>
+            <w:tcW w:type="dxa" w:w="1344"/>
+            <w:vAlign w:val="center"/>
+            <w:tcBorders>
+              <w:top w:val="single" w:sz="4" w:color="A6A6A6"/>
+              <w:left w:val="single" w:sz="4" w:color="A6A6A6"/>
+              <w:bottom w:val="single" w:sz="4" w:color="A6A6A6"/>
+              <w:right w:val="single" w:sz="4" w:color="A6A6A6"/>
+            </w:tcBorders>
+          </w:tcPr>
+          <w:p>
+            <w:pPr>
+              <w:spacing w:before="0" w:after="0" w:line="276" w:lineRule="auto"/>
+              <w:ind w:firstLine="0"/>
+              <w:jc w:val="center"/>
+            </w:pPr>
+            <w:r/>
+            <w:r>
+              <w:rPr>
+                <w:rFonts w:ascii="Times New Roman" w:hAnsi="Times New Roman" w:eastAsia="楷体"/>
+                <w:b w:val="0"/>
+                <w:color w:val="000000"/>
+                <w:sz w:val="18"/>
+              </w:rPr>
+              <w:t>193.40</w:t>
+            </w:r>
+          </w:p>
+        </w:tc>
+        <w:tc>
+          <w:tcPr>
+            <w:tcW w:type="dxa" w:w="1344"/>
+            <w:vAlign w:val="center"/>
+            <w:tcBorders>
+              <w:top w:val="single" w:sz="4" w:color="A6A6A6"/>
+              <w:left w:val="single" w:sz="4" w:color="A6A6A6"/>
+              <w:bottom w:val="single" w:sz="4" w:color="A6A6A6"/>
+              <w:right w:val="single" w:sz="4" w:color="A6A6A6"/>
+            </w:tcBorders>
+          </w:tcPr>
+          <w:p>
+            <w:pPr>
+              <w:spacing w:before="0" w:after="0" w:line="276" w:lineRule="auto"/>
+              <w:ind w:firstLine="0"/>
+              <w:jc w:val="center"/>
+            </w:pPr>
+            <w:r/>
+            <w:r>
+              <w:rPr>
+                <w:rFonts w:ascii="Times New Roman" w:hAnsi="Times New Roman" w:eastAsia="楷体"/>
+                <w:b w:val="0"/>
+                <w:color w:val="000000"/>
+                <w:sz w:val="18"/>
+              </w:rPr>
+              <w:t>756.40</w:t>
+            </w:r>
+          </w:p>
+        </w:tc>
+      </w:tr>
+      <w:tr>
+        <w:tc>
+          <w:tcPr>
+            <w:tcW w:type="dxa" w:w="1344"/>
+            <w:vAlign w:val="center"/>
+            <w:tcBorders>
+              <w:top w:val="single" w:sz="4" w:color="A6A6A6"/>
+              <w:left w:val="single" w:sz="4" w:color="A6A6A6"/>
+              <w:bottom w:val="single" w:sz="4" w:color="A6A6A6"/>
+              <w:right w:val="single" w:sz="4" w:color="A6A6A6"/>
+            </w:tcBorders>
+          </w:tcPr>
+          <w:p>
+            <w:pPr>
+              <w:spacing w:before="0" w:after="0" w:line="276" w:lineRule="auto"/>
+              <w:ind w:firstLine="0"/>
+              <w:jc w:val="left"/>
+            </w:pPr>
+            <w:r/>
+            <w:r>
+              <w:rPr>
+                <w:rFonts w:ascii="Times New Roman" w:hAnsi="Times New Roman" w:eastAsia="楷体"/>
+                <w:b w:val="0"/>
+                <w:color w:val="000000"/>
+                <w:sz w:val="18"/>
+              </w:rPr>
+              <w:t>信阳市</w:t>
+            </w:r>
+          </w:p>
+        </w:tc>
+        <w:tc>
+          <w:tcPr>
+            <w:tcW w:type="dxa" w:w="1344"/>
+            <w:vAlign w:val="center"/>
+            <w:tcBorders>
+              <w:top w:val="single" w:sz="4" w:color="A6A6A6"/>
+              <w:left w:val="single" w:sz="4" w:color="A6A6A6"/>
+              <w:bottom w:val="single" w:sz="4" w:color="A6A6A6"/>
+              <w:right w:val="single" w:sz="4" w:color="A6A6A6"/>
+            </w:tcBorders>
+          </w:tcPr>
+          <w:p>
+            <w:pPr>
+              <w:spacing w:before="0" w:after="0" w:line="276" w:lineRule="auto"/>
+              <w:ind w:firstLine="0"/>
+              <w:jc w:val="center"/>
+            </w:pPr>
+            <w:r/>
+            <w:r>
+              <w:rPr>
+                <w:rFonts w:ascii="Times New Roman" w:hAnsi="Times New Roman" w:eastAsia="楷体"/>
+                <w:b w:val="0"/>
+                <w:color w:val="000000"/>
+                <w:sz w:val="18"/>
+              </w:rPr>
+              <w:t>3,196.70</w:t>
+            </w:r>
+          </w:p>
+        </w:tc>
+        <w:tc>
+          <w:tcPr>
+            <w:tcW w:type="dxa" w:w="1344"/>
+            <w:vAlign w:val="center"/>
+            <w:tcBorders>
+              <w:top w:val="single" w:sz="4" w:color="A6A6A6"/>
+              <w:left w:val="single" w:sz="4" w:color="A6A6A6"/>
+              <w:bottom w:val="single" w:sz="4" w:color="A6A6A6"/>
+              <w:right w:val="single" w:sz="4" w:color="A6A6A6"/>
+            </w:tcBorders>
+          </w:tcPr>
+          <w:p>
+            <w:pPr>
+              <w:spacing w:before="0" w:after="0" w:line="276" w:lineRule="auto"/>
+              <w:ind w:firstLine="0"/>
+              <w:jc w:val="center"/>
+            </w:pPr>
+            <w:r/>
+            <w:r>
+              <w:rPr>
+                <w:rFonts w:ascii="Times New Roman" w:hAnsi="Times New Roman" w:eastAsia="楷体"/>
+                <w:b w:val="0"/>
+                <w:color w:val="000000"/>
+                <w:sz w:val="18"/>
+              </w:rPr>
+              <w:t>5.35</w:t>
+            </w:r>
+          </w:p>
+        </w:tc>
+        <w:tc>
+          <w:tcPr>
+            <w:tcW w:type="dxa" w:w="1344"/>
+            <w:vAlign w:val="center"/>
+            <w:tcBorders>
+              <w:top w:val="single" w:sz="4" w:color="A6A6A6"/>
+              <w:left w:val="single" w:sz="4" w:color="A6A6A6"/>
+              <w:bottom w:val="single" w:sz="4" w:color="A6A6A6"/>
+              <w:right w:val="single" w:sz="4" w:color="A6A6A6"/>
+            </w:tcBorders>
+          </w:tcPr>
+          <w:p>
+            <w:pPr>
+              <w:spacing w:before="0" w:after="0" w:line="276" w:lineRule="auto"/>
+              <w:ind w:firstLine="0"/>
+              <w:jc w:val="center"/>
+            </w:pPr>
+            <w:r/>
+            <w:r>
+              <w:rPr>
+                <w:rFonts w:ascii="Times New Roman" w:hAnsi="Times New Roman" w:eastAsia="楷体"/>
+                <w:b w:val="0"/>
+                <w:color w:val="000000"/>
+                <w:sz w:val="18"/>
+              </w:rPr>
+              <w:t>6.00%</w:t>
+            </w:r>
+          </w:p>
+        </w:tc>
+        <w:tc>
+          <w:tcPr>
+            <w:tcW w:type="dxa" w:w="1344"/>
+            <w:vAlign w:val="center"/>
+            <w:tcBorders>
+              <w:top w:val="single" w:sz="4" w:color="A6A6A6"/>
+              <w:left w:val="single" w:sz="4" w:color="A6A6A6"/>
+              <w:bottom w:val="single" w:sz="4" w:color="A6A6A6"/>
+              <w:right w:val="single" w:sz="4" w:color="A6A6A6"/>
+            </w:tcBorders>
+          </w:tcPr>
+          <w:p>
+            <w:pPr>
+              <w:spacing w:before="0" w:after="0" w:line="276" w:lineRule="auto"/>
+              <w:ind w:firstLine="0"/>
+              <w:jc w:val="center"/>
+            </w:pPr>
+            <w:r/>
+            <w:r>
+              <w:rPr>
+                <w:rFonts w:ascii="Times New Roman" w:hAnsi="Times New Roman" w:eastAsia="楷体"/>
+                <w:b w:val="0"/>
+                <w:color w:val="000000"/>
+                <w:sz w:val="18"/>
+              </w:rPr>
+              <w:t>15.9:31.3:52.8</w:t>
+            </w:r>
+          </w:p>
+        </w:tc>
+        <w:tc>
+          <w:tcPr>
+            <w:tcW w:type="dxa" w:w="1344"/>
+            <w:vAlign w:val="center"/>
+            <w:tcBorders>
+              <w:top w:val="single" w:sz="4" w:color="A6A6A6"/>
+              <w:left w:val="single" w:sz="4" w:color="A6A6A6"/>
+              <w:bottom w:val="single" w:sz="4" w:color="A6A6A6"/>
+              <w:right w:val="single" w:sz="4" w:color="A6A6A6"/>
+            </w:tcBorders>
+          </w:tcPr>
+          <w:p>
+            <w:pPr>
+              <w:spacing w:before="0" w:after="0" w:line="276" w:lineRule="auto"/>
+              <w:ind w:firstLine="0"/>
+              <w:jc w:val="center"/>
+            </w:pPr>
+            <w:r/>
+            <w:r>
+              <w:rPr>
+                <w:rFonts w:ascii="Times New Roman" w:hAnsi="Times New Roman" w:eastAsia="楷体"/>
+                <w:b w:val="0"/>
+                <w:color w:val="000000"/>
+                <w:sz w:val="18"/>
+              </w:rPr>
+              <w:t>137.16</w:t>
+            </w:r>
+          </w:p>
+        </w:tc>
+        <w:tc>
+          <w:tcPr>
+            <w:tcW w:type="dxa" w:w="1344"/>
+            <w:vAlign w:val="center"/>
+            <w:tcBorders>
+              <w:top w:val="single" w:sz="4" w:color="A6A6A6"/>
+              <w:left w:val="single" w:sz="4" w:color="A6A6A6"/>
+              <w:bottom w:val="single" w:sz="4" w:color="A6A6A6"/>
+              <w:right w:val="single" w:sz="4" w:color="A6A6A6"/>
+            </w:tcBorders>
+          </w:tcPr>
+          <w:p>
+            <w:pPr>
+              <w:spacing w:before="0" w:after="0" w:line="276" w:lineRule="auto"/>
+              <w:ind w:firstLine="0"/>
+              <w:jc w:val="center"/>
+            </w:pPr>
+            <w:r/>
+            <w:r>
+              <w:rPr>
+                <w:rFonts w:ascii="Times New Roman" w:hAnsi="Times New Roman" w:eastAsia="楷体"/>
+                <w:b w:val="0"/>
+                <w:color w:val="000000"/>
+                <w:sz w:val="18"/>
+              </w:rPr>
+              <w:t>595.70</w:t>
+            </w:r>
+          </w:p>
+        </w:tc>
+      </w:tr>
+      <w:tr>
+        <w:tc>
+          <w:tcPr>
+            <w:tcW w:type="dxa" w:w="1344"/>
+            <w:vAlign w:val="center"/>
+            <w:tcBorders>
+              <w:top w:val="single" w:sz="4" w:color="A6A6A6"/>
+              <w:left w:val="single" w:sz="4" w:color="A6A6A6"/>
+              <w:bottom w:val="single" w:sz="4" w:color="A6A6A6"/>
+              <w:right w:val="single" w:sz="4" w:color="A6A6A6"/>
+            </w:tcBorders>
+          </w:tcPr>
+          <w:p>
+            <w:pPr>
+              <w:spacing w:before="0" w:after="0" w:line="276" w:lineRule="auto"/>
+              <w:ind w:firstLine="0"/>
+              <w:jc w:val="left"/>
+            </w:pPr>
+            <w:r/>
+            <w:r>
+              <w:rPr>
+                <w:rFonts w:ascii="Times New Roman" w:hAnsi="Times New Roman" w:eastAsia="楷体"/>
+                <w:b w:val="0"/>
+                <w:color w:val="000000"/>
+                <w:sz w:val="18"/>
+              </w:rPr>
+              <w:t>平顶山市</w:t>
+            </w:r>
+          </w:p>
+        </w:tc>
+        <w:tc>
+          <w:tcPr>
+            <w:tcW w:type="dxa" w:w="1344"/>
+            <w:vAlign w:val="center"/>
+            <w:tcBorders>
+              <w:top w:val="single" w:sz="4" w:color="A6A6A6"/>
+              <w:left w:val="single" w:sz="4" w:color="A6A6A6"/>
+              <w:bottom w:val="single" w:sz="4" w:color="A6A6A6"/>
+              <w:right w:val="single" w:sz="4" w:color="A6A6A6"/>
+            </w:tcBorders>
+          </w:tcPr>
+          <w:p>
+            <w:pPr>
+              <w:spacing w:before="0" w:after="0" w:line="276" w:lineRule="auto"/>
+              <w:ind w:firstLine="0"/>
+              <w:jc w:val="center"/>
+            </w:pPr>
+            <w:r/>
+            <w:r>
+              <w:rPr>
+                <w:rFonts w:ascii="Times New Roman" w:hAnsi="Times New Roman" w:eastAsia="楷体"/>
+                <w:b w:val="0"/>
+                <w:color w:val="000000"/>
+                <w:sz w:val="18"/>
+              </w:rPr>
+              <w:t>2,929.40</w:t>
+            </w:r>
+          </w:p>
+        </w:tc>
+        <w:tc>
+          <w:tcPr>
+            <w:tcW w:type="dxa" w:w="1344"/>
+            <w:vAlign w:val="center"/>
+            <w:tcBorders>
+              <w:top w:val="single" w:sz="4" w:color="A6A6A6"/>
+              <w:left w:val="single" w:sz="4" w:color="A6A6A6"/>
+              <w:bottom w:val="single" w:sz="4" w:color="A6A6A6"/>
+              <w:right w:val="single" w:sz="4" w:color="A6A6A6"/>
+            </w:tcBorders>
+          </w:tcPr>
+          <w:p>
+            <w:pPr>
+              <w:spacing w:before="0" w:after="0" w:line="276" w:lineRule="auto"/>
+              <w:ind w:firstLine="0"/>
+              <w:jc w:val="center"/>
+            </w:pPr>
+            <w:r/>
+            <w:r>
+              <w:rPr>
+                <w:rFonts w:ascii="Times New Roman" w:hAnsi="Times New Roman" w:eastAsia="楷体"/>
+                <w:b w:val="0"/>
+                <w:color w:val="000000"/>
+                <w:sz w:val="18"/>
+              </w:rPr>
+              <w:t>—</w:t>
+            </w:r>
+          </w:p>
+        </w:tc>
+        <w:tc>
+          <w:tcPr>
+            <w:tcW w:type="dxa" w:w="1344"/>
+            <w:vAlign w:val="center"/>
+            <w:tcBorders>
+              <w:top w:val="single" w:sz="4" w:color="A6A6A6"/>
+              <w:left w:val="single" w:sz="4" w:color="A6A6A6"/>
+              <w:bottom w:val="single" w:sz="4" w:color="A6A6A6"/>
+              <w:right w:val="single" w:sz="4" w:color="A6A6A6"/>
+            </w:tcBorders>
+          </w:tcPr>
+          <w:p>
+            <w:pPr>
+              <w:spacing w:before="0" w:after="0" w:line="276" w:lineRule="auto"/>
+              <w:ind w:firstLine="0"/>
+              <w:jc w:val="center"/>
+            </w:pPr>
+            <w:r/>
+            <w:r>
+              <w:rPr>
+                <w:rFonts w:ascii="Times New Roman" w:hAnsi="Times New Roman" w:eastAsia="楷体"/>
+                <w:b w:val="0"/>
+                <w:color w:val="000000"/>
+                <w:sz w:val="18"/>
+              </w:rPr>
+              <w:t>5.40%</w:t>
+            </w:r>
+          </w:p>
+        </w:tc>
+        <w:tc>
+          <w:tcPr>
+            <w:tcW w:type="dxa" w:w="1344"/>
+            <w:vAlign w:val="center"/>
+            <w:tcBorders>
+              <w:top w:val="single" w:sz="4" w:color="A6A6A6"/>
+              <w:left w:val="single" w:sz="4" w:color="A6A6A6"/>
+              <w:bottom w:val="single" w:sz="4" w:color="A6A6A6"/>
+              <w:right w:val="single" w:sz="4" w:color="A6A6A6"/>
+            </w:tcBorders>
+          </w:tcPr>
+          <w:p>
+            <w:pPr>
+              <w:spacing w:before="0" w:after="0" w:line="276" w:lineRule="auto"/>
+              <w:ind w:firstLine="0"/>
+              <w:jc w:val="center"/>
+            </w:pPr>
+            <w:r/>
+            <w:r>
+              <w:rPr>
+                <w:rFonts w:ascii="Times New Roman" w:hAnsi="Times New Roman" w:eastAsia="楷体"/>
+                <w:b w:val="0"/>
+                <w:color w:val="000000"/>
+                <w:sz w:val="18"/>
+              </w:rPr>
+              <w:t xml:space="preserve"> </w:t>
+            </w:r>
+          </w:p>
+        </w:tc>
+        <w:tc>
+          <w:tcPr>
+            <w:tcW w:type="dxa" w:w="1344"/>
+            <w:vAlign w:val="center"/>
+            <w:tcBorders>
+              <w:top w:val="single" w:sz="4" w:color="A6A6A6"/>
+              <w:left w:val="single" w:sz="4" w:color="A6A6A6"/>
+              <w:bottom w:val="single" w:sz="4" w:color="A6A6A6"/>
+              <w:right w:val="single" w:sz="4" w:color="A6A6A6"/>
+            </w:tcBorders>
+          </w:tcPr>
+          <w:p>
+            <w:pPr>
+              <w:spacing w:before="0" w:after="0" w:line="276" w:lineRule="auto"/>
+              <w:ind w:firstLine="0"/>
+              <w:jc w:val="center"/>
+            </w:pPr>
+            <w:r/>
+            <w:r>
+              <w:rPr>
+                <w:rFonts w:ascii="Times New Roman" w:hAnsi="Times New Roman" w:eastAsia="楷体"/>
+                <w:b w:val="0"/>
+                <w:color w:val="000000"/>
+                <w:sz w:val="18"/>
+              </w:rPr>
+              <w:t>226.62</w:t>
+            </w:r>
+          </w:p>
+        </w:tc>
+        <w:tc>
+          <w:tcPr>
+            <w:tcW w:type="dxa" w:w="1344"/>
+            <w:vAlign w:val="center"/>
+            <w:tcBorders>
+              <w:top w:val="single" w:sz="4" w:color="A6A6A6"/>
+              <w:left w:val="single" w:sz="4" w:color="A6A6A6"/>
+              <w:bottom w:val="single" w:sz="4" w:color="A6A6A6"/>
+              <w:right w:val="single" w:sz="4" w:color="A6A6A6"/>
+            </w:tcBorders>
+          </w:tcPr>
+          <w:p>
+            <w:pPr>
+              <w:spacing w:before="0" w:after="0" w:line="276" w:lineRule="auto"/>
+              <w:ind w:firstLine="0"/>
+              <w:jc w:val="center"/>
+            </w:pPr>
+            <w:r/>
+            <w:r>
+              <w:rPr>
+                <w:rFonts w:ascii="Times New Roman" w:hAnsi="Times New Roman" w:eastAsia="楷体"/>
+                <w:b w:val="0"/>
+                <w:color w:val="000000"/>
+                <w:sz w:val="18"/>
+              </w:rPr>
+              <w:t>—</w:t>
+            </w:r>
+          </w:p>
+        </w:tc>
+      </w:tr>
+      <w:tr>
+        <w:tc>
+          <w:tcPr>
+            <w:tcW w:type="dxa" w:w="1344"/>
+            <w:vAlign w:val="center"/>
+            <w:tcBorders>
+              <w:top w:val="single" w:sz="4" w:color="A6A6A6"/>
+              <w:left w:val="single" w:sz="4" w:color="A6A6A6"/>
+              <w:bottom w:val="single" w:sz="4" w:color="A6A6A6"/>
+              <w:right w:val="single" w:sz="4" w:color="A6A6A6"/>
+            </w:tcBorders>
+          </w:tcPr>
+          <w:p>
+            <w:pPr>
+              <w:spacing w:before="0" w:after="0" w:line="276" w:lineRule="auto"/>
+              <w:ind w:firstLine="0"/>
+              <w:jc w:val="left"/>
+            </w:pPr>
+            <w:r/>
+            <w:r>
+              <w:rPr>
+                <w:rFonts w:ascii="Times New Roman" w:hAnsi="Times New Roman" w:eastAsia="楷体"/>
+                <w:b w:val="0"/>
+                <w:color w:val="000000"/>
+                <w:sz w:val="18"/>
+              </w:rPr>
+              <w:t>开封市</w:t>
+            </w:r>
+          </w:p>
+        </w:tc>
+        <w:tc>
+          <w:tcPr>
+            <w:tcW w:type="dxa" w:w="1344"/>
+            <w:vAlign w:val="center"/>
+            <w:tcBorders>
+              <w:top w:val="single" w:sz="4" w:color="A6A6A6"/>
+              <w:left w:val="single" w:sz="4" w:color="A6A6A6"/>
+              <w:bottom w:val="single" w:sz="4" w:color="A6A6A6"/>
+              <w:right w:val="single" w:sz="4" w:color="A6A6A6"/>
+            </w:tcBorders>
+          </w:tcPr>
+          <w:p>
+            <w:pPr>
+              <w:spacing w:before="0" w:after="0" w:line="276" w:lineRule="auto"/>
+              <w:ind w:firstLine="0"/>
+              <w:jc w:val="center"/>
+            </w:pPr>
+            <w:r/>
+            <w:r>
+              <w:rPr>
+                <w:rFonts w:ascii="Times New Roman" w:hAnsi="Times New Roman" w:eastAsia="楷体"/>
+                <w:b w:val="0"/>
+                <w:color w:val="000000"/>
+                <w:sz w:val="18"/>
+              </w:rPr>
+              <w:t>2,860.06</w:t>
+            </w:r>
+          </w:p>
+        </w:tc>
+        <w:tc>
+          <w:tcPr>
+            <w:tcW w:type="dxa" w:w="1344"/>
+            <w:vAlign w:val="center"/>
+            <w:tcBorders>
+              <w:top w:val="single" w:sz="4" w:color="A6A6A6"/>
+              <w:left w:val="single" w:sz="4" w:color="A6A6A6"/>
+              <w:bottom w:val="single" w:sz="4" w:color="A6A6A6"/>
+              <w:right w:val="single" w:sz="4" w:color="A6A6A6"/>
+            </w:tcBorders>
+          </w:tcPr>
+          <w:p>
+            <w:pPr>
+              <w:spacing w:before="0" w:after="0" w:line="276" w:lineRule="auto"/>
+              <w:ind w:firstLine="0"/>
+              <w:jc w:val="center"/>
+            </w:pPr>
+            <w:r/>
+            <w:r>
+              <w:rPr>
+                <w:rFonts w:ascii="Times New Roman" w:hAnsi="Times New Roman" w:eastAsia="楷体"/>
+                <w:b w:val="0"/>
+                <w:color w:val="000000"/>
+                <w:sz w:val="18"/>
+              </w:rPr>
+              <w:t>6.09</w:t>
             </w:r>
           </w:p>
         </w:tc>
@@ -478,7 +2528,7 @@
                 <w:color w:val="000000"/>
                 <w:sz w:val="18"/>
               </w:rPr>
-              <w:t>3.7:68.1:28.2</w:t>
+              <w:t>12.6:34.6:52.8</w:t>
             </w:r>
           </w:p>
         </w:tc>
@@ -507,7 +2557,7 @@
                 <w:color w:val="000000"/>
                 <w:sz w:val="18"/>
               </w:rPr>
-              <w:t>803.00</w:t>
+              <w:t>139.70</w:t>
             </w:r>
           </w:p>
         </w:tc>
@@ -536,7 +2586,7 @@
                 <w:color w:val="000000"/>
                 <w:sz w:val="18"/>
               </w:rPr>
-              <w:t>224.50</w:t>
+              <w:t>468.70</w:t>
             </w:r>
           </w:p>
         </w:tc>
@@ -567,7 +2617,7 @@
                 <w:color w:val="000000"/>
                 <w:sz w:val="18"/>
               </w:rPr>
-              <w:t>包头市</w:t>
+              <w:t>安阳市</w:t>
             </w:r>
           </w:p>
         </w:tc>
@@ -596,7 +2646,7 @@
                 <w:color w:val="000000"/>
                 <w:sz w:val="18"/>
               </w:rPr>
-              <w:t>4,711.90</w:t>
+              <w:t>2,765.80</w:t>
             </w:r>
           </w:p>
         </w:tc>
@@ -625,7 +2675,7 @@
                 <w:color w:val="000000"/>
                 <w:sz w:val="18"/>
               </w:rPr>
-              <w:t>17.01</w:t>
+              <w:t>—</w:t>
             </w:r>
           </w:p>
         </w:tc>
@@ -654,7 +2704,7 @@
                 <w:color w:val="000000"/>
                 <w:sz w:val="18"/>
               </w:rPr>
-              <w:t>5.40%</w:t>
+              <w:t>5.50%</w:t>
             </w:r>
           </w:p>
         </w:tc>
@@ -683,7 +2733,7 @@
                 <w:color w:val="000000"/>
                 <w:sz w:val="18"/>
               </w:rPr>
-              <w:t>3.2:46:50.8</w:t>
+              <w:t>7.75:39.26:52.99</w:t>
             </w:r>
           </w:p>
         </w:tc>
@@ -712,7 +2762,7 @@
                 <w:color w:val="000000"/>
                 <w:sz w:val="18"/>
               </w:rPr>
-              <w:t>183.71</w:t>
+              <w:t>244.20</w:t>
             </w:r>
           </w:p>
         </w:tc>
@@ -741,7 +2791,7 @@
                 <w:color w:val="000000"/>
                 <w:sz w:val="18"/>
               </w:rPr>
-              <w:t>277.40</w:t>
+              <w:t>—</w:t>
             </w:r>
           </w:p>
         </w:tc>
@@ -772,7 +2822,7 @@
                 <w:color w:val="000000"/>
                 <w:sz w:val="18"/>
               </w:rPr>
-              <w:t>呼和浩特市</w:t>
+              <w:t>焦作市</w:t>
             </w:r>
           </w:p>
         </w:tc>
@@ -801,7 +2851,7 @@
                 <w:color w:val="000000"/>
                 <w:sz w:val="18"/>
               </w:rPr>
-              <w:t>4,278.30</w:t>
+              <w:t>2,479.60</w:t>
             </w:r>
           </w:p>
         </w:tc>
@@ -830,7 +2880,7 @@
                 <w:color w:val="000000"/>
                 <w:sz w:val="18"/>
               </w:rPr>
-              <w:t>11.72</w:t>
+              <w:t>—</w:t>
             </w:r>
           </w:p>
         </w:tc>
@@ -859,7 +2909,7 @@
                 <w:color w:val="000000"/>
                 <w:sz w:val="18"/>
               </w:rPr>
-              <w:t>5.20%</w:t>
+              <w:t>6.50%</w:t>
             </w:r>
           </w:p>
         </w:tc>
@@ -888,7 +2938,7 @@
                 <w:color w:val="000000"/>
                 <w:sz w:val="18"/>
               </w:rPr>
-              <w:t>4.2:30.1:65.6</w:t>
+              <w:t xml:space="preserve"> </w:t>
             </w:r>
           </w:p>
         </w:tc>
@@ -917,7 +2967,7 @@
                 <w:color w:val="000000"/>
                 <w:sz w:val="18"/>
               </w:rPr>
-              <w:t>268.61</w:t>
+              <w:t>135.10</w:t>
             </w:r>
           </w:p>
         </w:tc>
@@ -946,7 +2996,7 @@
                 <w:color w:val="000000"/>
                 <w:sz w:val="18"/>
               </w:rPr>
-              <w:t>366.10</w:t>
+              <w:t>—</w:t>
             </w:r>
           </w:p>
         </w:tc>
@@ -977,7 +3027,7 @@
                 <w:color w:val="000000"/>
                 <w:sz w:val="18"/>
               </w:rPr>
-              <w:t>赤峰市</w:t>
+              <w:t>濮阳市</w:t>
             </w:r>
           </w:p>
         </w:tc>
@@ -1006,7 +3056,7 @@
                 <w:color w:val="000000"/>
                 <w:sz w:val="18"/>
               </w:rPr>
-              <w:t>2,407.10</w:t>
+              <w:t>2,106.17</w:t>
             </w:r>
           </w:p>
         </w:tc>
@@ -1035,7 +3085,7 @@
                 <w:color w:val="000000"/>
                 <w:sz w:val="18"/>
               </w:rPr>
-              <w:t>6.16</w:t>
+              <w:t>—</w:t>
             </w:r>
           </w:p>
         </w:tc>
@@ -1064,7 +3114,7 @@
                 <w:color w:val="000000"/>
                 <w:sz w:val="18"/>
               </w:rPr>
-              <w:t>4.90%</w:t>
+              <w:t>5.55%</w:t>
             </w:r>
           </w:p>
         </w:tc>
@@ -1093,7 +3143,7 @@
                 <w:color w:val="000000"/>
                 <w:sz w:val="18"/>
               </w:rPr>
-              <w:t>21.1:25.5:53.4</w:t>
+              <w:t>10.5:37.4:52.1</w:t>
             </w:r>
           </w:p>
         </w:tc>
@@ -1122,7 +3172,7 @@
                 <w:color w:val="000000"/>
                 <w:sz w:val="18"/>
               </w:rPr>
-              <w:t>126.25</w:t>
+              <w:t>123.50</w:t>
             </w:r>
           </w:p>
         </w:tc>
@@ -1151,7 +3201,7 @@
                 <w:color w:val="000000"/>
                 <w:sz w:val="18"/>
               </w:rPr>
-              <w:t>388.70</w:t>
+              <w:t>—</w:t>
             </w:r>
           </w:p>
         </w:tc>
@@ -1182,7 +3232,7 @@
                 <w:color w:val="000000"/>
                 <w:sz w:val="18"/>
               </w:rPr>
-              <w:t>呼伦贝尔市</w:t>
+              <w:t>漯河市</w:t>
             </w:r>
           </w:p>
         </w:tc>
@@ -1211,7 +3261,7 @@
                 <w:color w:val="000000"/>
                 <w:sz w:val="18"/>
               </w:rPr>
-              <w:t>1,749.74</w:t>
+              <w:t>1,953.95</w:t>
             </w:r>
           </w:p>
         </w:tc>
@@ -1240,7 +3290,7 @@
                 <w:color w:val="000000"/>
                 <w:sz w:val="18"/>
               </w:rPr>
-              <w:t>8.21</w:t>
+              <w:t>8.30</w:t>
             </w:r>
           </w:p>
         </w:tc>
@@ -1269,7 +3319,7 @@
                 <w:color w:val="000000"/>
                 <w:sz w:val="18"/>
               </w:rPr>
-              <w:t>4.00%</w:t>
+              <w:t>6.10%</w:t>
             </w:r>
           </w:p>
         </w:tc>
@@ -1298,7 +3348,7 @@
                 <w:color w:val="000000"/>
                 <w:sz w:val="18"/>
               </w:rPr>
-              <w:t>24.2:29.3:46.5</w:t>
+              <w:t xml:space="preserve"> </w:t>
             </w:r>
           </w:p>
         </w:tc>
@@ -1327,7 +3377,7 @@
                 <w:color w:val="000000"/>
                 <w:sz w:val="18"/>
               </w:rPr>
-              <w:t>111.16</w:t>
+              <w:t>145.50</w:t>
             </w:r>
           </w:p>
         </w:tc>
@@ -1356,7 +3406,7 @@
                 <w:color w:val="000000"/>
                 <w:sz w:val="18"/>
               </w:rPr>
-              <w:t>211.90</w:t>
+              <w:t>—</w:t>
             </w:r>
           </w:p>
         </w:tc>
@@ -1387,7 +3437,7 @@
                 <w:color w:val="000000"/>
                 <w:sz w:val="18"/>
               </w:rPr>
-              <w:t>通辽市</w:t>
+              <w:t>三门峡市</w:t>
             </w:r>
           </w:p>
         </w:tc>
@@ -1416,7 +3466,7 @@
                 <w:color w:val="000000"/>
                 <w:sz w:val="18"/>
               </w:rPr>
-              <w:t>1,737.70</w:t>
+              <w:t>1,702.61</w:t>
             </w:r>
           </w:p>
         </w:tc>
@@ -1445,7 +3495,7 @@
                 <w:color w:val="000000"/>
                 <w:sz w:val="18"/>
               </w:rPr>
-              <w:t>6.28</w:t>
+              <w:t>8.51</w:t>
             </w:r>
           </w:p>
         </w:tc>
@@ -1474,7 +3524,7 @@
                 <w:color w:val="000000"/>
                 <w:sz w:val="18"/>
               </w:rPr>
-              <w:t>4.90%</w:t>
+              <w:t>6.10%</w:t>
             </w:r>
           </w:p>
         </w:tc>
@@ -1503,7 +3553,7 @@
                 <w:color w:val="000000"/>
                 <w:sz w:val="18"/>
               </w:rPr>
-              <w:t>26.1:29:44.9</w:t>
+              <w:t xml:space="preserve"> </w:t>
             </w:r>
           </w:p>
         </w:tc>
@@ -1532,7 +3582,7 @@
                 <w:color w:val="000000"/>
                 <w:sz w:val="18"/>
               </w:rPr>
-              <w:t>125.75</w:t>
+              <w:t>149.51</w:t>
             </w:r>
           </w:p>
         </w:tc>
@@ -1561,7 +3611,7 @@
                 <w:color w:val="000000"/>
                 <w:sz w:val="18"/>
               </w:rPr>
-              <w:t>275.20</w:t>
+              <w:t>199.50</w:t>
             </w:r>
           </w:p>
         </w:tc>
@@ -1592,7 +3642,7 @@
                 <w:color w:val="000000"/>
                 <w:sz w:val="18"/>
               </w:rPr>
-              <w:t>锡林郭勒盟</w:t>
+              <w:t>鹤壁市</w:t>
             </w:r>
           </w:p>
         </w:tc>
@@ -1621,7 +3671,7 @@
                 <w:color w:val="000000"/>
                 <w:sz w:val="18"/>
               </w:rPr>
-              <w:t>1,289.84</w:t>
+              <w:t>1,144.12</w:t>
             </w:r>
           </w:p>
         </w:tc>
@@ -1650,7 +3700,7 @@
                 <w:color w:val="000000"/>
                 <w:sz w:val="18"/>
               </w:rPr>
-              <w:t>11.67</w:t>
+              <w:t>7.35</w:t>
             </w:r>
           </w:p>
         </w:tc>
@@ -1679,7 +3729,7 @@
                 <w:color w:val="000000"/>
                 <w:sz w:val="18"/>
               </w:rPr>
-              <w:t>5.00%</w:t>
+              <w:t>6.60%</w:t>
             </w:r>
           </w:p>
         </w:tc>
@@ -1708,7 +3758,7 @@
                 <w:color w:val="000000"/>
                 <w:sz w:val="18"/>
               </w:rPr>
-              <w:t>15.2:47.4:37.4</w:t>
+              <w:t>6.8:48.8:44.4</w:t>
             </w:r>
           </w:p>
         </w:tc>
@@ -1737,7 +3787,7 @@
                 <w:color w:val="000000"/>
                 <w:sz w:val="18"/>
               </w:rPr>
-              <w:t>139.00</w:t>
+              <w:t>84.50</w:t>
             </w:r>
           </w:p>
         </w:tc>
@@ -1766,1032 +3816,7 @@
                 <w:color w:val="000000"/>
                 <w:sz w:val="18"/>
               </w:rPr>
-              <w:t>110.30</w:t>
-            </w:r>
-          </w:p>
-        </w:tc>
-      </w:tr>
-      <w:tr>
-        <w:tc>
-          <w:tcPr>
-            <w:tcW w:type="dxa" w:w="1344"/>
-            <w:vAlign w:val="center"/>
-            <w:tcBorders>
-              <w:top w:val="single" w:sz="4" w:color="A6A6A6"/>
-              <w:left w:val="single" w:sz="4" w:color="A6A6A6"/>
-              <w:bottom w:val="single" w:sz="4" w:color="A6A6A6"/>
-              <w:right w:val="single" w:sz="4" w:color="A6A6A6"/>
-            </w:tcBorders>
-          </w:tcPr>
-          <w:p>
-            <w:pPr>
-              <w:spacing w:before="0" w:after="0" w:line="276" w:lineRule="auto"/>
-              <w:ind w:firstLine="0"/>
-              <w:jc w:val="left"/>
-            </w:pPr>
-            <w:r/>
-            <w:r>
-              <w:rPr>
-                <w:rFonts w:ascii="Times New Roman" w:hAnsi="Times New Roman" w:eastAsia="楷体"/>
-                <w:b w:val="0"/>
-                <w:color w:val="000000"/>
-                <w:sz w:val="18"/>
-              </w:rPr>
-              <w:t>巴彦淖尔市</w:t>
-            </w:r>
-          </w:p>
-        </w:tc>
-        <w:tc>
-          <w:tcPr>
-            <w:tcW w:type="dxa" w:w="1344"/>
-            <w:vAlign w:val="center"/>
-            <w:tcBorders>
-              <w:top w:val="single" w:sz="4" w:color="A6A6A6"/>
-              <w:left w:val="single" w:sz="4" w:color="A6A6A6"/>
-              <w:bottom w:val="single" w:sz="4" w:color="A6A6A6"/>
-              <w:right w:val="single" w:sz="4" w:color="A6A6A6"/>
-            </w:tcBorders>
-          </w:tcPr>
-          <w:p>
-            <w:pPr>
-              <w:spacing w:before="0" w:after="0" w:line="276" w:lineRule="auto"/>
-              <w:ind w:firstLine="0"/>
-              <w:jc w:val="center"/>
-            </w:pPr>
-            <w:r/>
-            <w:r>
-              <w:rPr>
-                <w:rFonts w:ascii="Times New Roman" w:hAnsi="Times New Roman" w:eastAsia="楷体"/>
-                <w:b w:val="0"/>
-                <w:color w:val="000000"/>
-                <w:sz w:val="18"/>
-              </w:rPr>
-              <w:t>1,277.60</w:t>
-            </w:r>
-          </w:p>
-        </w:tc>
-        <w:tc>
-          <w:tcPr>
-            <w:tcW w:type="dxa" w:w="1344"/>
-            <w:vAlign w:val="center"/>
-            <w:tcBorders>
-              <w:top w:val="single" w:sz="4" w:color="A6A6A6"/>
-              <w:left w:val="single" w:sz="4" w:color="A6A6A6"/>
-              <w:bottom w:val="single" w:sz="4" w:color="A6A6A6"/>
-              <w:right w:val="single" w:sz="4" w:color="A6A6A6"/>
-            </w:tcBorders>
-          </w:tcPr>
-          <w:p>
-            <w:pPr>
-              <w:spacing w:before="0" w:after="0" w:line="276" w:lineRule="auto"/>
-              <w:ind w:firstLine="0"/>
-              <w:jc w:val="center"/>
-            </w:pPr>
-            <w:r/>
-            <w:r>
-              <w:rPr>
-                <w:rFonts w:ascii="Times New Roman" w:hAnsi="Times New Roman" w:eastAsia="楷体"/>
-                <w:b w:val="0"/>
-                <w:color w:val="000000"/>
-                <w:sz w:val="18"/>
-              </w:rPr>
-              <w:t>8.63</w:t>
-            </w:r>
-          </w:p>
-        </w:tc>
-        <w:tc>
-          <w:tcPr>
-            <w:tcW w:type="dxa" w:w="1344"/>
-            <w:vAlign w:val="center"/>
-            <w:tcBorders>
-              <w:top w:val="single" w:sz="4" w:color="A6A6A6"/>
-              <w:left w:val="single" w:sz="4" w:color="A6A6A6"/>
-              <w:bottom w:val="single" w:sz="4" w:color="A6A6A6"/>
-              <w:right w:val="single" w:sz="4" w:color="A6A6A6"/>
-            </w:tcBorders>
-          </w:tcPr>
-          <w:p>
-            <w:pPr>
-              <w:spacing w:before="0" w:after="0" w:line="276" w:lineRule="auto"/>
-              <w:ind w:firstLine="0"/>
-              <w:jc w:val="center"/>
-            </w:pPr>
-            <w:r/>
-            <w:r>
-              <w:rPr>
-                <w:rFonts w:ascii="Times New Roman" w:hAnsi="Times New Roman" w:eastAsia="楷体"/>
-                <w:b w:val="0"/>
-                <w:color w:val="000000"/>
-                <w:sz w:val="18"/>
-              </w:rPr>
-              <w:t>4.50%</w:t>
-            </w:r>
-          </w:p>
-        </w:tc>
-        <w:tc>
-          <w:tcPr>
-            <w:tcW w:type="dxa" w:w="1344"/>
-            <w:vAlign w:val="center"/>
-            <w:tcBorders>
-              <w:top w:val="single" w:sz="4" w:color="A6A6A6"/>
-              <w:left w:val="single" w:sz="4" w:color="A6A6A6"/>
-              <w:bottom w:val="single" w:sz="4" w:color="A6A6A6"/>
-              <w:right w:val="single" w:sz="4" w:color="A6A6A6"/>
-            </w:tcBorders>
-          </w:tcPr>
-          <w:p>
-            <w:pPr>
-              <w:spacing w:before="0" w:after="0" w:line="276" w:lineRule="auto"/>
-              <w:ind w:firstLine="0"/>
-              <w:jc w:val="center"/>
-            </w:pPr>
-            <w:r/>
-            <w:r>
-              <w:rPr>
-                <w:rFonts w:ascii="Times New Roman" w:hAnsi="Times New Roman" w:eastAsia="楷体"/>
-                <w:b w:val="0"/>
-                <w:color w:val="000000"/>
-                <w:sz w:val="18"/>
-              </w:rPr>
-              <w:t>27.3:27.6:45.1</w:t>
-            </w:r>
-          </w:p>
-        </w:tc>
-        <w:tc>
-          <w:tcPr>
-            <w:tcW w:type="dxa" w:w="1344"/>
-            <w:vAlign w:val="center"/>
-            <w:tcBorders>
-              <w:top w:val="single" w:sz="4" w:color="A6A6A6"/>
-              <w:left w:val="single" w:sz="4" w:color="A6A6A6"/>
-              <w:bottom w:val="single" w:sz="4" w:color="A6A6A6"/>
-              <w:right w:val="single" w:sz="4" w:color="A6A6A6"/>
-            </w:tcBorders>
-          </w:tcPr>
-          <w:p>
-            <w:pPr>
-              <w:spacing w:before="0" w:after="0" w:line="276" w:lineRule="auto"/>
-              <w:ind w:firstLine="0"/>
-              <w:jc w:val="center"/>
-            </w:pPr>
-            <w:r/>
-            <w:r>
-              <w:rPr>
-                <w:rFonts w:ascii="Times New Roman" w:hAnsi="Times New Roman" w:eastAsia="楷体"/>
-                <w:b w:val="0"/>
-                <w:color w:val="000000"/>
-                <w:sz w:val="18"/>
-              </w:rPr>
-              <w:t>90.69</w:t>
-            </w:r>
-          </w:p>
-        </w:tc>
-        <w:tc>
-          <w:tcPr>
-            <w:tcW w:type="dxa" w:w="1344"/>
-            <w:vAlign w:val="center"/>
-            <w:tcBorders>
-              <w:top w:val="single" w:sz="4" w:color="A6A6A6"/>
-              <w:left w:val="single" w:sz="4" w:color="A6A6A6"/>
-              <w:bottom w:val="single" w:sz="4" w:color="A6A6A6"/>
-              <w:right w:val="single" w:sz="4" w:color="A6A6A6"/>
-            </w:tcBorders>
-          </w:tcPr>
-          <w:p>
-            <w:pPr>
-              <w:spacing w:before="0" w:after="0" w:line="276" w:lineRule="auto"/>
-              <w:ind w:firstLine="0"/>
-              <w:jc w:val="center"/>
-            </w:pPr>
-            <w:r/>
-            <w:r>
-              <w:rPr>
-                <w:rFonts w:ascii="Times New Roman" w:hAnsi="Times New Roman" w:eastAsia="楷体"/>
-                <w:b w:val="0"/>
-                <w:color w:val="000000"/>
-                <w:sz w:val="18"/>
-              </w:rPr>
-              <w:t>147.00</w:t>
-            </w:r>
-          </w:p>
-        </w:tc>
-      </w:tr>
-      <w:tr>
-        <w:tc>
-          <w:tcPr>
-            <w:tcW w:type="dxa" w:w="1344"/>
-            <w:vAlign w:val="center"/>
-            <w:tcBorders>
-              <w:top w:val="single" w:sz="4" w:color="A6A6A6"/>
-              <w:left w:val="single" w:sz="4" w:color="A6A6A6"/>
-              <w:bottom w:val="single" w:sz="4" w:color="A6A6A6"/>
-              <w:right w:val="single" w:sz="4" w:color="A6A6A6"/>
-            </w:tcBorders>
-          </w:tcPr>
-          <w:p>
-            <w:pPr>
-              <w:spacing w:before="0" w:after="0" w:line="276" w:lineRule="auto"/>
-              <w:ind w:firstLine="0"/>
-              <w:jc w:val="left"/>
-            </w:pPr>
-            <w:r/>
-            <w:r>
-              <w:rPr>
-                <w:rFonts w:ascii="Times New Roman" w:hAnsi="Times New Roman" w:eastAsia="楷体"/>
-                <w:b w:val="0"/>
-                <w:color w:val="000000"/>
-                <w:sz w:val="18"/>
-              </w:rPr>
-              <w:t>乌兰察布市</w:t>
-            </w:r>
-          </w:p>
-        </w:tc>
-        <w:tc>
-          <w:tcPr>
-            <w:tcW w:type="dxa" w:w="1344"/>
-            <w:vAlign w:val="center"/>
-            <w:tcBorders>
-              <w:top w:val="single" w:sz="4" w:color="A6A6A6"/>
-              <w:left w:val="single" w:sz="4" w:color="A6A6A6"/>
-              <w:bottom w:val="single" w:sz="4" w:color="A6A6A6"/>
-              <w:right w:val="single" w:sz="4" w:color="A6A6A6"/>
-            </w:tcBorders>
-          </w:tcPr>
-          <w:p>
-            <w:pPr>
-              <w:spacing w:before="0" w:after="0" w:line="276" w:lineRule="auto"/>
-              <w:ind w:firstLine="0"/>
-              <w:jc w:val="center"/>
-            </w:pPr>
-            <w:r/>
-            <w:r>
-              <w:rPr>
-                <w:rFonts w:ascii="Times New Roman" w:hAnsi="Times New Roman" w:eastAsia="楷体"/>
-                <w:b w:val="0"/>
-                <w:color w:val="000000"/>
-                <w:sz w:val="18"/>
-              </w:rPr>
-              <w:t>1,260.30</w:t>
-            </w:r>
-          </w:p>
-        </w:tc>
-        <w:tc>
-          <w:tcPr>
-            <w:tcW w:type="dxa" w:w="1344"/>
-            <w:vAlign w:val="center"/>
-            <w:tcBorders>
-              <w:top w:val="single" w:sz="4" w:color="A6A6A6"/>
-              <w:left w:val="single" w:sz="4" w:color="A6A6A6"/>
-              <w:bottom w:val="single" w:sz="4" w:color="A6A6A6"/>
-              <w:right w:val="single" w:sz="4" w:color="A6A6A6"/>
-            </w:tcBorders>
-          </w:tcPr>
-          <w:p>
-            <w:pPr>
-              <w:spacing w:before="0" w:after="0" w:line="276" w:lineRule="auto"/>
-              <w:ind w:firstLine="0"/>
-              <w:jc w:val="center"/>
-            </w:pPr>
-            <w:r/>
-            <w:r>
-              <w:rPr>
-                <w:rFonts w:ascii="Times New Roman" w:hAnsi="Times New Roman" w:eastAsia="楷体"/>
-                <w:b w:val="0"/>
-                <w:color w:val="000000"/>
-                <w:sz w:val="18"/>
-              </w:rPr>
-              <w:t>8.03</w:t>
-            </w:r>
-          </w:p>
-        </w:tc>
-        <w:tc>
-          <w:tcPr>
-            <w:tcW w:type="dxa" w:w="1344"/>
-            <w:vAlign w:val="center"/>
-            <w:tcBorders>
-              <w:top w:val="single" w:sz="4" w:color="A6A6A6"/>
-              <w:left w:val="single" w:sz="4" w:color="A6A6A6"/>
-              <w:bottom w:val="single" w:sz="4" w:color="A6A6A6"/>
-              <w:right w:val="single" w:sz="4" w:color="A6A6A6"/>
-            </w:tcBorders>
-          </w:tcPr>
-          <w:p>
-            <w:pPr>
-              <w:spacing w:before="0" w:after="0" w:line="276" w:lineRule="auto"/>
-              <w:ind w:firstLine="0"/>
-              <w:jc w:val="center"/>
-            </w:pPr>
-            <w:r/>
-            <w:r>
-              <w:rPr>
-                <w:rFonts w:ascii="Times New Roman" w:hAnsi="Times New Roman" w:eastAsia="楷体"/>
-                <w:b w:val="0"/>
-                <w:color w:val="000000"/>
-                <w:sz w:val="18"/>
-              </w:rPr>
-              <w:t>4.80%</w:t>
-            </w:r>
-          </w:p>
-        </w:tc>
-        <w:tc>
-          <w:tcPr>
-            <w:tcW w:type="dxa" w:w="1344"/>
-            <w:vAlign w:val="center"/>
-            <w:tcBorders>
-              <w:top w:val="single" w:sz="4" w:color="A6A6A6"/>
-              <w:left w:val="single" w:sz="4" w:color="A6A6A6"/>
-              <w:bottom w:val="single" w:sz="4" w:color="A6A6A6"/>
-              <w:right w:val="single" w:sz="4" w:color="A6A6A6"/>
-            </w:tcBorders>
-          </w:tcPr>
-          <w:p>
-            <w:pPr>
-              <w:spacing w:before="0" w:after="0" w:line="276" w:lineRule="auto"/>
-              <w:ind w:firstLine="0"/>
-              <w:jc w:val="center"/>
-            </w:pPr>
-            <w:r/>
-            <w:r>
-              <w:rPr>
-                <w:rFonts w:ascii="Times New Roman" w:hAnsi="Times New Roman" w:eastAsia="楷体"/>
-                <w:b w:val="0"/>
-                <w:color w:val="000000"/>
-                <w:sz w:val="18"/>
-              </w:rPr>
-              <w:t>16.2:32.6:51.2</w:t>
-            </w:r>
-          </w:p>
-        </w:tc>
-        <w:tc>
-          <w:tcPr>
-            <w:tcW w:type="dxa" w:w="1344"/>
-            <w:vAlign w:val="center"/>
-            <w:tcBorders>
-              <w:top w:val="single" w:sz="4" w:color="A6A6A6"/>
-              <w:left w:val="single" w:sz="4" w:color="A6A6A6"/>
-              <w:bottom w:val="single" w:sz="4" w:color="A6A6A6"/>
-              <w:right w:val="single" w:sz="4" w:color="A6A6A6"/>
-            </w:tcBorders>
-          </w:tcPr>
-          <w:p>
-            <w:pPr>
-              <w:spacing w:before="0" w:after="0" w:line="276" w:lineRule="auto"/>
-              <w:ind w:firstLine="0"/>
-              <w:jc w:val="center"/>
-            </w:pPr>
-            <w:r/>
-            <w:r>
-              <w:rPr>
-                <w:rFonts w:ascii="Times New Roman" w:hAnsi="Times New Roman" w:eastAsia="楷体"/>
-                <w:b w:val="0"/>
-                <w:color w:val="000000"/>
-                <w:sz w:val="18"/>
-              </w:rPr>
-              <w:t>76.90</w:t>
-            </w:r>
-          </w:p>
-        </w:tc>
-        <w:tc>
-          <w:tcPr>
-            <w:tcW w:type="dxa" w:w="1344"/>
-            <w:vAlign w:val="center"/>
-            <w:tcBorders>
-              <w:top w:val="single" w:sz="4" w:color="A6A6A6"/>
-              <w:left w:val="single" w:sz="4" w:color="A6A6A6"/>
-              <w:bottom w:val="single" w:sz="4" w:color="A6A6A6"/>
-              <w:right w:val="single" w:sz="4" w:color="A6A6A6"/>
-            </w:tcBorders>
-          </w:tcPr>
-          <w:p>
-            <w:pPr>
-              <w:spacing w:before="0" w:after="0" w:line="276" w:lineRule="auto"/>
-              <w:ind w:firstLine="0"/>
-              <w:jc w:val="center"/>
-            </w:pPr>
-            <w:r/>
-            <w:r>
-              <w:rPr>
-                <w:rFonts w:ascii="Times New Roman" w:hAnsi="Times New Roman" w:eastAsia="楷体"/>
-                <w:b w:val="0"/>
-                <w:color w:val="000000"/>
-                <w:sz w:val="18"/>
-              </w:rPr>
-              <w:t>155.70</w:t>
-            </w:r>
-          </w:p>
-        </w:tc>
-      </w:tr>
-      <w:tr>
-        <w:tc>
-          <w:tcPr>
-            <w:tcW w:type="dxa" w:w="1344"/>
-            <w:vAlign w:val="center"/>
-            <w:tcBorders>
-              <w:top w:val="single" w:sz="4" w:color="A6A6A6"/>
-              <w:left w:val="single" w:sz="4" w:color="A6A6A6"/>
-              <w:bottom w:val="single" w:sz="4" w:color="A6A6A6"/>
-              <w:right w:val="single" w:sz="4" w:color="A6A6A6"/>
-            </w:tcBorders>
-          </w:tcPr>
-          <w:p>
-            <w:pPr>
-              <w:spacing w:before="0" w:after="0" w:line="276" w:lineRule="auto"/>
-              <w:ind w:firstLine="0"/>
-              <w:jc w:val="left"/>
-            </w:pPr>
-            <w:r/>
-            <w:r>
-              <w:rPr>
-                <w:rFonts w:ascii="Times New Roman" w:hAnsi="Times New Roman" w:eastAsia="楷体"/>
-                <w:b w:val="0"/>
-                <w:color w:val="000000"/>
-                <w:sz w:val="18"/>
-              </w:rPr>
-              <w:t>兴安盟</w:t>
-            </w:r>
-          </w:p>
-        </w:tc>
-        <w:tc>
-          <w:tcPr>
-            <w:tcW w:type="dxa" w:w="1344"/>
-            <w:vAlign w:val="center"/>
-            <w:tcBorders>
-              <w:top w:val="single" w:sz="4" w:color="A6A6A6"/>
-              <w:left w:val="single" w:sz="4" w:color="A6A6A6"/>
-              <w:bottom w:val="single" w:sz="4" w:color="A6A6A6"/>
-              <w:right w:val="single" w:sz="4" w:color="A6A6A6"/>
-            </w:tcBorders>
-          </w:tcPr>
-          <w:p>
-            <w:pPr>
-              <w:spacing w:before="0" w:after="0" w:line="276" w:lineRule="auto"/>
-              <w:ind w:firstLine="0"/>
-              <w:jc w:val="center"/>
-            </w:pPr>
-            <w:r/>
-            <w:r>
-              <w:rPr>
-                <w:rFonts w:ascii="Times New Roman" w:hAnsi="Times New Roman" w:eastAsia="楷体"/>
-                <w:b w:val="0"/>
-                <w:color w:val="000000"/>
-                <w:sz w:val="18"/>
-              </w:rPr>
-              <w:t>850.09</w:t>
-            </w:r>
-          </w:p>
-        </w:tc>
-        <w:tc>
-          <w:tcPr>
-            <w:tcW w:type="dxa" w:w="1344"/>
-            <w:vAlign w:val="center"/>
-            <w:tcBorders>
-              <w:top w:val="single" w:sz="4" w:color="A6A6A6"/>
-              <w:left w:val="single" w:sz="4" w:color="A6A6A6"/>
-              <w:bottom w:val="single" w:sz="4" w:color="A6A6A6"/>
-              <w:right w:val="single" w:sz="4" w:color="A6A6A6"/>
-            </w:tcBorders>
-          </w:tcPr>
-          <w:p>
-            <w:pPr>
-              <w:spacing w:before="0" w:after="0" w:line="276" w:lineRule="auto"/>
-              <w:ind w:firstLine="0"/>
-              <w:jc w:val="center"/>
-            </w:pPr>
-            <w:r/>
-            <w:r>
-              <w:rPr>
-                <w:rFonts w:ascii="Times New Roman" w:hAnsi="Times New Roman" w:eastAsia="楷体"/>
-                <w:b w:val="0"/>
-                <w:color w:val="000000"/>
-                <w:sz w:val="18"/>
-              </w:rPr>
-              <w:t>6.23</w:t>
-            </w:r>
-          </w:p>
-        </w:tc>
-        <w:tc>
-          <w:tcPr>
-            <w:tcW w:type="dxa" w:w="1344"/>
-            <w:vAlign w:val="center"/>
-            <w:tcBorders>
-              <w:top w:val="single" w:sz="4" w:color="A6A6A6"/>
-              <w:left w:val="single" w:sz="4" w:color="A6A6A6"/>
-              <w:bottom w:val="single" w:sz="4" w:color="A6A6A6"/>
-              <w:right w:val="single" w:sz="4" w:color="A6A6A6"/>
-            </w:tcBorders>
-          </w:tcPr>
-          <w:p>
-            <w:pPr>
-              <w:spacing w:before="0" w:after="0" w:line="276" w:lineRule="auto"/>
-              <w:ind w:firstLine="0"/>
-              <w:jc w:val="center"/>
-            </w:pPr>
-            <w:r/>
-            <w:r>
-              <w:rPr>
-                <w:rFonts w:ascii="Times New Roman" w:hAnsi="Times New Roman" w:eastAsia="楷体"/>
-                <w:b w:val="0"/>
-                <w:color w:val="000000"/>
-                <w:sz w:val="18"/>
-              </w:rPr>
-              <w:t>4.50%</w:t>
-            </w:r>
-          </w:p>
-        </w:tc>
-        <w:tc>
-          <w:tcPr>
-            <w:tcW w:type="dxa" w:w="1344"/>
-            <w:vAlign w:val="center"/>
-            <w:tcBorders>
-              <w:top w:val="single" w:sz="4" w:color="A6A6A6"/>
-              <w:left w:val="single" w:sz="4" w:color="A6A6A6"/>
-              <w:bottom w:val="single" w:sz="4" w:color="A6A6A6"/>
-              <w:right w:val="single" w:sz="4" w:color="A6A6A6"/>
-            </w:tcBorders>
-          </w:tcPr>
-          <w:p>
-            <w:pPr>
-              <w:spacing w:before="0" w:after="0" w:line="276" w:lineRule="auto"/>
-              <w:ind w:firstLine="0"/>
-              <w:jc w:val="center"/>
-            </w:pPr>
-            <w:r/>
-            <w:r>
-              <w:rPr>
-                <w:rFonts w:ascii="Times New Roman" w:hAnsi="Times New Roman" w:eastAsia="楷体"/>
-                <w:b w:val="0"/>
-                <w:color w:val="000000"/>
-                <w:sz w:val="18"/>
-              </w:rPr>
-              <w:t>34.9:23.2:41.9</w:t>
-            </w:r>
-          </w:p>
-        </w:tc>
-        <w:tc>
-          <w:tcPr>
-            <w:tcW w:type="dxa" w:w="1344"/>
-            <w:vAlign w:val="center"/>
-            <w:tcBorders>
-              <w:top w:val="single" w:sz="4" w:color="A6A6A6"/>
-              <w:left w:val="single" w:sz="4" w:color="A6A6A6"/>
-              <w:bottom w:val="single" w:sz="4" w:color="A6A6A6"/>
-              <w:right w:val="single" w:sz="4" w:color="A6A6A6"/>
-            </w:tcBorders>
-          </w:tcPr>
-          <w:p>
-            <w:pPr>
-              <w:spacing w:before="0" w:after="0" w:line="276" w:lineRule="auto"/>
-              <w:ind w:firstLine="0"/>
-              <w:jc w:val="center"/>
-            </w:pPr>
-            <w:r/>
-            <w:r>
-              <w:rPr>
-                <w:rFonts w:ascii="Times New Roman" w:hAnsi="Times New Roman" w:eastAsia="楷体"/>
-                <w:b w:val="0"/>
-                <w:color w:val="000000"/>
-                <w:sz w:val="18"/>
-              </w:rPr>
-              <w:t>41.40</w:t>
-            </w:r>
-          </w:p>
-        </w:tc>
-        <w:tc>
-          <w:tcPr>
-            <w:tcW w:type="dxa" w:w="1344"/>
-            <w:vAlign w:val="center"/>
-            <w:tcBorders>
-              <w:top w:val="single" w:sz="4" w:color="A6A6A6"/>
-              <w:left w:val="single" w:sz="4" w:color="A6A6A6"/>
-              <w:bottom w:val="single" w:sz="4" w:color="A6A6A6"/>
-              <w:right w:val="single" w:sz="4" w:color="A6A6A6"/>
-            </w:tcBorders>
-          </w:tcPr>
-          <w:p>
-            <w:pPr>
-              <w:spacing w:before="0" w:after="0" w:line="276" w:lineRule="auto"/>
-              <w:ind w:firstLine="0"/>
-              <w:jc w:val="center"/>
-            </w:pPr>
-            <w:r/>
-            <w:r>
-              <w:rPr>
-                <w:rFonts w:ascii="Times New Roman" w:hAnsi="Times New Roman" w:eastAsia="楷体"/>
-                <w:b w:val="0"/>
-                <w:color w:val="000000"/>
-                <w:sz w:val="18"/>
-              </w:rPr>
-              <w:t>135.50</w:t>
-            </w:r>
-          </w:p>
-        </w:tc>
-      </w:tr>
-      <w:tr>
-        <w:tc>
-          <w:tcPr>
-            <w:tcW w:type="dxa" w:w="1344"/>
-            <w:vAlign w:val="center"/>
-            <w:tcBorders>
-              <w:top w:val="single" w:sz="4" w:color="A6A6A6"/>
-              <w:left w:val="single" w:sz="4" w:color="A6A6A6"/>
-              <w:bottom w:val="single" w:sz="4" w:color="A6A6A6"/>
-              <w:right w:val="single" w:sz="4" w:color="A6A6A6"/>
-            </w:tcBorders>
-          </w:tcPr>
-          <w:p>
-            <w:pPr>
-              <w:spacing w:before="0" w:after="0" w:line="276" w:lineRule="auto"/>
-              <w:ind w:firstLine="0"/>
-              <w:jc w:val="left"/>
-            </w:pPr>
-            <w:r/>
-            <w:r>
-              <w:rPr>
-                <w:rFonts w:ascii="Times New Roman" w:hAnsi="Times New Roman" w:eastAsia="楷体"/>
-                <w:b w:val="0"/>
-                <w:color w:val="000000"/>
-                <w:sz w:val="18"/>
-              </w:rPr>
-              <w:t>乌海市</w:t>
-            </w:r>
-          </w:p>
-        </w:tc>
-        <w:tc>
-          <w:tcPr>
-            <w:tcW w:type="dxa" w:w="1344"/>
-            <w:vAlign w:val="center"/>
-            <w:tcBorders>
-              <w:top w:val="single" w:sz="4" w:color="A6A6A6"/>
-              <w:left w:val="single" w:sz="4" w:color="A6A6A6"/>
-              <w:bottom w:val="single" w:sz="4" w:color="A6A6A6"/>
-              <w:right w:val="single" w:sz="4" w:color="A6A6A6"/>
-            </w:tcBorders>
-          </w:tcPr>
-          <w:p>
-            <w:pPr>
-              <w:spacing w:before="0" w:after="0" w:line="276" w:lineRule="auto"/>
-              <w:ind w:firstLine="0"/>
-              <w:jc w:val="center"/>
-            </w:pPr>
-            <w:r/>
-            <w:r>
-              <w:rPr>
-                <w:rFonts w:ascii="Times New Roman" w:hAnsi="Times New Roman" w:eastAsia="楷体"/>
-                <w:b w:val="0"/>
-                <w:color w:val="000000"/>
-                <w:sz w:val="18"/>
-              </w:rPr>
-              <w:t>540.75</w:t>
-            </w:r>
-          </w:p>
-        </w:tc>
-        <w:tc>
-          <w:tcPr>
-            <w:tcW w:type="dxa" w:w="1344"/>
-            <w:vAlign w:val="center"/>
-            <w:tcBorders>
-              <w:top w:val="single" w:sz="4" w:color="A6A6A6"/>
-              <w:left w:val="single" w:sz="4" w:color="A6A6A6"/>
-              <w:bottom w:val="single" w:sz="4" w:color="A6A6A6"/>
-              <w:right w:val="single" w:sz="4" w:color="A6A6A6"/>
-            </w:tcBorders>
-          </w:tcPr>
-          <w:p>
-            <w:pPr>
-              <w:spacing w:before="0" w:after="0" w:line="276" w:lineRule="auto"/>
-              <w:ind w:firstLine="0"/>
-              <w:jc w:val="center"/>
-            </w:pPr>
-            <w:r/>
-            <w:r>
-              <w:rPr>
-                <w:rFonts w:ascii="Times New Roman" w:hAnsi="Times New Roman" w:eastAsia="楷体"/>
-                <w:b w:val="0"/>
-                <w:color w:val="000000"/>
-                <w:sz w:val="18"/>
-              </w:rPr>
-              <w:t>9.74</w:t>
-            </w:r>
-          </w:p>
-        </w:tc>
-        <w:tc>
-          <w:tcPr>
-            <w:tcW w:type="dxa" w:w="1344"/>
-            <w:vAlign w:val="center"/>
-            <w:tcBorders>
-              <w:top w:val="single" w:sz="4" w:color="A6A6A6"/>
-              <w:left w:val="single" w:sz="4" w:color="A6A6A6"/>
-              <w:bottom w:val="single" w:sz="4" w:color="A6A6A6"/>
-              <w:right w:val="single" w:sz="4" w:color="A6A6A6"/>
-            </w:tcBorders>
-          </w:tcPr>
-          <w:p>
-            <w:pPr>
-              <w:spacing w:before="0" w:after="0" w:line="276" w:lineRule="auto"/>
-              <w:ind w:firstLine="0"/>
-              <w:jc w:val="center"/>
-            </w:pPr>
-            <w:r/>
-            <w:r>
-              <w:rPr>
-                <w:rFonts w:ascii="Times New Roman" w:hAnsi="Times New Roman" w:eastAsia="楷体"/>
-                <w:b w:val="0"/>
-                <w:color w:val="000000"/>
-                <w:sz w:val="18"/>
-              </w:rPr>
-              <w:t>-4.30%</w:t>
-            </w:r>
-          </w:p>
-        </w:tc>
-        <w:tc>
-          <w:tcPr>
-            <w:tcW w:type="dxa" w:w="1344"/>
-            <w:vAlign w:val="center"/>
-            <w:tcBorders>
-              <w:top w:val="single" w:sz="4" w:color="A6A6A6"/>
-              <w:left w:val="single" w:sz="4" w:color="A6A6A6"/>
-              <w:bottom w:val="single" w:sz="4" w:color="A6A6A6"/>
-              <w:right w:val="single" w:sz="4" w:color="A6A6A6"/>
-            </w:tcBorders>
-          </w:tcPr>
-          <w:p>
-            <w:pPr>
-              <w:spacing w:before="0" w:after="0" w:line="276" w:lineRule="auto"/>
-              <w:ind w:firstLine="0"/>
-              <w:jc w:val="center"/>
-            </w:pPr>
-            <w:r/>
-            <w:r>
-              <w:rPr>
-                <w:rFonts w:ascii="Times New Roman" w:hAnsi="Times New Roman" w:eastAsia="楷体"/>
-                <w:b w:val="0"/>
-                <w:color w:val="000000"/>
-                <w:sz w:val="18"/>
-              </w:rPr>
-              <w:t>1.6:45.7:52.7</w:t>
-            </w:r>
-          </w:p>
-        </w:tc>
-        <w:tc>
-          <w:tcPr>
-            <w:tcW w:type="dxa" w:w="1344"/>
-            <w:vAlign w:val="center"/>
-            <w:tcBorders>
-              <w:top w:val="single" w:sz="4" w:color="A6A6A6"/>
-              <w:left w:val="single" w:sz="4" w:color="A6A6A6"/>
-              <w:bottom w:val="single" w:sz="4" w:color="A6A6A6"/>
-              <w:right w:val="single" w:sz="4" w:color="A6A6A6"/>
-            </w:tcBorders>
-          </w:tcPr>
-          <w:p>
-            <w:pPr>
-              <w:spacing w:before="0" w:after="0" w:line="276" w:lineRule="auto"/>
-              <w:ind w:firstLine="0"/>
-              <w:jc w:val="center"/>
-            </w:pPr>
-            <w:r/>
-            <w:r>
-              <w:rPr>
-                <w:rFonts w:ascii="Times New Roman" w:hAnsi="Times New Roman" w:eastAsia="楷体"/>
-                <w:b w:val="0"/>
-                <w:color w:val="000000"/>
-                <w:sz w:val="18"/>
-              </w:rPr>
-              <w:t>86.06</w:t>
-            </w:r>
-          </w:p>
-        </w:tc>
-        <w:tc>
-          <w:tcPr>
-            <w:tcW w:type="dxa" w:w="1344"/>
-            <w:vAlign w:val="center"/>
-            <w:tcBorders>
-              <w:top w:val="single" w:sz="4" w:color="A6A6A6"/>
-              <w:left w:val="single" w:sz="4" w:color="A6A6A6"/>
-              <w:bottom w:val="single" w:sz="4" w:color="A6A6A6"/>
-              <w:right w:val="single" w:sz="4" w:color="A6A6A6"/>
-            </w:tcBorders>
-          </w:tcPr>
-          <w:p>
-            <w:pPr>
-              <w:spacing w:before="0" w:after="0" w:line="276" w:lineRule="auto"/>
-              <w:ind w:firstLine="0"/>
-              <w:jc w:val="center"/>
-            </w:pPr>
-            <w:r/>
-            <w:r>
-              <w:rPr>
-                <w:rFonts w:ascii="Times New Roman" w:hAnsi="Times New Roman" w:eastAsia="楷体"/>
-                <w:b w:val="0"/>
-                <w:color w:val="000000"/>
-                <w:sz w:val="18"/>
-              </w:rPr>
-              <w:t>54.90</w:t>
-            </w:r>
-          </w:p>
-        </w:tc>
-      </w:tr>
-      <w:tr>
-        <w:tc>
-          <w:tcPr>
-            <w:tcW w:type="dxa" w:w="1344"/>
-            <w:vAlign w:val="center"/>
-            <w:tcBorders>
-              <w:top w:val="single" w:sz="4" w:color="A6A6A6"/>
-              <w:left w:val="single" w:sz="4" w:color="A6A6A6"/>
-              <w:bottom w:val="single" w:sz="4" w:color="A6A6A6"/>
-              <w:right w:val="single" w:sz="4" w:color="A6A6A6"/>
-            </w:tcBorders>
-          </w:tcPr>
-          <w:p>
-            <w:pPr>
-              <w:spacing w:before="0" w:after="0" w:line="276" w:lineRule="auto"/>
-              <w:ind w:firstLine="0"/>
-              <w:jc w:val="left"/>
-            </w:pPr>
-            <w:r/>
-            <w:r>
-              <w:rPr>
-                <w:rFonts w:ascii="Times New Roman" w:hAnsi="Times New Roman" w:eastAsia="楷体"/>
-                <w:b w:val="0"/>
-                <w:color w:val="000000"/>
-                <w:sz w:val="18"/>
-              </w:rPr>
-              <w:t>阿拉善盟</w:t>
-            </w:r>
-          </w:p>
-        </w:tc>
-        <w:tc>
-          <w:tcPr>
-            <w:tcW w:type="dxa" w:w="1344"/>
-            <w:vAlign w:val="center"/>
-            <w:tcBorders>
-              <w:top w:val="single" w:sz="4" w:color="A6A6A6"/>
-              <w:left w:val="single" w:sz="4" w:color="A6A6A6"/>
-              <w:bottom w:val="single" w:sz="4" w:color="A6A6A6"/>
-              <w:right w:val="single" w:sz="4" w:color="A6A6A6"/>
-            </w:tcBorders>
-          </w:tcPr>
-          <w:p>
-            <w:pPr>
-              <w:spacing w:before="0" w:after="0" w:line="276" w:lineRule="auto"/>
-              <w:ind w:firstLine="0"/>
-              <w:jc w:val="center"/>
-            </w:pPr>
-            <w:r/>
-            <w:r>
-              <w:rPr>
-                <w:rFonts w:ascii="Times New Roman" w:hAnsi="Times New Roman" w:eastAsia="楷体"/>
-                <w:b w:val="0"/>
-                <w:color w:val="000000"/>
-                <w:sz w:val="18"/>
-              </w:rPr>
-              <w:t>418.80</w:t>
-            </w:r>
-          </w:p>
-        </w:tc>
-        <w:tc>
-          <w:tcPr>
-            <w:tcW w:type="dxa" w:w="1344"/>
-            <w:vAlign w:val="center"/>
-            <w:tcBorders>
-              <w:top w:val="single" w:sz="4" w:color="A6A6A6"/>
-              <w:left w:val="single" w:sz="4" w:color="A6A6A6"/>
-              <w:bottom w:val="single" w:sz="4" w:color="A6A6A6"/>
-              <w:right w:val="single" w:sz="4" w:color="A6A6A6"/>
-            </w:tcBorders>
-          </w:tcPr>
-          <w:p>
-            <w:pPr>
-              <w:spacing w:before="0" w:after="0" w:line="276" w:lineRule="auto"/>
-              <w:ind w:firstLine="0"/>
-              <w:jc w:val="center"/>
-            </w:pPr>
-            <w:r/>
-            <w:r>
-              <w:rPr>
-                <w:rFonts w:ascii="Times New Roman" w:hAnsi="Times New Roman" w:eastAsia="楷体"/>
-                <w:b w:val="0"/>
-                <w:color w:val="000000"/>
-                <w:sz w:val="18"/>
-              </w:rPr>
-              <w:t>15.51</w:t>
-            </w:r>
-          </w:p>
-        </w:tc>
-        <w:tc>
-          <w:tcPr>
-            <w:tcW w:type="dxa" w:w="1344"/>
-            <w:vAlign w:val="center"/>
-            <w:tcBorders>
-              <w:top w:val="single" w:sz="4" w:color="A6A6A6"/>
-              <w:left w:val="single" w:sz="4" w:color="A6A6A6"/>
-              <w:bottom w:val="single" w:sz="4" w:color="A6A6A6"/>
-              <w:right w:val="single" w:sz="4" w:color="A6A6A6"/>
-            </w:tcBorders>
-          </w:tcPr>
-          <w:p>
-            <w:pPr>
-              <w:spacing w:before="0" w:after="0" w:line="276" w:lineRule="auto"/>
-              <w:ind w:firstLine="0"/>
-              <w:jc w:val="center"/>
-            </w:pPr>
-            <w:r/>
-            <w:r>
-              <w:rPr>
-                <w:rFonts w:ascii="Times New Roman" w:hAnsi="Times New Roman" w:eastAsia="楷体"/>
-                <w:b w:val="0"/>
-                <w:color w:val="000000"/>
-                <w:sz w:val="18"/>
-              </w:rPr>
-              <w:t>4.10%</w:t>
-            </w:r>
-          </w:p>
-        </w:tc>
-        <w:tc>
-          <w:tcPr>
-            <w:tcW w:type="dxa" w:w="1344"/>
-            <w:vAlign w:val="center"/>
-            <w:tcBorders>
-              <w:top w:val="single" w:sz="4" w:color="A6A6A6"/>
-              <w:left w:val="single" w:sz="4" w:color="A6A6A6"/>
-              <w:bottom w:val="single" w:sz="4" w:color="A6A6A6"/>
-              <w:right w:val="single" w:sz="4" w:color="A6A6A6"/>
-            </w:tcBorders>
-          </w:tcPr>
-          <w:p>
-            <w:pPr>
-              <w:spacing w:before="0" w:after="0" w:line="276" w:lineRule="auto"/>
-              <w:ind w:firstLine="0"/>
-              <w:jc w:val="center"/>
-            </w:pPr>
-            <w:r/>
-            <w:r>
-              <w:rPr>
-                <w:rFonts w:ascii="Times New Roman" w:hAnsi="Times New Roman" w:eastAsia="楷体"/>
-                <w:b w:val="0"/>
-                <w:color w:val="000000"/>
-                <w:sz w:val="18"/>
-              </w:rPr>
-              <w:t>9:46.3:44.7</w:t>
-            </w:r>
-          </w:p>
-        </w:tc>
-        <w:tc>
-          <w:tcPr>
-            <w:tcW w:type="dxa" w:w="1344"/>
-            <w:vAlign w:val="center"/>
-            <w:tcBorders>
-              <w:top w:val="single" w:sz="4" w:color="A6A6A6"/>
-              <w:left w:val="single" w:sz="4" w:color="A6A6A6"/>
-              <w:bottom w:val="single" w:sz="4" w:color="A6A6A6"/>
-              <w:right w:val="single" w:sz="4" w:color="A6A6A6"/>
-            </w:tcBorders>
-          </w:tcPr>
-          <w:p>
-            <w:pPr>
-              <w:spacing w:before="0" w:after="0" w:line="276" w:lineRule="auto"/>
-              <w:ind w:firstLine="0"/>
-              <w:jc w:val="center"/>
-            </w:pPr>
-            <w:r/>
-            <w:r>
-              <w:rPr>
-                <w:rFonts w:ascii="Times New Roman" w:hAnsi="Times New Roman" w:eastAsia="楷体"/>
-                <w:b w:val="0"/>
-                <w:color w:val="000000"/>
-                <w:sz w:val="18"/>
-              </w:rPr>
-              <w:t>37.17</w:t>
-            </w:r>
-          </w:p>
-        </w:tc>
-        <w:tc>
-          <w:tcPr>
-            <w:tcW w:type="dxa" w:w="1344"/>
-            <w:vAlign w:val="center"/>
-            <w:tcBorders>
-              <w:top w:val="single" w:sz="4" w:color="A6A6A6"/>
-              <w:left w:val="single" w:sz="4" w:color="A6A6A6"/>
-              <w:bottom w:val="single" w:sz="4" w:color="A6A6A6"/>
-              <w:right w:val="single" w:sz="4" w:color="A6A6A6"/>
-            </w:tcBorders>
-          </w:tcPr>
-          <w:p>
-            <w:pPr>
-              <w:spacing w:before="0" w:after="0" w:line="276" w:lineRule="auto"/>
-              <w:ind w:firstLine="0"/>
-              <w:jc w:val="center"/>
-            </w:pPr>
-            <w:r/>
-            <w:r>
-              <w:rPr>
-                <w:rFonts w:ascii="Times New Roman" w:hAnsi="Times New Roman" w:eastAsia="楷体"/>
-                <w:b w:val="0"/>
-                <w:color w:val="000000"/>
-                <w:sz w:val="18"/>
-              </w:rPr>
-              <w:t>26.80</w:t>
+              <w:t>155.40</w:t>
             </w:r>
           </w:p>
         </w:tc>
@@ -2824,7 +3849,7 @@
           <w:color w:val="000000"/>
           <w:sz w:val="21"/>
         </w:rPr>
-        <w:t>省内对比看，赤峰市2025年GDP总量2,407.10亿元、列全省第四位，一般公共预算收入126.25亿元、列全省第五位。整体来看，赤峰市经济基本面在内蒙古自治区内具有一定代表性，但需关注固定资产投资走势及新旧动能转换的接续性。</w:t>
+        <w:t>省内对比看，郑州市2025年GDP总量15,244.60亿元、列全省第一位，约为省内第二的洛阳市（6,164.52亿元）的2.5倍，“一城独大”格局明显；一般公共预算收入1,181.30亿元、稳居全省第一。整体来看，郑州市在河南省内的经济与财政地位极为重要，但放到同类城市横向看，产业结构升级与新旧动能转换仍是中长期需要关注的核心课题。</w:t>
       </w:r>
     </w:p>
     <w:p>
@@ -2839,7 +3864,7 @@
           <w:color w:val="000000"/>
           <w:sz w:val="21"/>
         </w:rPr>
-        <w:t>■ 赤峰市财政体量在内蒙古自治区处于中游，税收占比61.87%、税收质量较好，但政府性基金收入总体平稳；2025年末宽口径债务率760.34%、处于偏高水平，已显著高于公认的 300% 偏高临界线，后续偿债压力值得关注。</w:t>
+        <w:t>■ 郑州市财政体量在河南省稳居第一，税收占比处于六成以上、财政质量中等偏上；但受房地产市场调整影响，政府性基金收入较2023年累计下降28%、土地财政贡献度有所弱化；2025年末宽口径债务率907.35%、处于偏高水平，已显著高于公认的 300% 偏高临界线，后续偿债压力值得关注。</w:t>
       </w:r>
     </w:p>
     <w:p>
@@ -2854,7 +3879,7 @@
           <w:color w:val="000000"/>
           <w:sz w:val="21"/>
         </w:rPr>
-        <w:t>财政收入方面，2023、2024、2025年赤峰市一般公共预算收入分别为121.33亿元、135.39亿元、126.25亿元，其中税收收入80.34亿元、73.08亿元、78.11亿元，税收占比维持在66.22%、53.98%、61.87%；一般公共预算支出678.26亿元、688.06亿元、687.27亿元，财政自给率17.89%、19.68%、18.37%。</w:t>
+        <w:t>财政收入方面，2023、2024、2025年郑州市一般公共预算收入分别为1,165.85亿元、1,155.04亿元、1,181.30亿元，在河南省内稳居第一；其中税收收入分别为786.38亿元、775.39亿元、795.90亿元，税收占比维持在67.45%、67.13%、67.37%，处于六成以上、财政质量中等偏上。一般公共预算支出分别为1,519.62亿元、1,525.71亿元、1,517.10亿元，财政自给率76.72%、75.70%、77.87%，财政自给率处于中等水平。</w:t>
       </w:r>
     </w:p>
     <w:p>
@@ -2869,7 +3894,7 @@
           <w:color w:val="000000"/>
           <w:sz w:val="21"/>
         </w:rPr>
-        <w:t>政府性基金收入方面，2023、2024、2025年分别为51.27亿元、43.09亿元、46.69亿元，政府性基金收入总体平稳，反映地方综合财力对房地产周期的敞口。</w:t>
+        <w:t>政府性基金收入方面，2023、2024、2025年郑州市政府性基金收入分别为387.86亿元、347.72亿元、277.50亿元，较2023年累计下降28%、土地财政贡献度有所弱化，反映地方综合财力对房地产周期与土地市场的敞口较大。</w:t>
       </w:r>
     </w:p>
     <w:p>
@@ -2885,7 +3910,7 @@
           <w:color w:val="000000"/>
           <w:sz w:val="21"/>
         </w:rPr>
-        <w:t>图表：2023-2025年赤峰市财政收入情况(单位:亿元、%)</w:t>
+        <w:t>图表：2023-2025年郑州市财政收入情况(单位:亿元、%)</w:t>
       </w:r>
     </w:p>
     <w:tbl>
@@ -3170,7 +4195,7 @@
                 <w:color w:val="000000"/>
                 <w:sz w:val="18"/>
               </w:rPr>
-              <w:t>121.33</w:t>
+              <w:t>1,165.85</w:t>
             </w:r>
           </w:p>
         </w:tc>
@@ -3199,7 +4224,7 @@
                 <w:color w:val="000000"/>
                 <w:sz w:val="18"/>
               </w:rPr>
-              <w:t>6.55%</w:t>
+              <w:t>3.10%</w:t>
             </w:r>
           </w:p>
         </w:tc>
@@ -3228,7 +4253,7 @@
                 <w:color w:val="000000"/>
                 <w:sz w:val="18"/>
               </w:rPr>
-              <w:t>135.39</w:t>
+              <w:t>1,155.04</w:t>
             </w:r>
           </w:p>
         </w:tc>
@@ -3257,7 +4282,7 @@
                 <w:color w:val="000000"/>
                 <w:sz w:val="18"/>
               </w:rPr>
-              <w:t>11.59%</w:t>
+              <w:t>-0.93%</w:t>
             </w:r>
           </w:p>
         </w:tc>
@@ -3286,7 +4311,7 @@
                 <w:color w:val="000000"/>
                 <w:sz w:val="18"/>
               </w:rPr>
-              <w:t>126.25</w:t>
+              <w:t>1,181.30</w:t>
             </w:r>
           </w:p>
         </w:tc>
@@ -3315,7 +4340,7 @@
                 <w:color w:val="000000"/>
                 <w:sz w:val="18"/>
               </w:rPr>
-              <w:t>-6.75%</w:t>
+              <w:t>2.27%</w:t>
             </w:r>
           </w:p>
         </w:tc>
@@ -3375,7 +4400,7 @@
                 <w:color w:val="000000"/>
                 <w:sz w:val="18"/>
               </w:rPr>
-              <w:t>80.34</w:t>
+              <w:t>786.38</w:t>
             </w:r>
           </w:p>
         </w:tc>
@@ -3433,7 +4458,7 @@
                 <w:color w:val="000000"/>
                 <w:sz w:val="18"/>
               </w:rPr>
-              <w:t>73.08</w:t>
+              <w:t>775.39</w:t>
             </w:r>
           </w:p>
         </w:tc>
@@ -3462,7 +4487,7 @@
                 <w:color w:val="000000"/>
                 <w:sz w:val="18"/>
               </w:rPr>
-              <w:t>-9.04%</w:t>
+              <w:t>-1.40%</w:t>
             </w:r>
           </w:p>
         </w:tc>
@@ -3491,7 +4516,7 @@
                 <w:color w:val="000000"/>
                 <w:sz w:val="18"/>
               </w:rPr>
-              <w:t>78.11</w:t>
+              <w:t>795.90</w:t>
             </w:r>
           </w:p>
         </w:tc>
@@ -3520,7 +4545,7 @@
                 <w:color w:val="000000"/>
                 <w:sz w:val="18"/>
               </w:rPr>
-              <w:t>6.88%</w:t>
+              <w:t>2.65%</w:t>
             </w:r>
           </w:p>
         </w:tc>
@@ -3580,7 +4605,7 @@
                 <w:color w:val="000000"/>
                 <w:sz w:val="18"/>
               </w:rPr>
-              <w:t>66.22%</w:t>
+              <w:t>67.45%</w:t>
             </w:r>
           </w:p>
         </w:tc>
@@ -3638,7 +4663,7 @@
                 <w:color w:val="000000"/>
                 <w:sz w:val="18"/>
               </w:rPr>
-              <w:t>53.98%</w:t>
+              <w:t>67.13%</w:t>
             </w:r>
           </w:p>
         </w:tc>
@@ -3696,7 +4721,7 @@
                 <w:color w:val="000000"/>
                 <w:sz w:val="18"/>
               </w:rPr>
-              <w:t>61.87%</w:t>
+              <w:t>67.37%</w:t>
             </w:r>
           </w:p>
         </w:tc>
@@ -3785,7 +4810,7 @@
                 <w:color w:val="000000"/>
                 <w:sz w:val="18"/>
               </w:rPr>
-              <w:t>678.26</w:t>
+              <w:t>1,519.62</w:t>
             </w:r>
           </w:p>
         </w:tc>
@@ -3843,7 +4868,7 @@
                 <w:color w:val="000000"/>
                 <w:sz w:val="18"/>
               </w:rPr>
-              <w:t>688.06</w:t>
+              <w:t>1,525.71</w:t>
             </w:r>
           </w:p>
         </w:tc>
@@ -3872,7 +4897,7 @@
                 <w:color w:val="000000"/>
                 <w:sz w:val="18"/>
               </w:rPr>
-              <w:t>1.44%</w:t>
+              <w:t>0.40%</w:t>
             </w:r>
           </w:p>
         </w:tc>
@@ -3901,7 +4926,7 @@
                 <w:color w:val="000000"/>
                 <w:sz w:val="18"/>
               </w:rPr>
-              <w:t>687.27</w:t>
+              <w:t>1,517.10</w:t>
             </w:r>
           </w:p>
         </w:tc>
@@ -3930,7 +4955,7 @@
                 <w:color w:val="000000"/>
                 <w:sz w:val="18"/>
               </w:rPr>
-              <w:t>-0.11%</w:t>
+              <w:t>-0.56%</w:t>
             </w:r>
           </w:p>
         </w:tc>
@@ -3990,7 +5015,7 @@
                 <w:color w:val="000000"/>
                 <w:sz w:val="18"/>
               </w:rPr>
-              <w:t>17.89%</w:t>
+              <w:t>76.72%</w:t>
             </w:r>
           </w:p>
         </w:tc>
@@ -4048,7 +5073,7 @@
                 <w:color w:val="000000"/>
                 <w:sz w:val="18"/>
               </w:rPr>
-              <w:t>19.68%</w:t>
+              <w:t>75.70%</w:t>
             </w:r>
           </w:p>
         </w:tc>
@@ -4106,7 +5131,7 @@
                 <w:color w:val="000000"/>
                 <w:sz w:val="18"/>
               </w:rPr>
-              <w:t>18.37%</w:t>
+              <w:t>77.87%</w:t>
             </w:r>
           </w:p>
         </w:tc>
@@ -4195,7 +5220,7 @@
                 <w:color w:val="000000"/>
                 <w:sz w:val="18"/>
               </w:rPr>
-              <w:t>51.27</w:t>
+              <w:t>387.86</w:t>
             </w:r>
           </w:p>
         </w:tc>
@@ -4253,7 +5278,7 @@
                 <w:color w:val="000000"/>
                 <w:sz w:val="18"/>
               </w:rPr>
-              <w:t>43.09</w:t>
+              <w:t>347.72</w:t>
             </w:r>
           </w:p>
         </w:tc>
@@ -4282,7 +5307,7 @@
                 <w:color w:val="000000"/>
                 <w:sz w:val="18"/>
               </w:rPr>
-              <w:t>-15.95%</w:t>
+              <w:t>-10.35%</w:t>
             </w:r>
           </w:p>
         </w:tc>
@@ -4311,7 +5336,7 @@
                 <w:color w:val="000000"/>
                 <w:sz w:val="18"/>
               </w:rPr>
-              <w:t>46.69</w:t>
+              <w:t>277.50</w:t>
             </w:r>
           </w:p>
         </w:tc>
@@ -4340,7 +5365,7 @@
                 <w:color w:val="000000"/>
                 <w:sz w:val="18"/>
               </w:rPr>
-              <w:t>8.35%</w:t>
+              <w:t>-20.19%</w:t>
             </w:r>
           </w:p>
         </w:tc>
@@ -4358,7 +5383,7 @@
           <w:color w:val="000000"/>
           <w:sz w:val="19"/>
         </w:rPr>
-        <w:t>资料来源:赤峰市财政决算、企业预警通,风控信评部整理</w:t>
+        <w:t>资料来源:郑州市财政决算、企业预警通,风控信评部整理</w:t>
       </w:r>
     </w:p>
     <w:p>
@@ -4373,7 +5398,1291 @@
           <w:color w:val="000000"/>
           <w:sz w:val="21"/>
         </w:rPr>
-        <w:t>土地市场方面，【待补充:赤峰市土地出让与房地产销售数据（土地市场数据库未覆盖该市）】。</w:t>
+        <w:t>土地市场方面，2021、2022、2023、2024、2025年郑州市经营性用地成交价分别为1,026.36亿元、514.64亿元、399.93亿元、283.02亿元、220.67亿元，2025年较2021年下降78.50%；同期平均溢价率为6.11%、0.64%、0.84%、1.83%、3.84%，整体处于低位、反映市场化主体拿地意愿与未来房价预期偏弱；成交楼面均价由2,385元/㎡降至1,022元/㎡、累计下降57.15%。2026年1-4月，郑州市经营性用地累计成交44宗、规划建面308.93万㎡、成交价28.12亿元，延续低位运行。</w:t>
+      </w:r>
+    </w:p>
+    <w:p>
+      <w:pPr>
+        <w:spacing w:before="80" w:after="40" w:line="360" w:lineRule="auto"/>
+        <w:ind w:firstLine="0"/>
+        <w:jc w:val="center"/>
+      </w:pPr>
+      <w:r>
+        <w:rPr>
+          <w:rFonts w:ascii="Times New Roman" w:hAnsi="Times New Roman" w:eastAsia="楷体"/>
+          <w:b/>
+          <w:color w:val="000000"/>
+          <w:sz w:val="21"/>
+        </w:rPr>
+        <w:t>图表:2021-2025年郑州市土地出让情况</w:t>
+      </w:r>
+    </w:p>
+    <w:tbl>
+      <w:tblPr>
+        <w:tblW w:type="auto" w:w="0"/>
+        <w:tblLayout w:type="autofit"/>
+        <w:tblLook w:firstColumn="1" w:firstRow="1" w:lastColumn="0" w:lastRow="0" w:noHBand="0" w:noVBand="1" w:val="04A0"/>
+      </w:tblPr>
+      <w:tblGrid>
+        <w:gridCol w:w="1568"/>
+        <w:gridCol w:w="1568"/>
+        <w:gridCol w:w="1568"/>
+        <w:gridCol w:w="1568"/>
+        <w:gridCol w:w="1568"/>
+        <w:gridCol w:w="1568"/>
+      </w:tblGrid>
+      <w:tr>
+        <w:tc>
+          <w:tcPr>
+            <w:tcW w:type="dxa" w:w="1568"/>
+            <w:vAlign w:val="center"/>
+            <w:shd w:val="clear" w:color="auto" w:fill="F1A983"/>
+            <w:tcBorders>
+              <w:top w:val="single" w:sz="4" w:color="A6A6A6"/>
+              <w:left w:val="single" w:sz="4" w:color="A6A6A6"/>
+              <w:bottom w:val="single" w:sz="4" w:color="A6A6A6"/>
+              <w:right w:val="single" w:sz="4" w:color="A6A6A6"/>
+            </w:tcBorders>
+          </w:tcPr>
+          <w:p>
+            <w:pPr>
+              <w:spacing w:before="0" w:after="0" w:line="276" w:lineRule="auto"/>
+              <w:ind w:firstLine="0"/>
+              <w:jc w:val="center"/>
+            </w:pPr>
+            <w:r/>
+            <w:r>
+              <w:rPr>
+                <w:rFonts w:ascii="Times New Roman" w:hAnsi="Times New Roman" w:eastAsia="楷体"/>
+                <w:b/>
+                <w:color w:val="000000"/>
+                <w:sz w:val="18"/>
+              </w:rPr>
+              <w:t>年度</w:t>
+            </w:r>
+          </w:p>
+        </w:tc>
+        <w:tc>
+          <w:tcPr>
+            <w:tcW w:type="dxa" w:w="1568"/>
+            <w:vAlign w:val="center"/>
+            <w:shd w:val="clear" w:color="auto" w:fill="F1A983"/>
+            <w:tcBorders>
+              <w:top w:val="single" w:sz="4" w:color="A6A6A6"/>
+              <w:left w:val="single" w:sz="4" w:color="A6A6A6"/>
+              <w:bottom w:val="single" w:sz="4" w:color="A6A6A6"/>
+              <w:right w:val="single" w:sz="4" w:color="A6A6A6"/>
+            </w:tcBorders>
+          </w:tcPr>
+          <w:p>
+            <w:pPr>
+              <w:spacing w:before="0" w:after="0" w:line="276" w:lineRule="auto"/>
+              <w:ind w:firstLine="0"/>
+              <w:jc w:val="center"/>
+            </w:pPr>
+            <w:r/>
+            <w:r>
+              <w:rPr>
+                <w:rFonts w:ascii="Times New Roman" w:hAnsi="Times New Roman" w:eastAsia="楷体"/>
+                <w:b/>
+                <w:color w:val="000000"/>
+                <w:sz w:val="18"/>
+              </w:rPr>
+              <w:t>土地宗数</w:t>
+            </w:r>
+          </w:p>
+        </w:tc>
+        <w:tc>
+          <w:tcPr>
+            <w:tcW w:type="dxa" w:w="1568"/>
+            <w:vAlign w:val="center"/>
+            <w:shd w:val="clear" w:color="auto" w:fill="F1A983"/>
+            <w:tcBorders>
+              <w:top w:val="single" w:sz="4" w:color="A6A6A6"/>
+              <w:left w:val="single" w:sz="4" w:color="A6A6A6"/>
+              <w:bottom w:val="single" w:sz="4" w:color="A6A6A6"/>
+              <w:right w:val="single" w:sz="4" w:color="A6A6A6"/>
+            </w:tcBorders>
+          </w:tcPr>
+          <w:p>
+            <w:pPr>
+              <w:spacing w:before="0" w:after="0" w:line="276" w:lineRule="auto"/>
+              <w:ind w:firstLine="0"/>
+              <w:jc w:val="center"/>
+            </w:pPr>
+            <w:r/>
+            <w:r>
+              <w:rPr>
+                <w:rFonts w:ascii="Times New Roman" w:hAnsi="Times New Roman" w:eastAsia="楷体"/>
+                <w:b/>
+                <w:color w:val="000000"/>
+                <w:sz w:val="18"/>
+              </w:rPr>
+              <w:t>规划建面(万㎡)</w:t>
+            </w:r>
+          </w:p>
+        </w:tc>
+        <w:tc>
+          <w:tcPr>
+            <w:tcW w:type="dxa" w:w="1568"/>
+            <w:vAlign w:val="center"/>
+            <w:shd w:val="clear" w:color="auto" w:fill="F1A983"/>
+            <w:tcBorders>
+              <w:top w:val="single" w:sz="4" w:color="A6A6A6"/>
+              <w:left w:val="single" w:sz="4" w:color="A6A6A6"/>
+              <w:bottom w:val="single" w:sz="4" w:color="A6A6A6"/>
+              <w:right w:val="single" w:sz="4" w:color="A6A6A6"/>
+            </w:tcBorders>
+          </w:tcPr>
+          <w:p>
+            <w:pPr>
+              <w:spacing w:before="0" w:after="0" w:line="276" w:lineRule="auto"/>
+              <w:ind w:firstLine="0"/>
+              <w:jc w:val="center"/>
+            </w:pPr>
+            <w:r/>
+            <w:r>
+              <w:rPr>
+                <w:rFonts w:ascii="Times New Roman" w:hAnsi="Times New Roman" w:eastAsia="楷体"/>
+                <w:b/>
+                <w:color w:val="000000"/>
+                <w:sz w:val="18"/>
+              </w:rPr>
+              <w:t>成交楼面均价(元/㎡)</w:t>
+            </w:r>
+          </w:p>
+        </w:tc>
+        <w:tc>
+          <w:tcPr>
+            <w:tcW w:type="dxa" w:w="1568"/>
+            <w:vAlign w:val="center"/>
+            <w:shd w:val="clear" w:color="auto" w:fill="F1A983"/>
+            <w:tcBorders>
+              <w:top w:val="single" w:sz="4" w:color="A6A6A6"/>
+              <w:left w:val="single" w:sz="4" w:color="A6A6A6"/>
+              <w:bottom w:val="single" w:sz="4" w:color="A6A6A6"/>
+              <w:right w:val="single" w:sz="4" w:color="A6A6A6"/>
+            </w:tcBorders>
+          </w:tcPr>
+          <w:p>
+            <w:pPr>
+              <w:spacing w:before="0" w:after="0" w:line="276" w:lineRule="auto"/>
+              <w:ind w:firstLine="0"/>
+              <w:jc w:val="center"/>
+            </w:pPr>
+            <w:r/>
+            <w:r>
+              <w:rPr>
+                <w:rFonts w:ascii="Times New Roman" w:hAnsi="Times New Roman" w:eastAsia="楷体"/>
+                <w:b/>
+                <w:color w:val="000000"/>
+                <w:sz w:val="18"/>
+              </w:rPr>
+              <w:t>平均溢价率</w:t>
+            </w:r>
+          </w:p>
+        </w:tc>
+        <w:tc>
+          <w:tcPr>
+            <w:tcW w:type="dxa" w:w="1568"/>
+            <w:vAlign w:val="center"/>
+            <w:shd w:val="clear" w:color="auto" w:fill="F1A983"/>
+            <w:tcBorders>
+              <w:top w:val="single" w:sz="4" w:color="A6A6A6"/>
+              <w:left w:val="single" w:sz="4" w:color="A6A6A6"/>
+              <w:bottom w:val="single" w:sz="4" w:color="A6A6A6"/>
+              <w:right w:val="single" w:sz="4" w:color="A6A6A6"/>
+            </w:tcBorders>
+          </w:tcPr>
+          <w:p>
+            <w:pPr>
+              <w:spacing w:before="0" w:after="0" w:line="276" w:lineRule="auto"/>
+              <w:ind w:firstLine="0"/>
+              <w:jc w:val="center"/>
+            </w:pPr>
+            <w:r/>
+            <w:r>
+              <w:rPr>
+                <w:rFonts w:ascii="Times New Roman" w:hAnsi="Times New Roman" w:eastAsia="楷体"/>
+                <w:b/>
+                <w:color w:val="000000"/>
+                <w:sz w:val="18"/>
+              </w:rPr>
+              <w:t>成交价(亿元)</w:t>
+            </w:r>
+          </w:p>
+        </w:tc>
+      </w:tr>
+      <w:tr>
+        <w:tc>
+          <w:tcPr>
+            <w:tcW w:type="dxa" w:w="1568"/>
+            <w:vAlign w:val="center"/>
+            <w:tcBorders>
+              <w:top w:val="single" w:sz="4" w:color="A6A6A6"/>
+              <w:left w:val="single" w:sz="4" w:color="A6A6A6"/>
+              <w:bottom w:val="single" w:sz="4" w:color="A6A6A6"/>
+              <w:right w:val="single" w:sz="4" w:color="A6A6A6"/>
+            </w:tcBorders>
+          </w:tcPr>
+          <w:p>
+            <w:pPr>
+              <w:spacing w:before="0" w:after="0" w:line="276" w:lineRule="auto"/>
+              <w:ind w:firstLine="0"/>
+              <w:jc w:val="left"/>
+            </w:pPr>
+            <w:r/>
+            <w:r>
+              <w:rPr>
+                <w:rFonts w:ascii="Times New Roman" w:hAnsi="Times New Roman" w:eastAsia="楷体"/>
+                <w:b w:val="0"/>
+                <w:color w:val="000000"/>
+                <w:sz w:val="18"/>
+              </w:rPr>
+              <w:t>2021</w:t>
+            </w:r>
+          </w:p>
+        </w:tc>
+        <w:tc>
+          <w:tcPr>
+            <w:tcW w:type="dxa" w:w="1568"/>
+            <w:vAlign w:val="center"/>
+            <w:tcBorders>
+              <w:top w:val="single" w:sz="4" w:color="A6A6A6"/>
+              <w:left w:val="single" w:sz="4" w:color="A6A6A6"/>
+              <w:bottom w:val="single" w:sz="4" w:color="A6A6A6"/>
+              <w:right w:val="single" w:sz="4" w:color="A6A6A6"/>
+            </w:tcBorders>
+          </w:tcPr>
+          <w:p>
+            <w:pPr>
+              <w:spacing w:before="0" w:after="0" w:line="276" w:lineRule="auto"/>
+              <w:ind w:firstLine="0"/>
+              <w:jc w:val="center"/>
+            </w:pPr>
+            <w:r/>
+            <w:r>
+              <w:rPr>
+                <w:rFonts w:ascii="Times New Roman" w:hAnsi="Times New Roman" w:eastAsia="楷体"/>
+                <w:b w:val="0"/>
+                <w:color w:val="000000"/>
+                <w:sz w:val="18"/>
+              </w:rPr>
+              <w:t>356</w:t>
+            </w:r>
+          </w:p>
+        </w:tc>
+        <w:tc>
+          <w:tcPr>
+            <w:tcW w:type="dxa" w:w="1568"/>
+            <w:vAlign w:val="center"/>
+            <w:tcBorders>
+              <w:top w:val="single" w:sz="4" w:color="A6A6A6"/>
+              <w:left w:val="single" w:sz="4" w:color="A6A6A6"/>
+              <w:bottom w:val="single" w:sz="4" w:color="A6A6A6"/>
+              <w:right w:val="single" w:sz="4" w:color="A6A6A6"/>
+            </w:tcBorders>
+          </w:tcPr>
+          <w:p>
+            <w:pPr>
+              <w:spacing w:before="0" w:after="0" w:line="276" w:lineRule="auto"/>
+              <w:ind w:firstLine="0"/>
+              <w:jc w:val="center"/>
+            </w:pPr>
+            <w:r/>
+            <w:r>
+              <w:rPr>
+                <w:rFonts w:ascii="Times New Roman" w:hAnsi="Times New Roman" w:eastAsia="楷体"/>
+                <w:b w:val="0"/>
+                <w:color w:val="000000"/>
+                <w:sz w:val="18"/>
+              </w:rPr>
+              <w:t>4,303.47</w:t>
+            </w:r>
+          </w:p>
+        </w:tc>
+        <w:tc>
+          <w:tcPr>
+            <w:tcW w:type="dxa" w:w="1568"/>
+            <w:vAlign w:val="center"/>
+            <w:tcBorders>
+              <w:top w:val="single" w:sz="4" w:color="A6A6A6"/>
+              <w:left w:val="single" w:sz="4" w:color="A6A6A6"/>
+              <w:bottom w:val="single" w:sz="4" w:color="A6A6A6"/>
+              <w:right w:val="single" w:sz="4" w:color="A6A6A6"/>
+            </w:tcBorders>
+          </w:tcPr>
+          <w:p>
+            <w:pPr>
+              <w:spacing w:before="0" w:after="0" w:line="276" w:lineRule="auto"/>
+              <w:ind w:firstLine="0"/>
+              <w:jc w:val="center"/>
+            </w:pPr>
+            <w:r/>
+            <w:r>
+              <w:rPr>
+                <w:rFonts w:ascii="Times New Roman" w:hAnsi="Times New Roman" w:eastAsia="楷体"/>
+                <w:b w:val="0"/>
+                <w:color w:val="000000"/>
+                <w:sz w:val="18"/>
+              </w:rPr>
+              <w:t>2,385</w:t>
+            </w:r>
+          </w:p>
+        </w:tc>
+        <w:tc>
+          <w:tcPr>
+            <w:tcW w:type="dxa" w:w="1568"/>
+            <w:vAlign w:val="center"/>
+            <w:tcBorders>
+              <w:top w:val="single" w:sz="4" w:color="A6A6A6"/>
+              <w:left w:val="single" w:sz="4" w:color="A6A6A6"/>
+              <w:bottom w:val="single" w:sz="4" w:color="A6A6A6"/>
+              <w:right w:val="single" w:sz="4" w:color="A6A6A6"/>
+            </w:tcBorders>
+          </w:tcPr>
+          <w:p>
+            <w:pPr>
+              <w:spacing w:before="0" w:after="0" w:line="276" w:lineRule="auto"/>
+              <w:ind w:firstLine="0"/>
+              <w:jc w:val="center"/>
+            </w:pPr>
+            <w:r/>
+            <w:r>
+              <w:rPr>
+                <w:rFonts w:ascii="Times New Roman" w:hAnsi="Times New Roman" w:eastAsia="楷体"/>
+                <w:b w:val="0"/>
+                <w:color w:val="000000"/>
+                <w:sz w:val="18"/>
+              </w:rPr>
+              <w:t>6.11%</w:t>
+            </w:r>
+          </w:p>
+        </w:tc>
+        <w:tc>
+          <w:tcPr>
+            <w:tcW w:type="dxa" w:w="1568"/>
+            <w:vAlign w:val="center"/>
+            <w:tcBorders>
+              <w:top w:val="single" w:sz="4" w:color="A6A6A6"/>
+              <w:left w:val="single" w:sz="4" w:color="A6A6A6"/>
+              <w:bottom w:val="single" w:sz="4" w:color="A6A6A6"/>
+              <w:right w:val="single" w:sz="4" w:color="A6A6A6"/>
+            </w:tcBorders>
+          </w:tcPr>
+          <w:p>
+            <w:pPr>
+              <w:spacing w:before="0" w:after="0" w:line="276" w:lineRule="auto"/>
+              <w:ind w:firstLine="0"/>
+              <w:jc w:val="center"/>
+            </w:pPr>
+            <w:r/>
+            <w:r>
+              <w:rPr>
+                <w:rFonts w:ascii="Times New Roman" w:hAnsi="Times New Roman" w:eastAsia="楷体"/>
+                <w:b w:val="0"/>
+                <w:color w:val="000000"/>
+                <w:sz w:val="18"/>
+              </w:rPr>
+              <w:t>1,026.36</w:t>
+            </w:r>
+          </w:p>
+        </w:tc>
+      </w:tr>
+      <w:tr>
+        <w:tc>
+          <w:tcPr>
+            <w:tcW w:type="dxa" w:w="1568"/>
+            <w:vAlign w:val="center"/>
+            <w:tcBorders>
+              <w:top w:val="single" w:sz="4" w:color="A6A6A6"/>
+              <w:left w:val="single" w:sz="4" w:color="A6A6A6"/>
+              <w:bottom w:val="single" w:sz="4" w:color="A6A6A6"/>
+              <w:right w:val="single" w:sz="4" w:color="A6A6A6"/>
+            </w:tcBorders>
+          </w:tcPr>
+          <w:p>
+            <w:pPr>
+              <w:spacing w:before="0" w:after="0" w:line="276" w:lineRule="auto"/>
+              <w:ind w:firstLine="0"/>
+              <w:jc w:val="left"/>
+            </w:pPr>
+            <w:r/>
+            <w:r>
+              <w:rPr>
+                <w:rFonts w:ascii="Times New Roman" w:hAnsi="Times New Roman" w:eastAsia="楷体"/>
+                <w:b w:val="0"/>
+                <w:color w:val="000000"/>
+                <w:sz w:val="18"/>
+              </w:rPr>
+              <w:t>2022</w:t>
+            </w:r>
+          </w:p>
+        </w:tc>
+        <w:tc>
+          <w:tcPr>
+            <w:tcW w:type="dxa" w:w="1568"/>
+            <w:vAlign w:val="center"/>
+            <w:tcBorders>
+              <w:top w:val="single" w:sz="4" w:color="A6A6A6"/>
+              <w:left w:val="single" w:sz="4" w:color="A6A6A6"/>
+              <w:bottom w:val="single" w:sz="4" w:color="A6A6A6"/>
+              <w:right w:val="single" w:sz="4" w:color="A6A6A6"/>
+            </w:tcBorders>
+          </w:tcPr>
+          <w:p>
+            <w:pPr>
+              <w:spacing w:before="0" w:after="0" w:line="276" w:lineRule="auto"/>
+              <w:ind w:firstLine="0"/>
+              <w:jc w:val="center"/>
+            </w:pPr>
+            <w:r/>
+            <w:r>
+              <w:rPr>
+                <w:rFonts w:ascii="Times New Roman" w:hAnsi="Times New Roman" w:eastAsia="楷体"/>
+                <w:b w:val="0"/>
+                <w:color w:val="000000"/>
+                <w:sz w:val="18"/>
+              </w:rPr>
+              <w:t>375</w:t>
+            </w:r>
+          </w:p>
+        </w:tc>
+        <w:tc>
+          <w:tcPr>
+            <w:tcW w:type="dxa" w:w="1568"/>
+            <w:vAlign w:val="center"/>
+            <w:tcBorders>
+              <w:top w:val="single" w:sz="4" w:color="A6A6A6"/>
+              <w:left w:val="single" w:sz="4" w:color="A6A6A6"/>
+              <w:bottom w:val="single" w:sz="4" w:color="A6A6A6"/>
+              <w:right w:val="single" w:sz="4" w:color="A6A6A6"/>
+            </w:tcBorders>
+          </w:tcPr>
+          <w:p>
+            <w:pPr>
+              <w:spacing w:before="0" w:after="0" w:line="276" w:lineRule="auto"/>
+              <w:ind w:firstLine="0"/>
+              <w:jc w:val="center"/>
+            </w:pPr>
+            <w:r/>
+            <w:r>
+              <w:rPr>
+                <w:rFonts w:ascii="Times New Roman" w:hAnsi="Times New Roman" w:eastAsia="楷体"/>
+                <w:b w:val="0"/>
+                <w:color w:val="000000"/>
+                <w:sz w:val="18"/>
+              </w:rPr>
+              <w:t>4,055.81</w:t>
+            </w:r>
+          </w:p>
+        </w:tc>
+        <w:tc>
+          <w:tcPr>
+            <w:tcW w:type="dxa" w:w="1568"/>
+            <w:vAlign w:val="center"/>
+            <w:tcBorders>
+              <w:top w:val="single" w:sz="4" w:color="A6A6A6"/>
+              <w:left w:val="single" w:sz="4" w:color="A6A6A6"/>
+              <w:bottom w:val="single" w:sz="4" w:color="A6A6A6"/>
+              <w:right w:val="single" w:sz="4" w:color="A6A6A6"/>
+            </w:tcBorders>
+          </w:tcPr>
+          <w:p>
+            <w:pPr>
+              <w:spacing w:before="0" w:after="0" w:line="276" w:lineRule="auto"/>
+              <w:ind w:firstLine="0"/>
+              <w:jc w:val="center"/>
+            </w:pPr>
+            <w:r/>
+            <w:r>
+              <w:rPr>
+                <w:rFonts w:ascii="Times New Roman" w:hAnsi="Times New Roman" w:eastAsia="楷体"/>
+                <w:b w:val="0"/>
+                <w:color w:val="000000"/>
+                <w:sz w:val="18"/>
+              </w:rPr>
+              <w:t>1,269</w:t>
+            </w:r>
+          </w:p>
+        </w:tc>
+        <w:tc>
+          <w:tcPr>
+            <w:tcW w:type="dxa" w:w="1568"/>
+            <w:vAlign w:val="center"/>
+            <w:tcBorders>
+              <w:top w:val="single" w:sz="4" w:color="A6A6A6"/>
+              <w:left w:val="single" w:sz="4" w:color="A6A6A6"/>
+              <w:bottom w:val="single" w:sz="4" w:color="A6A6A6"/>
+              <w:right w:val="single" w:sz="4" w:color="A6A6A6"/>
+            </w:tcBorders>
+          </w:tcPr>
+          <w:p>
+            <w:pPr>
+              <w:spacing w:before="0" w:after="0" w:line="276" w:lineRule="auto"/>
+              <w:ind w:firstLine="0"/>
+              <w:jc w:val="center"/>
+            </w:pPr>
+            <w:r/>
+            <w:r>
+              <w:rPr>
+                <w:rFonts w:ascii="Times New Roman" w:hAnsi="Times New Roman" w:eastAsia="楷体"/>
+                <w:b w:val="0"/>
+                <w:color w:val="000000"/>
+                <w:sz w:val="18"/>
+              </w:rPr>
+              <w:t>0.64%</w:t>
+            </w:r>
+          </w:p>
+        </w:tc>
+        <w:tc>
+          <w:tcPr>
+            <w:tcW w:type="dxa" w:w="1568"/>
+            <w:vAlign w:val="center"/>
+            <w:tcBorders>
+              <w:top w:val="single" w:sz="4" w:color="A6A6A6"/>
+              <w:left w:val="single" w:sz="4" w:color="A6A6A6"/>
+              <w:bottom w:val="single" w:sz="4" w:color="A6A6A6"/>
+              <w:right w:val="single" w:sz="4" w:color="A6A6A6"/>
+            </w:tcBorders>
+          </w:tcPr>
+          <w:p>
+            <w:pPr>
+              <w:spacing w:before="0" w:after="0" w:line="276" w:lineRule="auto"/>
+              <w:ind w:firstLine="0"/>
+              <w:jc w:val="center"/>
+            </w:pPr>
+            <w:r/>
+            <w:r>
+              <w:rPr>
+                <w:rFonts w:ascii="Times New Roman" w:hAnsi="Times New Roman" w:eastAsia="楷体"/>
+                <w:b w:val="0"/>
+                <w:color w:val="000000"/>
+                <w:sz w:val="18"/>
+              </w:rPr>
+              <w:t>514.64</w:t>
+            </w:r>
+          </w:p>
+        </w:tc>
+      </w:tr>
+      <w:tr>
+        <w:tc>
+          <w:tcPr>
+            <w:tcW w:type="dxa" w:w="1568"/>
+            <w:vAlign w:val="center"/>
+            <w:tcBorders>
+              <w:top w:val="single" w:sz="4" w:color="A6A6A6"/>
+              <w:left w:val="single" w:sz="4" w:color="A6A6A6"/>
+              <w:bottom w:val="single" w:sz="4" w:color="A6A6A6"/>
+              <w:right w:val="single" w:sz="4" w:color="A6A6A6"/>
+            </w:tcBorders>
+          </w:tcPr>
+          <w:p>
+            <w:pPr>
+              <w:spacing w:before="0" w:after="0" w:line="276" w:lineRule="auto"/>
+              <w:ind w:firstLine="0"/>
+              <w:jc w:val="left"/>
+            </w:pPr>
+            <w:r/>
+            <w:r>
+              <w:rPr>
+                <w:rFonts w:ascii="Times New Roman" w:hAnsi="Times New Roman" w:eastAsia="楷体"/>
+                <w:b w:val="0"/>
+                <w:color w:val="000000"/>
+                <w:sz w:val="18"/>
+              </w:rPr>
+              <w:t>2023</w:t>
+            </w:r>
+          </w:p>
+        </w:tc>
+        <w:tc>
+          <w:tcPr>
+            <w:tcW w:type="dxa" w:w="1568"/>
+            <w:vAlign w:val="center"/>
+            <w:tcBorders>
+              <w:top w:val="single" w:sz="4" w:color="A6A6A6"/>
+              <w:left w:val="single" w:sz="4" w:color="A6A6A6"/>
+              <w:bottom w:val="single" w:sz="4" w:color="A6A6A6"/>
+              <w:right w:val="single" w:sz="4" w:color="A6A6A6"/>
+            </w:tcBorders>
+          </w:tcPr>
+          <w:p>
+            <w:pPr>
+              <w:spacing w:before="0" w:after="0" w:line="276" w:lineRule="auto"/>
+              <w:ind w:firstLine="0"/>
+              <w:jc w:val="center"/>
+            </w:pPr>
+            <w:r/>
+            <w:r>
+              <w:rPr>
+                <w:rFonts w:ascii="Times New Roman" w:hAnsi="Times New Roman" w:eastAsia="楷体"/>
+                <w:b w:val="0"/>
+                <w:color w:val="000000"/>
+                <w:sz w:val="18"/>
+              </w:rPr>
+              <w:t>276</w:t>
+            </w:r>
+          </w:p>
+        </w:tc>
+        <w:tc>
+          <w:tcPr>
+            <w:tcW w:type="dxa" w:w="1568"/>
+            <w:vAlign w:val="center"/>
+            <w:tcBorders>
+              <w:top w:val="single" w:sz="4" w:color="A6A6A6"/>
+              <w:left w:val="single" w:sz="4" w:color="A6A6A6"/>
+              <w:bottom w:val="single" w:sz="4" w:color="A6A6A6"/>
+              <w:right w:val="single" w:sz="4" w:color="A6A6A6"/>
+            </w:tcBorders>
+          </w:tcPr>
+          <w:p>
+            <w:pPr>
+              <w:spacing w:before="0" w:after="0" w:line="276" w:lineRule="auto"/>
+              <w:ind w:firstLine="0"/>
+              <w:jc w:val="center"/>
+            </w:pPr>
+            <w:r/>
+            <w:r>
+              <w:rPr>
+                <w:rFonts w:ascii="Times New Roman" w:hAnsi="Times New Roman" w:eastAsia="楷体"/>
+                <w:b w:val="0"/>
+                <w:color w:val="000000"/>
+                <w:sz w:val="18"/>
+              </w:rPr>
+              <w:t>3,199.36</w:t>
+            </w:r>
+          </w:p>
+        </w:tc>
+        <w:tc>
+          <w:tcPr>
+            <w:tcW w:type="dxa" w:w="1568"/>
+            <w:vAlign w:val="center"/>
+            <w:tcBorders>
+              <w:top w:val="single" w:sz="4" w:color="A6A6A6"/>
+              <w:left w:val="single" w:sz="4" w:color="A6A6A6"/>
+              <w:bottom w:val="single" w:sz="4" w:color="A6A6A6"/>
+              <w:right w:val="single" w:sz="4" w:color="A6A6A6"/>
+            </w:tcBorders>
+          </w:tcPr>
+          <w:p>
+            <w:pPr>
+              <w:spacing w:before="0" w:after="0" w:line="276" w:lineRule="auto"/>
+              <w:ind w:firstLine="0"/>
+              <w:jc w:val="center"/>
+            </w:pPr>
+            <w:r/>
+            <w:r>
+              <w:rPr>
+                <w:rFonts w:ascii="Times New Roman" w:hAnsi="Times New Roman" w:eastAsia="楷体"/>
+                <w:b w:val="0"/>
+                <w:color w:val="000000"/>
+                <w:sz w:val="18"/>
+              </w:rPr>
+              <w:t>1,250</w:t>
+            </w:r>
+          </w:p>
+        </w:tc>
+        <w:tc>
+          <w:tcPr>
+            <w:tcW w:type="dxa" w:w="1568"/>
+            <w:vAlign w:val="center"/>
+            <w:tcBorders>
+              <w:top w:val="single" w:sz="4" w:color="A6A6A6"/>
+              <w:left w:val="single" w:sz="4" w:color="A6A6A6"/>
+              <w:bottom w:val="single" w:sz="4" w:color="A6A6A6"/>
+              <w:right w:val="single" w:sz="4" w:color="A6A6A6"/>
+            </w:tcBorders>
+          </w:tcPr>
+          <w:p>
+            <w:pPr>
+              <w:spacing w:before="0" w:after="0" w:line="276" w:lineRule="auto"/>
+              <w:ind w:firstLine="0"/>
+              <w:jc w:val="center"/>
+            </w:pPr>
+            <w:r/>
+            <w:r>
+              <w:rPr>
+                <w:rFonts w:ascii="Times New Roman" w:hAnsi="Times New Roman" w:eastAsia="楷体"/>
+                <w:b w:val="0"/>
+                <w:color w:val="000000"/>
+                <w:sz w:val="18"/>
+              </w:rPr>
+              <w:t>0.84%</w:t>
+            </w:r>
+          </w:p>
+        </w:tc>
+        <w:tc>
+          <w:tcPr>
+            <w:tcW w:type="dxa" w:w="1568"/>
+            <w:vAlign w:val="center"/>
+            <w:tcBorders>
+              <w:top w:val="single" w:sz="4" w:color="A6A6A6"/>
+              <w:left w:val="single" w:sz="4" w:color="A6A6A6"/>
+              <w:bottom w:val="single" w:sz="4" w:color="A6A6A6"/>
+              <w:right w:val="single" w:sz="4" w:color="A6A6A6"/>
+            </w:tcBorders>
+          </w:tcPr>
+          <w:p>
+            <w:pPr>
+              <w:spacing w:before="0" w:after="0" w:line="276" w:lineRule="auto"/>
+              <w:ind w:firstLine="0"/>
+              <w:jc w:val="center"/>
+            </w:pPr>
+            <w:r/>
+            <w:r>
+              <w:rPr>
+                <w:rFonts w:ascii="Times New Roman" w:hAnsi="Times New Roman" w:eastAsia="楷体"/>
+                <w:b w:val="0"/>
+                <w:color w:val="000000"/>
+                <w:sz w:val="18"/>
+              </w:rPr>
+              <w:t>399.93</w:t>
+            </w:r>
+          </w:p>
+        </w:tc>
+      </w:tr>
+      <w:tr>
+        <w:tc>
+          <w:tcPr>
+            <w:tcW w:type="dxa" w:w="1568"/>
+            <w:vAlign w:val="center"/>
+            <w:tcBorders>
+              <w:top w:val="single" w:sz="4" w:color="A6A6A6"/>
+              <w:left w:val="single" w:sz="4" w:color="A6A6A6"/>
+              <w:bottom w:val="single" w:sz="4" w:color="A6A6A6"/>
+              <w:right w:val="single" w:sz="4" w:color="A6A6A6"/>
+            </w:tcBorders>
+          </w:tcPr>
+          <w:p>
+            <w:pPr>
+              <w:spacing w:before="0" w:after="0" w:line="276" w:lineRule="auto"/>
+              <w:ind w:firstLine="0"/>
+              <w:jc w:val="left"/>
+            </w:pPr>
+            <w:r/>
+            <w:r>
+              <w:rPr>
+                <w:rFonts w:ascii="Times New Roman" w:hAnsi="Times New Roman" w:eastAsia="楷体"/>
+                <w:b w:val="0"/>
+                <w:color w:val="000000"/>
+                <w:sz w:val="18"/>
+              </w:rPr>
+              <w:t>2024</w:t>
+            </w:r>
+          </w:p>
+        </w:tc>
+        <w:tc>
+          <w:tcPr>
+            <w:tcW w:type="dxa" w:w="1568"/>
+            <w:vAlign w:val="center"/>
+            <w:tcBorders>
+              <w:top w:val="single" w:sz="4" w:color="A6A6A6"/>
+              <w:left w:val="single" w:sz="4" w:color="A6A6A6"/>
+              <w:bottom w:val="single" w:sz="4" w:color="A6A6A6"/>
+              <w:right w:val="single" w:sz="4" w:color="A6A6A6"/>
+            </w:tcBorders>
+          </w:tcPr>
+          <w:p>
+            <w:pPr>
+              <w:spacing w:before="0" w:after="0" w:line="276" w:lineRule="auto"/>
+              <w:ind w:firstLine="0"/>
+              <w:jc w:val="center"/>
+            </w:pPr>
+            <w:r/>
+            <w:r>
+              <w:rPr>
+                <w:rFonts w:ascii="Times New Roman" w:hAnsi="Times New Roman" w:eastAsia="楷体"/>
+                <w:b w:val="0"/>
+                <w:color w:val="000000"/>
+                <w:sz w:val="18"/>
+              </w:rPr>
+              <w:t>293</w:t>
+            </w:r>
+          </w:p>
+        </w:tc>
+        <w:tc>
+          <w:tcPr>
+            <w:tcW w:type="dxa" w:w="1568"/>
+            <w:vAlign w:val="center"/>
+            <w:tcBorders>
+              <w:top w:val="single" w:sz="4" w:color="A6A6A6"/>
+              <w:left w:val="single" w:sz="4" w:color="A6A6A6"/>
+              <w:bottom w:val="single" w:sz="4" w:color="A6A6A6"/>
+              <w:right w:val="single" w:sz="4" w:color="A6A6A6"/>
+            </w:tcBorders>
+          </w:tcPr>
+          <w:p>
+            <w:pPr>
+              <w:spacing w:before="0" w:after="0" w:line="276" w:lineRule="auto"/>
+              <w:ind w:firstLine="0"/>
+              <w:jc w:val="center"/>
+            </w:pPr>
+            <w:r/>
+            <w:r>
+              <w:rPr>
+                <w:rFonts w:ascii="Times New Roman" w:hAnsi="Times New Roman" w:eastAsia="楷体"/>
+                <w:b w:val="0"/>
+                <w:color w:val="000000"/>
+                <w:sz w:val="18"/>
+              </w:rPr>
+              <w:t>4,146.79</w:t>
+            </w:r>
+          </w:p>
+        </w:tc>
+        <w:tc>
+          <w:tcPr>
+            <w:tcW w:type="dxa" w:w="1568"/>
+            <w:vAlign w:val="center"/>
+            <w:tcBorders>
+              <w:top w:val="single" w:sz="4" w:color="A6A6A6"/>
+              <w:left w:val="single" w:sz="4" w:color="A6A6A6"/>
+              <w:bottom w:val="single" w:sz="4" w:color="A6A6A6"/>
+              <w:right w:val="single" w:sz="4" w:color="A6A6A6"/>
+            </w:tcBorders>
+          </w:tcPr>
+          <w:p>
+            <w:pPr>
+              <w:spacing w:before="0" w:after="0" w:line="276" w:lineRule="auto"/>
+              <w:ind w:firstLine="0"/>
+              <w:jc w:val="center"/>
+            </w:pPr>
+            <w:r/>
+            <w:r>
+              <w:rPr>
+                <w:rFonts w:ascii="Times New Roman" w:hAnsi="Times New Roman" w:eastAsia="楷体"/>
+                <w:b w:val="0"/>
+                <w:color w:val="000000"/>
+                <w:sz w:val="18"/>
+              </w:rPr>
+              <w:t>680</w:t>
+            </w:r>
+          </w:p>
+        </w:tc>
+        <w:tc>
+          <w:tcPr>
+            <w:tcW w:type="dxa" w:w="1568"/>
+            <w:vAlign w:val="center"/>
+            <w:tcBorders>
+              <w:top w:val="single" w:sz="4" w:color="A6A6A6"/>
+              <w:left w:val="single" w:sz="4" w:color="A6A6A6"/>
+              <w:bottom w:val="single" w:sz="4" w:color="A6A6A6"/>
+              <w:right w:val="single" w:sz="4" w:color="A6A6A6"/>
+            </w:tcBorders>
+          </w:tcPr>
+          <w:p>
+            <w:pPr>
+              <w:spacing w:before="0" w:after="0" w:line="276" w:lineRule="auto"/>
+              <w:ind w:firstLine="0"/>
+              <w:jc w:val="center"/>
+            </w:pPr>
+            <w:r/>
+            <w:r>
+              <w:rPr>
+                <w:rFonts w:ascii="Times New Roman" w:hAnsi="Times New Roman" w:eastAsia="楷体"/>
+                <w:b w:val="0"/>
+                <w:color w:val="000000"/>
+                <w:sz w:val="18"/>
+              </w:rPr>
+              <w:t>1.83%</w:t>
+            </w:r>
+          </w:p>
+        </w:tc>
+        <w:tc>
+          <w:tcPr>
+            <w:tcW w:type="dxa" w:w="1568"/>
+            <w:vAlign w:val="center"/>
+            <w:tcBorders>
+              <w:top w:val="single" w:sz="4" w:color="A6A6A6"/>
+              <w:left w:val="single" w:sz="4" w:color="A6A6A6"/>
+              <w:bottom w:val="single" w:sz="4" w:color="A6A6A6"/>
+              <w:right w:val="single" w:sz="4" w:color="A6A6A6"/>
+            </w:tcBorders>
+          </w:tcPr>
+          <w:p>
+            <w:pPr>
+              <w:spacing w:before="0" w:after="0" w:line="276" w:lineRule="auto"/>
+              <w:ind w:firstLine="0"/>
+              <w:jc w:val="center"/>
+            </w:pPr>
+            <w:r/>
+            <w:r>
+              <w:rPr>
+                <w:rFonts w:ascii="Times New Roman" w:hAnsi="Times New Roman" w:eastAsia="楷体"/>
+                <w:b w:val="0"/>
+                <w:color w:val="000000"/>
+                <w:sz w:val="18"/>
+              </w:rPr>
+              <w:t>283.02</w:t>
+            </w:r>
+          </w:p>
+        </w:tc>
+      </w:tr>
+      <w:tr>
+        <w:tc>
+          <w:tcPr>
+            <w:tcW w:type="dxa" w:w="1568"/>
+            <w:vAlign w:val="center"/>
+            <w:tcBorders>
+              <w:top w:val="single" w:sz="4" w:color="A6A6A6"/>
+              <w:left w:val="single" w:sz="4" w:color="A6A6A6"/>
+              <w:bottom w:val="single" w:sz="4" w:color="A6A6A6"/>
+              <w:right w:val="single" w:sz="4" w:color="A6A6A6"/>
+            </w:tcBorders>
+          </w:tcPr>
+          <w:p>
+            <w:pPr>
+              <w:spacing w:before="0" w:after="0" w:line="276" w:lineRule="auto"/>
+              <w:ind w:firstLine="0"/>
+              <w:jc w:val="left"/>
+            </w:pPr>
+            <w:r/>
+            <w:r>
+              <w:rPr>
+                <w:rFonts w:ascii="Times New Roman" w:hAnsi="Times New Roman" w:eastAsia="楷体"/>
+                <w:b w:val="0"/>
+                <w:color w:val="000000"/>
+                <w:sz w:val="18"/>
+              </w:rPr>
+              <w:t>2025</w:t>
+            </w:r>
+          </w:p>
+        </w:tc>
+        <w:tc>
+          <w:tcPr>
+            <w:tcW w:type="dxa" w:w="1568"/>
+            <w:vAlign w:val="center"/>
+            <w:tcBorders>
+              <w:top w:val="single" w:sz="4" w:color="A6A6A6"/>
+              <w:left w:val="single" w:sz="4" w:color="A6A6A6"/>
+              <w:bottom w:val="single" w:sz="4" w:color="A6A6A6"/>
+              <w:right w:val="single" w:sz="4" w:color="A6A6A6"/>
+            </w:tcBorders>
+          </w:tcPr>
+          <w:p>
+            <w:pPr>
+              <w:spacing w:before="0" w:after="0" w:line="276" w:lineRule="auto"/>
+              <w:ind w:firstLine="0"/>
+              <w:jc w:val="center"/>
+            </w:pPr>
+            <w:r/>
+            <w:r>
+              <w:rPr>
+                <w:rFonts w:ascii="Times New Roman" w:hAnsi="Times New Roman" w:eastAsia="楷体"/>
+                <w:b w:val="0"/>
+                <w:color w:val="000000"/>
+                <w:sz w:val="18"/>
+              </w:rPr>
+              <w:t>311</w:t>
+            </w:r>
+          </w:p>
+        </w:tc>
+        <w:tc>
+          <w:tcPr>
+            <w:tcW w:type="dxa" w:w="1568"/>
+            <w:vAlign w:val="center"/>
+            <w:tcBorders>
+              <w:top w:val="single" w:sz="4" w:color="A6A6A6"/>
+              <w:left w:val="single" w:sz="4" w:color="A6A6A6"/>
+              <w:bottom w:val="single" w:sz="4" w:color="A6A6A6"/>
+              <w:right w:val="single" w:sz="4" w:color="A6A6A6"/>
+            </w:tcBorders>
+          </w:tcPr>
+          <w:p>
+            <w:pPr>
+              <w:spacing w:before="0" w:after="0" w:line="276" w:lineRule="auto"/>
+              <w:ind w:firstLine="0"/>
+              <w:jc w:val="center"/>
+            </w:pPr>
+            <w:r/>
+            <w:r>
+              <w:rPr>
+                <w:rFonts w:ascii="Times New Roman" w:hAnsi="Times New Roman" w:eastAsia="楷体"/>
+                <w:b w:val="0"/>
+                <w:color w:val="000000"/>
+                <w:sz w:val="18"/>
+              </w:rPr>
+              <w:t>2,156.42</w:t>
+            </w:r>
+          </w:p>
+        </w:tc>
+        <w:tc>
+          <w:tcPr>
+            <w:tcW w:type="dxa" w:w="1568"/>
+            <w:vAlign w:val="center"/>
+            <w:tcBorders>
+              <w:top w:val="single" w:sz="4" w:color="A6A6A6"/>
+              <w:left w:val="single" w:sz="4" w:color="A6A6A6"/>
+              <w:bottom w:val="single" w:sz="4" w:color="A6A6A6"/>
+              <w:right w:val="single" w:sz="4" w:color="A6A6A6"/>
+            </w:tcBorders>
+          </w:tcPr>
+          <w:p>
+            <w:pPr>
+              <w:spacing w:before="0" w:after="0" w:line="276" w:lineRule="auto"/>
+              <w:ind w:firstLine="0"/>
+              <w:jc w:val="center"/>
+            </w:pPr>
+            <w:r/>
+            <w:r>
+              <w:rPr>
+                <w:rFonts w:ascii="Times New Roman" w:hAnsi="Times New Roman" w:eastAsia="楷体"/>
+                <w:b w:val="0"/>
+                <w:color w:val="000000"/>
+                <w:sz w:val="18"/>
+              </w:rPr>
+              <w:t>1,022</w:t>
+            </w:r>
+          </w:p>
+        </w:tc>
+        <w:tc>
+          <w:tcPr>
+            <w:tcW w:type="dxa" w:w="1568"/>
+            <w:vAlign w:val="center"/>
+            <w:tcBorders>
+              <w:top w:val="single" w:sz="4" w:color="A6A6A6"/>
+              <w:left w:val="single" w:sz="4" w:color="A6A6A6"/>
+              <w:bottom w:val="single" w:sz="4" w:color="A6A6A6"/>
+              <w:right w:val="single" w:sz="4" w:color="A6A6A6"/>
+            </w:tcBorders>
+          </w:tcPr>
+          <w:p>
+            <w:pPr>
+              <w:spacing w:before="0" w:after="0" w:line="276" w:lineRule="auto"/>
+              <w:ind w:firstLine="0"/>
+              <w:jc w:val="center"/>
+            </w:pPr>
+            <w:r/>
+            <w:r>
+              <w:rPr>
+                <w:rFonts w:ascii="Times New Roman" w:hAnsi="Times New Roman" w:eastAsia="楷体"/>
+                <w:b w:val="0"/>
+                <w:color w:val="000000"/>
+                <w:sz w:val="18"/>
+              </w:rPr>
+              <w:t>3.84%</w:t>
+            </w:r>
+          </w:p>
+        </w:tc>
+        <w:tc>
+          <w:tcPr>
+            <w:tcW w:type="dxa" w:w="1568"/>
+            <w:vAlign w:val="center"/>
+            <w:tcBorders>
+              <w:top w:val="single" w:sz="4" w:color="A6A6A6"/>
+              <w:left w:val="single" w:sz="4" w:color="A6A6A6"/>
+              <w:bottom w:val="single" w:sz="4" w:color="A6A6A6"/>
+              <w:right w:val="single" w:sz="4" w:color="A6A6A6"/>
+            </w:tcBorders>
+          </w:tcPr>
+          <w:p>
+            <w:pPr>
+              <w:spacing w:before="0" w:after="0" w:line="276" w:lineRule="auto"/>
+              <w:ind w:firstLine="0"/>
+              <w:jc w:val="center"/>
+            </w:pPr>
+            <w:r/>
+            <w:r>
+              <w:rPr>
+                <w:rFonts w:ascii="Times New Roman" w:hAnsi="Times New Roman" w:eastAsia="楷体"/>
+                <w:b w:val="0"/>
+                <w:color w:val="000000"/>
+                <w:sz w:val="18"/>
+              </w:rPr>
+              <w:t>220.67</w:t>
+            </w:r>
+          </w:p>
+        </w:tc>
+      </w:tr>
+      <w:tr>
+        <w:tc>
+          <w:tcPr>
+            <w:tcW w:type="dxa" w:w="1568"/>
+            <w:vAlign w:val="center"/>
+            <w:tcBorders>
+              <w:top w:val="single" w:sz="4" w:color="A6A6A6"/>
+              <w:left w:val="single" w:sz="4" w:color="A6A6A6"/>
+              <w:bottom w:val="single" w:sz="4" w:color="A6A6A6"/>
+              <w:right w:val="single" w:sz="4" w:color="A6A6A6"/>
+            </w:tcBorders>
+          </w:tcPr>
+          <w:p>
+            <w:pPr>
+              <w:spacing w:before="0" w:after="0" w:line="276" w:lineRule="auto"/>
+              <w:ind w:firstLine="0"/>
+              <w:jc w:val="left"/>
+            </w:pPr>
+            <w:r/>
+            <w:r>
+              <w:rPr>
+                <w:rFonts w:ascii="Times New Roman" w:hAnsi="Times New Roman" w:eastAsia="楷体"/>
+                <w:b w:val="0"/>
+                <w:color w:val="000000"/>
+                <w:sz w:val="18"/>
+              </w:rPr>
+              <w:t>2026年1-4月</w:t>
+            </w:r>
+          </w:p>
+        </w:tc>
+        <w:tc>
+          <w:tcPr>
+            <w:tcW w:type="dxa" w:w="1568"/>
+            <w:vAlign w:val="center"/>
+            <w:tcBorders>
+              <w:top w:val="single" w:sz="4" w:color="A6A6A6"/>
+              <w:left w:val="single" w:sz="4" w:color="A6A6A6"/>
+              <w:bottom w:val="single" w:sz="4" w:color="A6A6A6"/>
+              <w:right w:val="single" w:sz="4" w:color="A6A6A6"/>
+            </w:tcBorders>
+          </w:tcPr>
+          <w:p>
+            <w:pPr>
+              <w:spacing w:before="0" w:after="0" w:line="276" w:lineRule="auto"/>
+              <w:ind w:firstLine="0"/>
+              <w:jc w:val="center"/>
+            </w:pPr>
+            <w:r/>
+            <w:r>
+              <w:rPr>
+                <w:rFonts w:ascii="Times New Roman" w:hAnsi="Times New Roman" w:eastAsia="楷体"/>
+                <w:b w:val="0"/>
+                <w:color w:val="000000"/>
+                <w:sz w:val="18"/>
+              </w:rPr>
+              <w:t>44</w:t>
+            </w:r>
+          </w:p>
+        </w:tc>
+        <w:tc>
+          <w:tcPr>
+            <w:tcW w:type="dxa" w:w="1568"/>
+            <w:vAlign w:val="center"/>
+            <w:tcBorders>
+              <w:top w:val="single" w:sz="4" w:color="A6A6A6"/>
+              <w:left w:val="single" w:sz="4" w:color="A6A6A6"/>
+              <w:bottom w:val="single" w:sz="4" w:color="A6A6A6"/>
+              <w:right w:val="single" w:sz="4" w:color="A6A6A6"/>
+            </w:tcBorders>
+          </w:tcPr>
+          <w:p>
+            <w:pPr>
+              <w:spacing w:before="0" w:after="0" w:line="276" w:lineRule="auto"/>
+              <w:ind w:firstLine="0"/>
+              <w:jc w:val="center"/>
+            </w:pPr>
+            <w:r/>
+            <w:r>
+              <w:rPr>
+                <w:rFonts w:ascii="Times New Roman" w:hAnsi="Times New Roman" w:eastAsia="楷体"/>
+                <w:b w:val="0"/>
+                <w:color w:val="000000"/>
+                <w:sz w:val="18"/>
+              </w:rPr>
+              <w:t>308.93</w:t>
+            </w:r>
+          </w:p>
+        </w:tc>
+        <w:tc>
+          <w:tcPr>
+            <w:tcW w:type="dxa" w:w="1568"/>
+            <w:vAlign w:val="center"/>
+            <w:tcBorders>
+              <w:top w:val="single" w:sz="4" w:color="A6A6A6"/>
+              <w:left w:val="single" w:sz="4" w:color="A6A6A6"/>
+              <w:bottom w:val="single" w:sz="4" w:color="A6A6A6"/>
+              <w:right w:val="single" w:sz="4" w:color="A6A6A6"/>
+            </w:tcBorders>
+          </w:tcPr>
+          <w:p>
+            <w:pPr>
+              <w:spacing w:before="0" w:after="0" w:line="276" w:lineRule="auto"/>
+              <w:ind w:firstLine="0"/>
+              <w:jc w:val="center"/>
+            </w:pPr>
+            <w:r/>
+            <w:r>
+              <w:rPr>
+                <w:rFonts w:ascii="Times New Roman" w:hAnsi="Times New Roman" w:eastAsia="楷体"/>
+                <w:b w:val="0"/>
+                <w:color w:val="000000"/>
+                <w:sz w:val="18"/>
+              </w:rPr>
+              <w:t>—</w:t>
+            </w:r>
+          </w:p>
+        </w:tc>
+        <w:tc>
+          <w:tcPr>
+            <w:tcW w:type="dxa" w:w="1568"/>
+            <w:vAlign w:val="center"/>
+            <w:tcBorders>
+              <w:top w:val="single" w:sz="4" w:color="A6A6A6"/>
+              <w:left w:val="single" w:sz="4" w:color="A6A6A6"/>
+              <w:bottom w:val="single" w:sz="4" w:color="A6A6A6"/>
+              <w:right w:val="single" w:sz="4" w:color="A6A6A6"/>
+            </w:tcBorders>
+          </w:tcPr>
+          <w:p>
+            <w:pPr>
+              <w:spacing w:before="0" w:after="0" w:line="276" w:lineRule="auto"/>
+              <w:ind w:firstLine="0"/>
+              <w:jc w:val="center"/>
+            </w:pPr>
+            <w:r/>
+            <w:r>
+              <w:rPr>
+                <w:rFonts w:ascii="Times New Roman" w:hAnsi="Times New Roman" w:eastAsia="楷体"/>
+                <w:b w:val="0"/>
+                <w:color w:val="000000"/>
+                <w:sz w:val="18"/>
+              </w:rPr>
+              <w:t>—</w:t>
+            </w:r>
+          </w:p>
+        </w:tc>
+        <w:tc>
+          <w:tcPr>
+            <w:tcW w:type="dxa" w:w="1568"/>
+            <w:vAlign w:val="center"/>
+            <w:tcBorders>
+              <w:top w:val="single" w:sz="4" w:color="A6A6A6"/>
+              <w:left w:val="single" w:sz="4" w:color="A6A6A6"/>
+              <w:bottom w:val="single" w:sz="4" w:color="A6A6A6"/>
+              <w:right w:val="single" w:sz="4" w:color="A6A6A6"/>
+            </w:tcBorders>
+          </w:tcPr>
+          <w:p>
+            <w:pPr>
+              <w:spacing w:before="0" w:after="0" w:line="276" w:lineRule="auto"/>
+              <w:ind w:firstLine="0"/>
+              <w:jc w:val="center"/>
+            </w:pPr>
+            <w:r/>
+            <w:r>
+              <w:rPr>
+                <w:rFonts w:ascii="Times New Roman" w:hAnsi="Times New Roman" w:eastAsia="楷体"/>
+                <w:b w:val="0"/>
+                <w:color w:val="000000"/>
+                <w:sz w:val="18"/>
+              </w:rPr>
+              <w:t>28.12</w:t>
+            </w:r>
+          </w:p>
+        </w:tc>
+      </w:tr>
+    </w:tbl>
+    <w:p>
+      <w:pPr>
+        <w:spacing w:before="0" w:after="80" w:line="360" w:lineRule="auto"/>
+        <w:ind w:firstLine="0"/>
+      </w:pPr>
+      <w:r>
+        <w:rPr>
+          <w:rFonts w:ascii="Times New Roman" w:hAnsi="Times New Roman" w:eastAsia="楷体"/>
+          <w:b w:val="0"/>
+          <w:color w:val="000000"/>
+          <w:sz w:val="19"/>
+        </w:rPr>
+        <w:t>资料来源:中指数据库,风控信评部整理</w:t>
       </w:r>
     </w:p>
     <w:p>
@@ -4388,7 +6697,7 @@
           <w:color w:val="000000"/>
           <w:sz w:val="21"/>
         </w:rPr>
-        <w:t>政府债务方面，2023、2024、2025年末赤峰市地方政府债务余额分别为756.93亿元、881.02亿元、1,075.80亿元，2025年末债务限额1,183.00亿元，债务余额控制在限额以内；城投有息债务2025年末估算余额267.99亿元。债务率指标看，2025年末政府债务率608.71%、城投债务率151.63%、宽口径债务率760.34%。</w:t>
+        <w:t>从房地产销售看，2021-2025年郑州市商品住宅成交面积由1,466.22万㎡变动至575.18万㎡、累计下降60.8%；新房均价2025年为11,458元/㎡、较2021年高点(12,956元/㎡)累计下跌11.56%。二手房市场仍处于深度调整，据中指冰山指数(最低挂牌价口径)，郑州二手房挂牌价较2018年5月高点累计下跌51.16%，2023年累计跌幅-9.19%、2024年累计跌幅-12.39%、2025年累计跌幅-14.00%。</w:t>
       </w:r>
     </w:p>
     <w:p>
@@ -4403,7 +6712,22 @@
           <w:color w:val="000000"/>
           <w:sz w:val="21"/>
         </w:rPr>
-        <w:t>综合来看，赤峰市财政基本盘总体稳健，但土地财政收缩与债务规模扩张是当前主要压力线；我们预计宽口径债务率短期内将维持偏高水平，需重点关注后续化债进展、土地市场企稳情况以及融资平台合规整改对城投再融资能力的影响。</w:t>
+        <w:t>政府债务方面，2023、2024、2025年末郑州市地方政府债务余额分别为3,355.33亿元、3,938.82亿元、4,672.90亿元，两年累计增长39.27%，主要源于地方专项债加快发行及置换债集中落地；2025年末债务限额4,748.40亿元，债务余额控制在限额以内。城投有息债务方面，2025年末估算余额为8,929.15亿元、规模在全国地级市中位居前列，较2023年末增长12.70%。债务率指标看，2025年末郑州市政府债务率311.71%、城投债务率595.63%、宽口径债务率907.35%，较2023年末抬升428.11个百分点，显著高于公认的300%偏高临界线、在全国主要城市中处于较高水平。值得注意的是，政府性基金收入下滑是债务率分母端走低的重要因素，叠加债务规模快速扩张，对债务率指标形成放大效应。</w:t>
+      </w:r>
+    </w:p>
+    <w:p>
+      <w:pPr>
+        <w:spacing w:before="0" w:after="60" w:line="360" w:lineRule="auto"/>
+        <w:ind w:firstLine="420"/>
+      </w:pPr>
+      <w:r>
+        <w:rPr>
+          <w:rFonts w:ascii="Times New Roman" w:hAnsi="Times New Roman" w:eastAsia="楷体"/>
+          <w:b w:val="0"/>
+          <w:color w:val="000000"/>
+          <w:sz w:val="21"/>
+        </w:rPr>
+        <w:t>综合来看，郑州市省内地位绝对核心、枢纽优势强，但经济与财政质量在中部主要省会中处于中游、土地财政深度调整、债务压力突出。我们预计宽口径债务率短期内将维持高位，需重点关注后续化债进展、土地市场企稳情况以及融资平台合规整改对城投平台再融资能力的影响。</w:t>
       </w:r>
     </w:p>
     <w:sectPr>
